--- a/01-电源电路/01-线性稳压电路/可调输出稳压电路/可调输出稳压电路.docx
+++ b/01-电源电路/01-线性稳压电路/可调输出稳压电路/可调输出稳压电路.docx
@@ -3430,6 +3430,20 @@
     </w:p>
     <w:bookmarkEnd w:id="26"/>
     <w:bookmarkEnd w:id="27"/>
+    <w:p>
+      <w:pPr>
+        <w:spacing w:before="360"/>
+        <w:jc w:val="center"/>
+      </w:pPr>
+      <w:r>
+        <w:rPr>
+          <w:rFonts w:ascii="Times New Roman" w:hAnsi="Times New Roman"/>
+          <w:color w:val="555555"/>
+          <w:sz w:val="21"/>
+        </w:rPr>
+        <w:t>材料收集者：杜文杰</w:t>
+      </w:r>
+    </w:p>
     <w:sectPr>
       <w:headerReference r:id="rId9" w:type="default"/>
       <w:footerReference r:id="rId10" w:type="default"/>

--- a/01-电源电路/01-线性稳压电路/可调输出稳压电路/可调输出稳压电路.docx
+++ b/01-电源电路/01-线性稳压电路/可调输出稳压电路/可调输出稳压电路.docx
@@ -1,6 +1,6 @@
 
 <file path=word/document.xml><?xml version="1.0" encoding="utf-8"?>
-<w:document xmlns:w="http://schemas.openxmlformats.org/wordprocessingml/2006/main" xmlns:m="http://schemas.openxmlformats.org/officeDocument/2006/math" xmlns:r="http://schemas.openxmlformats.org/officeDocument/2006/relationships" xmlns:o="urn:schemas-microsoft-com:office:office" xmlns:v="urn:schemas-microsoft-com:vml" xmlns:w10="urn:schemas-microsoft-com:office:word" xmlns:a="http://schemas.openxmlformats.org/drawingml/2006/main" xmlns:pic="http://schemas.openxmlformats.org/drawingml/2006/picture" xmlns:wp="http://schemas.openxmlformats.org/drawingml/2006/wordprocessingDrawing">
+<w:document xmlns:m="http://schemas.openxmlformats.org/officeDocument/2006/math" xmlns:r="http://schemas.openxmlformats.org/officeDocument/2006/relationships" xmlns:w="http://schemas.openxmlformats.org/wordprocessingml/2006/main" xmlns:o="urn:schemas-microsoft-com:office:office" xmlns:v="urn:schemas-microsoft-com:vml" xmlns:w10="urn:schemas-microsoft-com:office:word" xmlns:a="http://schemas.openxmlformats.org/drawingml/2006/main" xmlns:pic="http://schemas.openxmlformats.org/drawingml/2006/picture" xmlns:wp="http://schemas.openxmlformats.org/drawingml/2006/wordprocessingDrawing">
   <w:body>
     <w:bookmarkStart w:id="27" w:name="可调输出稳压电路"/>
     <w:p>
@@ -9,7 +9,7 @@
       </w:pPr>
       <w:r>
         <w:rPr>
-          <w:rFonts w:hint="eastAsia"/>
+          <w:rFonts w:hint="eastAsia" w:eastAsia="黑体"/>
         </w:rPr>
         <w:t xml:space="preserve">可调输出稳压电路</w:t>
       </w:r>
@@ -21,7 +21,7 @@
       </w:pPr>
       <w:r>
         <w:rPr>
-          <w:rFonts w:hint="eastAsia"/>
+          <w:rFonts w:hint="eastAsia" w:eastAsia="黑体"/>
         </w:rPr>
         <w:t xml:space="preserve">拓扑描述</w:t>
       </w:r>
@@ -32,16 +32,19 @@
       </w:pPr>
       <w:r>
         <w:rPr>
-          <w:rFonts w:hint="eastAsia"/>
+          <w:rFonts w:hint="eastAsia" w:eastAsia="黑体"/>
         </w:rPr>
         <w:t xml:space="preserve">由</w:t>
       </w:r>
       <w:r>
+        <w:rPr>
+          <w:rFonts w:eastAsia="黑体"/>
+        </w:rPr>
         <w:t xml:space="preserve"> </w:t>
       </w:r>
       <w:r>
         <w:rPr>
-          <w:rFonts w:hint="eastAsia"/>
+          <w:rFonts w:hint="eastAsia" w:eastAsia="黑体"/>
           <w:b/>
           <w:bCs/>
         </w:rPr>
@@ -49,6 +52,7 @@
       </w:r>
       <w:r>
         <w:rPr>
+          <w:rFonts w:eastAsia="黑体"/>
           <w:b/>
           <w:bCs/>
         </w:rPr>
@@ -70,49 +74,61 @@
       </m:oMath>
       <w:r>
         <w:rPr>
-          <w:rFonts w:hint="eastAsia"/>
+          <w:rFonts w:hint="eastAsia" w:eastAsia="黑体"/>
         </w:rPr>
         <w:t xml:space="preserve">（如</w:t>
       </w:r>
       <w:r>
+        <w:rPr>
+          <w:rFonts w:eastAsia="黑体"/>
+        </w:rPr>
         <w:t xml:space="preserve"> </w:t>
       </w:r>
       <w:r>
         <w:rPr>
-          <w:rFonts w:hint="eastAsia"/>
+          <w:rFonts w:hint="eastAsia" w:eastAsia="黑体"/>
         </w:rPr>
         <w:t xml:space="preserve">LM317，含输入脚</w:t>
       </w:r>
       <w:r>
+        <w:rPr>
+          <w:rFonts w:eastAsia="黑体"/>
+        </w:rPr>
         <w:t xml:space="preserve"> </w:t>
       </w:r>
       <w:r>
         <w:rPr>
-          <w:rFonts w:hint="eastAsia"/>
+          <w:rFonts w:hint="eastAsia" w:eastAsia="黑体"/>
         </w:rPr>
         <w:t xml:space="preserve">IN、输出脚</w:t>
       </w:r>
       <w:r>
+        <w:rPr>
+          <w:rFonts w:eastAsia="黑体"/>
+        </w:rPr>
         <w:t xml:space="preserve"> </w:t>
       </w:r>
       <w:r>
         <w:rPr>
-          <w:rFonts w:hint="eastAsia"/>
+          <w:rFonts w:hint="eastAsia" w:eastAsia="黑体"/>
         </w:rPr>
         <w:t xml:space="preserve">OUT、调整脚</w:t>
       </w:r>
       <w:r>
+        <w:rPr>
+          <w:rFonts w:eastAsia="黑体"/>
+        </w:rPr>
         <w:t xml:space="preserve"> </w:t>
       </w:r>
       <w:r>
         <w:rPr>
-          <w:rFonts w:hint="eastAsia"/>
+          <w:rFonts w:hint="eastAsia" w:eastAsia="黑体"/>
         </w:rPr>
         <w:t xml:space="preserve">ADJ）、</w:t>
       </w:r>
       <w:r>
         <w:rPr>
-          <w:rFonts w:hint="eastAsia"/>
+          <w:rFonts w:hint="eastAsia" w:eastAsia="黑体"/>
           <w:b/>
           <w:bCs/>
         </w:rPr>
@@ -120,6 +136,7 @@
       </w:r>
       <w:r>
         <w:rPr>
+          <w:rFonts w:eastAsia="黑体"/>
           <w:b/>
           <w:bCs/>
         </w:rPr>
@@ -141,6 +158,7 @@
       </m:oMath>
       <w:r>
         <w:rPr>
+          <w:rFonts w:eastAsia="黑体"/>
           <w:b/>
           <w:bCs/>
         </w:rPr>
@@ -161,20 +179,26 @@
         </m:sSub>
       </m:oMath>
       <w:r>
+        <w:rPr>
+          <w:rFonts w:eastAsia="黑体"/>
+        </w:rPr>
         <w:t xml:space="preserve"> </w:t>
       </w:r>
       <w:r>
         <w:rPr>
-          <w:rFonts w:hint="eastAsia"/>
+          <w:rFonts w:hint="eastAsia" w:eastAsia="黑体"/>
         </w:rPr>
         <w:t xml:space="preserve">与</w:t>
       </w:r>
       <w:r>
+        <w:rPr>
+          <w:rFonts w:eastAsia="黑体"/>
+        </w:rPr>
         <w:t xml:space="preserve"> </w:t>
       </w:r>
       <w:r>
         <w:rPr>
-          <w:rFonts w:hint="eastAsia"/>
+          <w:rFonts w:hint="eastAsia" w:eastAsia="黑体"/>
           <w:b/>
           <w:bCs/>
         </w:rPr>
@@ -182,6 +206,7 @@
       </w:r>
       <w:r>
         <w:rPr>
+          <w:rFonts w:eastAsia="黑体"/>
           <w:b/>
           <w:bCs/>
         </w:rPr>
@@ -209,6 +234,7 @@
       </m:oMath>
       <w:r>
         <w:rPr>
+          <w:rFonts w:eastAsia="黑体"/>
           <w:b/>
           <w:bCs/>
         </w:rPr>
@@ -235,26 +261,32 @@
         </m:sSub>
       </m:oMath>
       <w:r>
+        <w:rPr>
+          <w:rFonts w:eastAsia="黑体"/>
+        </w:rPr>
         <w:t xml:space="preserve"> </w:t>
       </w:r>
       <w:r>
         <w:rPr>
-          <w:rFonts w:hint="eastAsia"/>
+          <w:rFonts w:hint="eastAsia" w:eastAsia="黑体"/>
         </w:rPr>
         <w:t xml:space="preserve">组成。电路共有</w:t>
       </w:r>
       <w:r>
+        <w:rPr>
+          <w:rFonts w:eastAsia="黑体"/>
+        </w:rPr>
         <w:t xml:space="preserve"> 4 </w:t>
       </w:r>
       <w:r>
         <w:rPr>
-          <w:rFonts w:hint="eastAsia"/>
+          <w:rFonts w:hint="eastAsia" w:eastAsia="黑体"/>
         </w:rPr>
         <w:t xml:space="preserve">个关键节点：</w:t>
       </w:r>
       <w:r>
         <w:rPr>
-          <w:rFonts w:hint="eastAsia"/>
+          <w:rFonts w:hint="eastAsia" w:eastAsia="黑体"/>
           <w:b/>
           <w:bCs/>
         </w:rPr>
@@ -262,6 +294,7 @@
       </w:r>
       <w:r>
         <w:rPr>
+          <w:rFonts w:eastAsia="黑体"/>
           <w:b/>
           <w:bCs/>
         </w:rPr>
@@ -269,7 +302,7 @@
       </w:r>
       <w:r>
         <w:rPr>
-          <w:rFonts w:hint="eastAsia"/>
+          <w:rFonts w:hint="eastAsia" w:eastAsia="黑体"/>
           <w:b/>
           <w:bCs/>
         </w:rPr>
@@ -277,11 +310,14 @@
       </w:r>
       <w:r>
         <w:rPr>
-          <w:rFonts w:hint="eastAsia"/>
+          <w:rFonts w:hint="eastAsia" w:eastAsia="黑体"/>
         </w:rPr>
         <w:t xml:space="preserve">（输入电压</w:t>
       </w:r>
       <w:r>
+        <w:rPr>
+          <w:rFonts w:eastAsia="黑体"/>
+        </w:rPr>
         <w:t xml:space="preserve"> </w:t>
       </w:r>
       <m:oMath>
@@ -302,15 +338,21 @@
         </m:sSub>
       </m:oMath>
       <w:r>
+        <w:rPr>
+          <w:rFonts w:eastAsia="黑体"/>
+        </w:rPr>
         <w:t xml:space="preserve"> </w:t>
       </w:r>
       <w:r>
         <w:rPr>
-          <w:rFonts w:hint="eastAsia"/>
+          <w:rFonts w:hint="eastAsia" w:eastAsia="黑体"/>
         </w:rPr>
         <w:t xml:space="preserve">正端与</w:t>
       </w:r>
       <w:r>
+        <w:rPr>
+          <w:rFonts w:eastAsia="黑体"/>
+        </w:rPr>
         <w:t xml:space="preserve"> </w:t>
       </w:r>
       <m:oMath>
@@ -328,26 +370,32 @@
         </m:sSub>
       </m:oMath>
       <w:r>
+        <w:rPr>
+          <w:rFonts w:eastAsia="黑体"/>
+        </w:rPr>
         <w:t xml:space="preserve"> </w:t>
       </w:r>
       <w:r>
         <w:rPr>
-          <w:rFonts w:hint="eastAsia"/>
+          <w:rFonts w:hint="eastAsia" w:eastAsia="黑体"/>
         </w:rPr>
         <w:t xml:space="preserve">的</w:t>
       </w:r>
       <w:r>
+        <w:rPr>
+          <w:rFonts w:eastAsia="黑体"/>
+        </w:rPr>
         <w:t xml:space="preserve"> IN </w:t>
       </w:r>
       <w:r>
         <w:rPr>
-          <w:rFonts w:hint="eastAsia"/>
+          <w:rFonts w:hint="eastAsia" w:eastAsia="黑体"/>
         </w:rPr>
         <w:t xml:space="preserve">相连）；</w:t>
       </w:r>
       <w:r>
         <w:rPr>
-          <w:rFonts w:hint="eastAsia"/>
+          <w:rFonts w:hint="eastAsia" w:eastAsia="黑体"/>
           <w:b/>
           <w:bCs/>
         </w:rPr>
@@ -355,6 +403,7 @@
       </w:r>
       <w:r>
         <w:rPr>
+          <w:rFonts w:eastAsia="黑体"/>
           <w:b/>
           <w:bCs/>
         </w:rPr>
@@ -362,7 +411,7 @@
       </w:r>
       <w:r>
         <w:rPr>
-          <w:rFonts w:hint="eastAsia"/>
+          <w:rFonts w:hint="eastAsia" w:eastAsia="黑体"/>
           <w:b/>
           <w:bCs/>
         </w:rPr>
@@ -370,7 +419,7 @@
       </w:r>
       <w:r>
         <w:rPr>
-          <w:rFonts w:hint="eastAsia"/>
+          <w:rFonts w:hint="eastAsia" w:eastAsia="黑体"/>
         </w:rPr>
         <w:t xml:space="preserve">（</w:t>
       </w:r>
@@ -389,15 +438,21 @@
         </m:sSub>
       </m:oMath>
       <w:r>
+        <w:rPr>
+          <w:rFonts w:eastAsia="黑体"/>
+        </w:rPr>
         <w:t xml:space="preserve"> </w:t>
       </w:r>
       <w:r>
         <w:rPr>
-          <w:rFonts w:hint="eastAsia"/>
+          <w:rFonts w:hint="eastAsia" w:eastAsia="黑体"/>
         </w:rPr>
         <w:t xml:space="preserve">的</w:t>
       </w:r>
       <w:r>
+        <w:rPr>
+          <w:rFonts w:eastAsia="黑体"/>
+        </w:rPr>
         <w:t xml:space="preserve"> OUT、</w:t>
       </w:r>
       <m:oMath>
@@ -415,11 +470,14 @@
         </m:sSub>
       </m:oMath>
       <w:r>
+        <w:rPr>
+          <w:rFonts w:eastAsia="黑体"/>
+        </w:rPr>
         <w:t xml:space="preserve"> </w:t>
       </w:r>
       <w:r>
         <w:rPr>
-          <w:rFonts w:hint="eastAsia"/>
+          <w:rFonts w:hint="eastAsia" w:eastAsia="黑体"/>
         </w:rPr>
         <w:t xml:space="preserve">一端、</w:t>
       </w:r>
@@ -444,15 +502,21 @@
         </m:sSub>
       </m:oMath>
       <w:r>
+        <w:rPr>
+          <w:rFonts w:eastAsia="黑体"/>
+        </w:rPr>
         <w:t xml:space="preserve"> </w:t>
       </w:r>
       <w:r>
         <w:rPr>
-          <w:rFonts w:hint="eastAsia"/>
+          <w:rFonts w:hint="eastAsia" w:eastAsia="黑体"/>
         </w:rPr>
         <w:t xml:space="preserve">一端与输出</w:t>
       </w:r>
       <w:r>
+        <w:rPr>
+          <w:rFonts w:eastAsia="黑体"/>
+        </w:rPr>
         <w:t xml:space="preserve"> </w:t>
       </w:r>
       <m:oMath>
@@ -476,17 +540,20 @@
         </m:sSub>
       </m:oMath>
       <w:r>
+        <w:rPr>
+          <w:rFonts w:eastAsia="黑体"/>
+        </w:rPr>
         <w:t xml:space="preserve"> </w:t>
       </w:r>
       <w:r>
         <w:rPr>
-          <w:rFonts w:hint="eastAsia"/>
+          <w:rFonts w:hint="eastAsia" w:eastAsia="黑体"/>
         </w:rPr>
         <w:t xml:space="preserve">相连）；</w:t>
       </w:r>
       <w:r>
         <w:rPr>
-          <w:rFonts w:hint="eastAsia"/>
+          <w:rFonts w:hint="eastAsia" w:eastAsia="黑体"/>
           <w:b/>
           <w:bCs/>
         </w:rPr>
@@ -494,6 +561,7 @@
       </w:r>
       <w:r>
         <w:rPr>
+          <w:rFonts w:eastAsia="黑体"/>
           <w:b/>
           <w:bCs/>
         </w:rPr>
@@ -501,7 +569,7 @@
       </w:r>
       <w:r>
         <w:rPr>
-          <w:rFonts w:hint="eastAsia"/>
+          <w:rFonts w:hint="eastAsia" w:eastAsia="黑体"/>
           <w:b/>
           <w:bCs/>
         </w:rPr>
@@ -509,7 +577,7 @@
       </w:r>
       <w:r>
         <w:rPr>
-          <w:rFonts w:hint="eastAsia"/>
+          <w:rFonts w:hint="eastAsia" w:eastAsia="黑体"/>
         </w:rPr>
         <w:t xml:space="preserve">（</w:t>
       </w:r>
@@ -528,15 +596,21 @@
         </m:sSub>
       </m:oMath>
       <w:r>
+        <w:rPr>
+          <w:rFonts w:eastAsia="黑体"/>
+        </w:rPr>
         <w:t xml:space="preserve"> </w:t>
       </w:r>
       <w:r>
         <w:rPr>
-          <w:rFonts w:hint="eastAsia"/>
+          <w:rFonts w:hint="eastAsia" w:eastAsia="黑体"/>
         </w:rPr>
         <w:t xml:space="preserve">的</w:t>
       </w:r>
       <w:r>
+        <w:rPr>
+          <w:rFonts w:eastAsia="黑体"/>
+        </w:rPr>
         <w:t xml:space="preserve"> ADJ、</w:t>
       </w:r>
       <m:oMath>
@@ -554,11 +628,14 @@
         </m:sSub>
       </m:oMath>
       <w:r>
+        <w:rPr>
+          <w:rFonts w:eastAsia="黑体"/>
+        </w:rPr>
         <w:t xml:space="preserve"> </w:t>
       </w:r>
       <w:r>
         <w:rPr>
-          <w:rFonts w:hint="eastAsia"/>
+          <w:rFonts w:hint="eastAsia" w:eastAsia="黑体"/>
         </w:rPr>
         <w:t xml:space="preserve">另一端、</w:t>
       </w:r>
@@ -577,11 +654,14 @@
         </m:sSub>
       </m:oMath>
       <w:r>
+        <w:rPr>
+          <w:rFonts w:eastAsia="黑体"/>
+        </w:rPr>
         <w:t xml:space="preserve"> </w:t>
       </w:r>
       <w:r>
         <w:rPr>
-          <w:rFonts w:hint="eastAsia"/>
+          <w:rFonts w:hint="eastAsia" w:eastAsia="黑体"/>
         </w:rPr>
         <w:t xml:space="preserve">一端、</w:t>
       </w:r>
@@ -606,17 +686,20 @@
         </m:sSub>
       </m:oMath>
       <w:r>
+        <w:rPr>
+          <w:rFonts w:eastAsia="黑体"/>
+        </w:rPr>
         <w:t xml:space="preserve"> </w:t>
       </w:r>
       <w:r>
         <w:rPr>
-          <w:rFonts w:hint="eastAsia"/>
+          <w:rFonts w:hint="eastAsia" w:eastAsia="黑体"/>
         </w:rPr>
         <w:t xml:space="preserve">一端四者相连）；</w:t>
       </w:r>
       <w:r>
         <w:rPr>
-          <w:rFonts w:hint="eastAsia"/>
+          <w:rFonts w:hint="eastAsia" w:eastAsia="黑体"/>
           <w:b/>
           <w:bCs/>
         </w:rPr>
@@ -624,6 +707,7 @@
       </w:r>
       <w:r>
         <w:rPr>
+          <w:rFonts w:eastAsia="黑体"/>
           <w:b/>
           <w:bCs/>
         </w:rPr>
@@ -631,7 +715,7 @@
       </w:r>
       <w:r>
         <w:rPr>
-          <w:rFonts w:hint="eastAsia"/>
+          <w:rFonts w:hint="eastAsia" w:eastAsia="黑体"/>
           <w:b/>
           <w:bCs/>
         </w:rPr>
@@ -639,6 +723,7 @@
       </w:r>
       <w:r>
         <w:rPr>
+          <w:rFonts w:eastAsia="黑体"/>
           <w:b/>
           <w:bCs/>
         </w:rPr>
@@ -646,7 +731,7 @@
       </w:r>
       <w:r>
         <w:rPr>
-          <w:rFonts w:hint="eastAsia"/>
+          <w:rFonts w:hint="eastAsia" w:eastAsia="黑体"/>
         </w:rPr>
         <w:t xml:space="preserve">（</w:t>
       </w:r>
@@ -668,11 +753,14 @@
         </m:sSub>
       </m:oMath>
       <w:r>
+        <w:rPr>
+          <w:rFonts w:eastAsia="黑体"/>
+        </w:rPr>
         <w:t xml:space="preserve"> </w:t>
       </w:r>
       <w:r>
         <w:rPr>
-          <w:rFonts w:hint="eastAsia"/>
+          <w:rFonts w:hint="eastAsia" w:eastAsia="黑体"/>
         </w:rPr>
         <w:t xml:space="preserve">负端、</w:t>
       </w:r>
@@ -691,11 +779,14 @@
         </m:sSub>
       </m:oMath>
       <w:r>
+        <w:rPr>
+          <w:rFonts w:eastAsia="黑体"/>
+        </w:rPr>
         <w:t xml:space="preserve"> </w:t>
       </w:r>
       <w:r>
         <w:rPr>
-          <w:rFonts w:hint="eastAsia"/>
+          <w:rFonts w:hint="eastAsia" w:eastAsia="黑体"/>
         </w:rPr>
         <w:t xml:space="preserve">另一端、</w:t>
       </w:r>
@@ -720,11 +811,14 @@
         </m:sSub>
       </m:oMath>
       <w:r>
+        <w:rPr>
+          <w:rFonts w:eastAsia="黑体"/>
+        </w:rPr>
         <w:t xml:space="preserve"> </w:t>
       </w:r>
       <w:r>
         <w:rPr>
-          <w:rFonts w:hint="eastAsia"/>
+          <w:rFonts w:hint="eastAsia" w:eastAsia="黑体"/>
         </w:rPr>
         <w:t xml:space="preserve">另一端、</w:t>
       </w:r>
@@ -749,11 +843,14 @@
         </m:sSub>
       </m:oMath>
       <w:r>
+        <w:rPr>
+          <w:rFonts w:eastAsia="黑体"/>
+        </w:rPr>
         <w:t xml:space="preserve"> </w:t>
       </w:r>
       <w:r>
         <w:rPr>
-          <w:rFonts w:hint="eastAsia"/>
+          <w:rFonts w:hint="eastAsia" w:eastAsia="黑体"/>
         </w:rPr>
         <w:t xml:space="preserve">另一端四者相连）。</w:t>
       </w:r>
@@ -762,7 +859,7 @@
       <w:pPr/>
       <w:r>
         <w:rPr>
-          <w:rFonts w:hint="eastAsia"/>
+          <w:rFonts w:hint="eastAsia" w:eastAsia="黑体"/>
         </w:rPr>
         <w:t xml:space="preserve">各元件管脚连接：</w:t>
       </w:r>
@@ -781,38 +878,50 @@
         </m:sSub>
       </m:oMath>
       <w:r>
+        <w:rPr>
+          <w:rFonts w:eastAsia="黑体"/>
+        </w:rPr>
         <w:t xml:space="preserve"> </w:t>
       </w:r>
       <w:r>
         <w:rPr>
-          <w:rFonts w:hint="eastAsia"/>
+          <w:rFonts w:hint="eastAsia" w:eastAsia="黑体"/>
         </w:rPr>
         <w:t xml:space="preserve">的</w:t>
       </w:r>
       <w:r>
+        <w:rPr>
+          <w:rFonts w:eastAsia="黑体"/>
+        </w:rPr>
         <w:t xml:space="preserve"> IN </w:t>
       </w:r>
       <w:r>
         <w:rPr>
-          <w:rFonts w:hint="eastAsia"/>
+          <w:rFonts w:hint="eastAsia" w:eastAsia="黑体"/>
         </w:rPr>
         <w:t xml:space="preserve">接输入节点、OUT</w:t>
       </w:r>
       <w:r>
+        <w:rPr>
+          <w:rFonts w:eastAsia="黑体"/>
+        </w:rPr>
         <w:t xml:space="preserve"> </w:t>
       </w:r>
       <w:r>
         <w:rPr>
-          <w:rFonts w:hint="eastAsia"/>
+          <w:rFonts w:hint="eastAsia" w:eastAsia="黑体"/>
         </w:rPr>
         <w:t xml:space="preserve">接输出节点、ADJ</w:t>
       </w:r>
       <w:r>
+        <w:rPr>
+          <w:rFonts w:eastAsia="黑体"/>
+        </w:rPr>
         <w:t xml:space="preserve"> </w:t>
       </w:r>
       <w:r>
         <w:rPr>
-          <w:rFonts w:hint="eastAsia"/>
+          <w:rFonts w:hint="eastAsia" w:eastAsia="黑体"/>
         </w:rPr>
         <w:t xml:space="preserve">接调整节点；</w:t>
       </w:r>
@@ -831,11 +940,14 @@
         </m:sSub>
       </m:oMath>
       <w:r>
+        <w:rPr>
+          <w:rFonts w:eastAsia="黑体"/>
+        </w:rPr>
         <w:t xml:space="preserve"> </w:t>
       </w:r>
       <w:r>
         <w:rPr>
-          <w:rFonts w:hint="eastAsia"/>
+          <w:rFonts w:hint="eastAsia" w:eastAsia="黑体"/>
         </w:rPr>
         <w:t xml:space="preserve">一端接输出节点、另一端接调整节点；</w:t>
       </w:r>
@@ -854,20 +966,26 @@
         </m:sSub>
       </m:oMath>
       <w:r>
+        <w:rPr>
+          <w:rFonts w:eastAsia="黑体"/>
+        </w:rPr>
         <w:t xml:space="preserve"> </w:t>
       </w:r>
       <w:r>
         <w:rPr>
-          <w:rFonts w:hint="eastAsia"/>
+          <w:rFonts w:hint="eastAsia" w:eastAsia="黑体"/>
         </w:rPr>
         <w:t xml:space="preserve">一端接调整节点、另一端接地节点</w:t>
       </w:r>
       <w:r>
+        <w:rPr>
+          <w:rFonts w:eastAsia="黑体"/>
+        </w:rPr>
         <w:t xml:space="preserve"> </w:t>
       </w:r>
       <w:r>
         <w:rPr>
-          <w:rFonts w:hint="eastAsia"/>
+          <w:rFonts w:hint="eastAsia" w:eastAsia="黑体"/>
         </w:rPr>
         <w:t xml:space="preserve">GND；</w:t>
       </w:r>
@@ -892,20 +1010,26 @@
         </m:sSub>
       </m:oMath>
       <w:r>
+        <w:rPr>
+          <w:rFonts w:eastAsia="黑体"/>
+        </w:rPr>
         <w:t xml:space="preserve"> </w:t>
       </w:r>
       <w:r>
         <w:rPr>
-          <w:rFonts w:hint="eastAsia"/>
+          <w:rFonts w:hint="eastAsia" w:eastAsia="黑体"/>
         </w:rPr>
         <w:t xml:space="preserve">一端接输出节点、另一端接地节点</w:t>
       </w:r>
       <w:r>
+        <w:rPr>
+          <w:rFonts w:eastAsia="黑体"/>
+        </w:rPr>
         <w:t xml:space="preserve"> </w:t>
       </w:r>
       <w:r>
         <w:rPr>
-          <w:rFonts w:hint="eastAsia"/>
+          <w:rFonts w:hint="eastAsia" w:eastAsia="黑体"/>
         </w:rPr>
         <w:t xml:space="preserve">GND；</w:t>
       </w:r>
@@ -930,15 +1054,21 @@
         </m:sSub>
       </m:oMath>
       <w:r>
+        <w:rPr>
+          <w:rFonts w:eastAsia="黑体"/>
+        </w:rPr>
         <w:t xml:space="preserve"> </w:t>
       </w:r>
       <w:r>
         <w:rPr>
-          <w:rFonts w:hint="eastAsia"/>
+          <w:rFonts w:hint="eastAsia" w:eastAsia="黑体"/>
         </w:rPr>
         <w:t xml:space="preserve">一端接调整节点、另一端接地节点</w:t>
       </w:r>
       <w:r>
+        <w:rPr>
+          <w:rFonts w:eastAsia="黑体"/>
+        </w:rPr>
         <w:t xml:space="preserve"> GND。</w:t>
       </w:r>
     </w:p>
@@ -946,29 +1076,38 @@
       <w:pPr/>
       <w:r>
         <w:rPr>
-          <w:rFonts w:hint="eastAsia"/>
+          <w:rFonts w:hint="eastAsia" w:eastAsia="黑体"/>
         </w:rPr>
         <w:t xml:space="preserve">由此构成”OUT</w:t>
       </w:r>
       <w:r>
+        <w:rPr>
+          <w:rFonts w:eastAsia="黑体"/>
+        </w:rPr>
         <w:t xml:space="preserve"> </w:t>
       </w:r>
       <w:r>
         <w:rPr>
-          <w:rFonts w:hint="eastAsia"/>
+          <w:rFonts w:hint="eastAsia" w:eastAsia="黑体"/>
         </w:rPr>
         <w:t xml:space="preserve">与</w:t>
       </w:r>
       <w:r>
+        <w:rPr>
+          <w:rFonts w:eastAsia="黑体"/>
+        </w:rPr>
         <w:t xml:space="preserve"> ADJ </w:t>
       </w:r>
       <w:r>
         <w:rPr>
-          <w:rFonts w:hint="eastAsia"/>
+          <w:rFonts w:hint="eastAsia" w:eastAsia="黑体"/>
         </w:rPr>
         <w:t xml:space="preserve">间维持固定基准</w:t>
       </w:r>
       <w:r>
+        <w:rPr>
+          <w:rFonts w:eastAsia="黑体"/>
+        </w:rPr>
         <w:t xml:space="preserve"> </w:t>
       </w:r>
       <m:oMath>
@@ -992,6 +1131,9 @@
         </m:sSub>
       </m:oMath>
       <w:r>
+        <w:rPr>
+          <w:rFonts w:eastAsia="黑体"/>
+        </w:rPr>
         <w:t xml:space="preserve">、</w:t>
       </w:r>
       <m:oMath>
@@ -1009,15 +1151,21 @@
         </m:sSub>
       </m:oMath>
       <w:r>
+        <w:rPr>
+          <w:rFonts w:eastAsia="黑体"/>
+        </w:rPr>
         <w:t xml:space="preserve"> </w:t>
       </w:r>
       <w:r>
         <w:rPr>
-          <w:rFonts w:hint="eastAsia"/>
+          <w:rFonts w:hint="eastAsia" w:eastAsia="黑体"/>
         </w:rPr>
         <w:t xml:space="preserve">流过恒定电流并在</w:t>
       </w:r>
       <w:r>
+        <w:rPr>
+          <w:rFonts w:eastAsia="黑体"/>
+        </w:rPr>
         <w:t xml:space="preserve"> </w:t>
       </w:r>
       <m:oMath>
@@ -1065,11 +1213,14 @@
         </m:r>
       </m:oMath>
       <w:r>
+        <w:rPr>
+          <w:rFonts w:eastAsia="黑体"/>
+        </w:rPr>
         <w:t xml:space="preserve"> </w:t>
       </w:r>
       <w:r>
         <w:rPr>
-          <w:rFonts w:hint="eastAsia"/>
+          <w:rFonts w:hint="eastAsia" w:eastAsia="黑体"/>
         </w:rPr>
         <w:t xml:space="preserve">上建立输出、</w:t>
       </w:r>
@@ -1106,15 +1257,21 @@
         </m:sSub>
       </m:oMath>
       <w:r>
+        <w:rPr>
+          <w:rFonts w:eastAsia="黑体"/>
+        </w:rPr>
         <w:t xml:space="preserve"> </w:t>
       </w:r>
       <w:r>
         <w:rPr>
-          <w:rFonts w:hint="eastAsia"/>
+          <w:rFonts w:hint="eastAsia" w:eastAsia="黑体"/>
         </w:rPr>
         <w:t xml:space="preserve">决定输出电压”的可调输出稳定组态，输出电压</w:t>
       </w:r>
       <w:r>
+        <w:rPr>
+          <w:rFonts w:eastAsia="黑体"/>
+        </w:rPr>
         <w:t xml:space="preserve"> </w:t>
       </w:r>
       <m:oMath>
@@ -1214,7 +1371,7 @@
       </m:oMath>
       <w:r>
         <w:rPr>
-          <w:rFonts w:hint="eastAsia"/>
+          <w:rFonts w:hint="eastAsia" w:eastAsia="黑体"/>
         </w:rPr>
         <w:t xml:space="preserve">，可连续调节、范围宽。</w:t>
       </w:r>
@@ -1227,7 +1384,7 @@
       </w:pPr>
       <w:r>
         <w:rPr>
-          <w:rFonts w:hint="eastAsia"/>
+          <w:rFonts w:hint="eastAsia" w:eastAsia="黑体"/>
         </w:rPr>
         <w:t xml:space="preserve">工作原理</w:t>
       </w:r>
@@ -1238,11 +1395,14 @@
       </w:pPr>
       <w:r>
         <w:rPr>
-          <w:rFonts w:hint="eastAsia"/>
+          <w:rFonts w:hint="eastAsia" w:eastAsia="黑体"/>
         </w:rPr>
         <w:t xml:space="preserve">芯片内部固定</w:t>
       </w:r>
       <w:r>
+        <w:rPr>
+          <w:rFonts w:eastAsia="黑体"/>
+        </w:rPr>
         <w:t xml:space="preserve"> </w:t>
       </w:r>
       <m:oMath>
@@ -1267,56 +1427,74 @@
       </m:oMath>
       <w:r>
         <w:rPr>
-          <w:rFonts w:hint="eastAsia"/>
+          <w:rFonts w:hint="eastAsia" w:eastAsia="黑体"/>
         </w:rPr>
         <w:t xml:space="preserve">（LM317</w:t>
       </w:r>
       <w:r>
+        <w:rPr>
+          <w:rFonts w:eastAsia="黑体"/>
+        </w:rPr>
         <w:t xml:space="preserve"> </w:t>
       </w:r>
       <w:r>
         <w:rPr>
-          <w:rFonts w:hint="eastAsia"/>
+          <w:rFonts w:hint="eastAsia" w:eastAsia="黑体"/>
         </w:rPr>
         <w:t xml:space="preserve">为</w:t>
       </w:r>
       <w:r>
+        <w:rPr>
+          <w:rFonts w:eastAsia="黑体"/>
+        </w:rPr>
         <w:t xml:space="preserve"> 1.25 </w:t>
       </w:r>
       <w:r>
         <w:rPr>
-          <w:rFonts w:hint="eastAsia"/>
+          <w:rFonts w:hint="eastAsia" w:eastAsia="黑体"/>
         </w:rPr>
         <w:t xml:space="preserve">V）出现在</w:t>
       </w:r>
       <w:r>
+        <w:rPr>
+          <w:rFonts w:eastAsia="黑体"/>
+        </w:rPr>
         <w:t xml:space="preserve"> OUT </w:t>
       </w:r>
       <w:r>
         <w:rPr>
-          <w:rFonts w:hint="eastAsia"/>
+          <w:rFonts w:hint="eastAsia" w:eastAsia="黑体"/>
         </w:rPr>
         <w:t xml:space="preserve">与</w:t>
       </w:r>
       <w:r>
+        <w:rPr>
+          <w:rFonts w:eastAsia="黑体"/>
+        </w:rPr>
         <w:t xml:space="preserve"> ADJ </w:t>
       </w:r>
       <w:r>
         <w:rPr>
-          <w:rFonts w:hint="eastAsia"/>
+          <w:rFonts w:hint="eastAsia" w:eastAsia="黑体"/>
         </w:rPr>
         <w:t xml:space="preserve">之间，R1</w:t>
       </w:r>
       <w:r>
+        <w:rPr>
+          <w:rFonts w:eastAsia="黑体"/>
+        </w:rPr>
         <w:t xml:space="preserve"> </w:t>
       </w:r>
       <w:r>
         <w:rPr>
-          <w:rFonts w:hint="eastAsia"/>
+          <w:rFonts w:hint="eastAsia" w:eastAsia="黑体"/>
         </w:rPr>
         <w:t xml:space="preserve">上流过恒定电流</w:t>
       </w:r>
       <w:r>
+        <w:rPr>
+          <w:rFonts w:eastAsia="黑体"/>
+        </w:rPr>
         <w:t xml:space="preserve"> </w:t>
       </w:r>
       <m:oMath>
@@ -1368,25 +1546,31 @@
       </m:oMath>
       <w:r>
         <w:rPr>
-          <w:rFonts w:hint="eastAsia"/>
+          <w:rFonts w:hint="eastAsia" w:eastAsia="黑体"/>
         </w:rPr>
         <w:t xml:space="preserve">，该电流与</w:t>
       </w:r>
       <w:r>
+        <w:rPr>
+          <w:rFonts w:eastAsia="黑体"/>
+        </w:rPr>
         <w:t xml:space="preserve"> ADJ </w:t>
       </w:r>
       <w:r>
         <w:rPr>
-          <w:rFonts w:hint="eastAsia"/>
+          <w:rFonts w:hint="eastAsia" w:eastAsia="黑体"/>
         </w:rPr>
         <w:t xml:space="preserve">端微小电流共同在</w:t>
       </w:r>
       <w:r>
+        <w:rPr>
+          <w:rFonts w:eastAsia="黑体"/>
+        </w:rPr>
         <w:t xml:space="preserve"> (R1+R2) </w:t>
       </w:r>
       <w:r>
         <w:rPr>
-          <w:rFonts w:hint="eastAsia"/>
+          <w:rFonts w:hint="eastAsia" w:eastAsia="黑体"/>
         </w:rPr>
         <w:t xml:space="preserve">上建立输出电压，内部误差放大器据此调节调整管，使输出始终稳定在设定值。</w:t>
       </w:r>
@@ -1399,7 +1583,7 @@
       </w:pPr>
       <w:r>
         <w:rPr>
-          <w:rFonts w:hint="eastAsia"/>
+          <w:rFonts w:hint="eastAsia" w:eastAsia="黑体"/>
         </w:rPr>
         <w:t xml:space="preserve">关键计算公式</w:t>
       </w:r>
@@ -1413,7 +1597,7 @@
       </w:pPr>
       <w:r>
         <w:rPr>
-          <w:rFonts w:hint="eastAsia"/>
+          <w:rFonts w:hint="eastAsia" w:eastAsia="黑体"/>
         </w:rPr>
         <w:t xml:space="preserve">输出电压（</w:t>
       </w:r>
@@ -1438,20 +1622,26 @@
         </m:sSub>
       </m:oMath>
       <w:r>
+        <w:rPr>
+          <w:rFonts w:eastAsia="黑体"/>
+        </w:rPr>
         <w:t xml:space="preserve"> </w:t>
       </w:r>
       <w:r>
         <w:rPr>
-          <w:rFonts w:hint="eastAsia"/>
+          <w:rFonts w:hint="eastAsia" w:eastAsia="黑体"/>
         </w:rPr>
         <w:t xml:space="preserve">为调整端电流，典型约</w:t>
       </w:r>
       <w:r>
+        <w:rPr>
+          <w:rFonts w:eastAsia="黑体"/>
+        </w:rPr>
         <w:t xml:space="preserve"> 50 </w:t>
       </w:r>
       <w:r>
         <w:rPr>
-          <w:rFonts w:hint="eastAsia"/>
+          <w:rFonts w:hint="eastAsia" w:eastAsia="黑体"/>
         </w:rPr>
         <w:t xml:space="preserve">μA，可忽略）：</w:t>
       </w:r>
@@ -1683,11 +1873,14 @@
         </w:numPr>
       </w:pPr>
       <w:r>
+        <w:rPr>
+          <w:rFonts w:eastAsia="黑体"/>
+        </w:rPr>
         <w:t xml:space="preserve">R1 </w:t>
       </w:r>
       <w:r>
         <w:rPr>
-          <w:rFonts w:hint="eastAsia"/>
+          <w:rFonts w:hint="eastAsia" w:eastAsia="黑体"/>
         </w:rPr>
         <w:t xml:space="preserve">推荐值处的电流：</w:t>
       </w:r>
@@ -1762,7 +1955,7 @@
       </w:pPr>
       <w:r>
         <w:rPr>
-          <w:rFonts w:hint="eastAsia"/>
+          <w:rFonts w:hint="eastAsia" w:eastAsia="黑体"/>
         </w:rPr>
         <w:t xml:space="preserve">最小输入输出压差：</w:t>
       </w:r>
@@ -1847,7 +2040,7 @@
       </w:pPr>
       <w:r>
         <w:rPr>
-          <w:rFonts w:hint="eastAsia"/>
+          <w:rFonts w:hint="eastAsia" w:eastAsia="黑体"/>
         </w:rPr>
         <w:t xml:space="preserve">稳压器功耗：</w:t>
       </w:r>
@@ -1967,11 +2160,14 @@
       </w:pPr>
       <w:r>
         <w:rPr>
-          <w:rFonts w:hint="eastAsia"/>
+          <w:rFonts w:hint="eastAsia" w:eastAsia="黑体"/>
         </w:rPr>
         <w:t xml:space="preserve">输出波动（考虑</w:t>
       </w:r>
       <w:r>
+        <w:rPr>
+          <w:rFonts w:eastAsia="黑体"/>
+        </w:rPr>
         <w:t xml:space="preserve"> </w:t>
       </w:r>
       <m:oMath>
@@ -1995,20 +2191,26 @@
         </m:sSub>
       </m:oMath>
       <w:r>
+        <w:rPr>
+          <w:rFonts w:eastAsia="黑体"/>
+        </w:rPr>
         <w:t xml:space="preserve"> </w:t>
       </w:r>
       <w:r>
         <w:rPr>
-          <w:rFonts w:hint="eastAsia"/>
+          <w:rFonts w:hint="eastAsia" w:eastAsia="黑体"/>
         </w:rPr>
         <w:t xml:space="preserve">影响，噪声敏感时为减小它取小</w:t>
       </w:r>
       <w:r>
+        <w:rPr>
+          <w:rFonts w:eastAsia="黑体"/>
+        </w:rPr>
         <w:t xml:space="preserve"> </w:t>
       </w:r>
       <w:r>
         <w:rPr>
-          <w:rFonts w:hint="eastAsia"/>
+          <w:rFonts w:hint="eastAsia" w:eastAsia="黑体"/>
         </w:rPr>
         <w:t xml:space="preserve">R1）：</w:t>
       </w:r>
@@ -2123,7 +2325,7 @@
             </w:pPr>
             <w:r>
               <w:rPr>
-                <w:rFonts w:hint="eastAsia"/>
+                <w:rFonts w:hint="eastAsia" w:eastAsia="黑体"/>
               </w:rPr>
               <w:t xml:space="preserve">符号</w:t>
             </w:r>
@@ -2137,7 +2339,7 @@
             </w:pPr>
             <w:r>
               <w:rPr>
-                <w:rFonts w:hint="eastAsia"/>
+                <w:rFonts w:hint="eastAsia" w:eastAsia="黑体"/>
               </w:rPr>
               <w:t xml:space="preserve">含义</w:t>
             </w:r>
@@ -2151,7 +2353,7 @@
             </w:pPr>
             <w:r>
               <w:rPr>
-                <w:rFonts w:hint="eastAsia"/>
+                <w:rFonts w:hint="eastAsia" w:eastAsia="黑体"/>
               </w:rPr>
               <w:t xml:space="preserve">单位</w:t>
             </w:r>
@@ -2186,6 +2388,9 @@
               </m:sSub>
             </m:oMath>
             <w:r>
+              <w:rPr>
+                <w:rFonts w:eastAsia="黑体"/>
+              </w:rPr>
               <w:t xml:space="preserve">​</w:t>
             </w:r>
           </w:p>
@@ -2198,25 +2403,31 @@
             </w:pPr>
             <w:r>
               <w:rPr>
-                <w:rFonts w:hint="eastAsia"/>
+                <w:rFonts w:hint="eastAsia" w:eastAsia="黑体"/>
               </w:rPr>
               <w:t xml:space="preserve">内部基准电压（LM317</w:t>
             </w:r>
             <w:r>
+              <w:rPr>
+                <w:rFonts w:eastAsia="黑体"/>
+              </w:rPr>
               <w:t xml:space="preserve"> </w:t>
             </w:r>
             <w:r>
               <w:rPr>
-                <w:rFonts w:hint="eastAsia"/>
+                <w:rFonts w:hint="eastAsia" w:eastAsia="黑体"/>
               </w:rPr>
               <w:t xml:space="preserve">为</w:t>
             </w:r>
             <w:r>
+              <w:rPr>
+                <w:rFonts w:eastAsia="黑体"/>
+              </w:rPr>
               <w:t xml:space="preserve"> 1.25 </w:t>
             </w:r>
             <w:r>
               <w:rPr>
-                <w:rFonts w:hint="eastAsia"/>
+                <w:rFonts w:hint="eastAsia" w:eastAsia="黑体"/>
               </w:rPr>
               <w:t xml:space="preserve">V）</w:t>
             </w:r>
@@ -2229,6 +2440,9 @@
               <w:pStyle w:val="Compact"/>
             </w:pPr>
             <w:r>
+              <w:rPr>
+                <w:rFonts w:eastAsia="黑体"/>
+              </w:rPr>
               <w:t xml:space="preserve">V</w:t>
             </w:r>
           </w:p>
@@ -2256,6 +2470,9 @@
               </m:sSub>
             </m:oMath>
             <w:r>
+              <w:rPr>
+                <w:rFonts w:eastAsia="黑体"/>
+              </w:rPr>
               <w:t xml:space="preserve">、</w:t>
             </w:r>
             <m:oMath>
@@ -2282,7 +2499,7 @@
             </w:pPr>
             <w:r>
               <w:rPr>
-                <w:rFonts w:hint="eastAsia"/>
+                <w:rFonts w:hint="eastAsia" w:eastAsia="黑体"/>
               </w:rPr>
               <w:t xml:space="preserve">输出电压设置电阻</w:t>
             </w:r>
@@ -2295,6 +2512,9 @@
               <w:pStyle w:val="Compact"/>
             </w:pPr>
             <w:r>
+              <w:rPr>
+                <w:rFonts w:eastAsia="黑体"/>
+              </w:rPr>
               <w:t xml:space="preserve">Ω</w:t>
             </w:r>
           </w:p>
@@ -2328,6 +2548,9 @@
               </m:sSub>
             </m:oMath>
             <w:r>
+              <w:rPr>
+                <w:rFonts w:eastAsia="黑体"/>
+              </w:rPr>
               <w:t xml:space="preserve">​</w:t>
             </w:r>
           </w:p>
@@ -2340,16 +2563,19 @@
             </w:pPr>
             <w:r>
               <w:rPr>
-                <w:rFonts w:hint="eastAsia"/>
+                <w:rFonts w:hint="eastAsia" w:eastAsia="黑体"/>
               </w:rPr>
               <w:t xml:space="preserve">调整端电流（约</w:t>
             </w:r>
             <w:r>
+              <w:rPr>
+                <w:rFonts w:eastAsia="黑体"/>
+              </w:rPr>
               <w:t xml:space="preserve"> 50 </w:t>
             </w:r>
             <w:r>
               <w:rPr>
-                <w:rFonts w:hint="eastAsia"/>
+                <w:rFonts w:hint="eastAsia" w:eastAsia="黑体"/>
               </w:rPr>
               <w:t xml:space="preserve">μA）</w:t>
             </w:r>
@@ -2362,6 +2588,9 @@
               <w:pStyle w:val="Compact"/>
             </w:pPr>
             <w:r>
+              <w:rPr>
+                <w:rFonts w:eastAsia="黑体"/>
+              </w:rPr>
               <w:t xml:space="preserve">A</w:t>
             </w:r>
           </w:p>
@@ -2395,6 +2624,9 @@
               </m:sSub>
             </m:oMath>
             <w:r>
+              <w:rPr>
+                <w:rFonts w:eastAsia="黑体"/>
+              </w:rPr>
               <w:t xml:space="preserve">、</w:t>
             </w:r>
             <m:oMath>
@@ -2427,7 +2659,7 @@
             </w:pPr>
             <w:r>
               <w:rPr>
-                <w:rFonts w:hint="eastAsia"/>
+                <w:rFonts w:hint="eastAsia" w:eastAsia="黑体"/>
               </w:rPr>
               <w:t xml:space="preserve">输出电压、电流</w:t>
             </w:r>
@@ -2440,6 +2672,9 @@
               <w:pStyle w:val="Compact"/>
             </w:pPr>
             <w:r>
+              <w:rPr>
+                <w:rFonts w:eastAsia="黑体"/>
+              </w:rPr>
               <w:t xml:space="preserve">V、A</w:t>
             </w:r>
           </w:p>
@@ -2467,6 +2702,9 @@
               </m:sSub>
             </m:oMath>
             <w:r>
+              <w:rPr>
+                <w:rFonts w:eastAsia="黑体"/>
+              </w:rPr>
               <w:t xml:space="preserve">​</w:t>
             </w:r>
           </w:p>
@@ -2479,7 +2717,7 @@
             </w:pPr>
             <w:r>
               <w:rPr>
-                <w:rFonts w:hint="eastAsia"/>
+                <w:rFonts w:hint="eastAsia" w:eastAsia="黑体"/>
               </w:rPr>
               <w:t xml:space="preserve">稳压器功耗</w:t>
             </w:r>
@@ -2492,6 +2730,9 @@
               <w:pStyle w:val="Compact"/>
             </w:pPr>
             <w:r>
+              <w:rPr>
+                <w:rFonts w:eastAsia="黑体"/>
+              </w:rPr>
               <w:t xml:space="preserve">W</w:t>
             </w:r>
           </w:p>
@@ -2506,7 +2747,7 @@
       </w:pPr>
       <w:r>
         <w:rPr>
-          <w:rFonts w:hint="eastAsia"/>
+          <w:rFonts w:hint="eastAsia" w:eastAsia="黑体"/>
         </w:rPr>
         <w:t xml:space="preserve">元件调整影响</w:t>
       </w:r>
@@ -2521,6 +2762,7 @@
       </w:pPr>
       <w:r>
         <w:rPr>
+          <w:rFonts w:eastAsia="黑体"/>
           <w:b/>
           <w:bCs/>
         </w:rPr>
@@ -2528,7 +2770,7 @@
       </w:r>
       <w:r>
         <w:rPr>
-          <w:rFonts w:hint="eastAsia"/>
+          <w:rFonts w:hint="eastAsia" w:eastAsia="黑体"/>
           <w:b/>
           <w:bCs/>
         </w:rPr>
@@ -2536,6 +2778,7 @@
       </w:r>
       <w:r>
         <w:rPr>
+          <w:rFonts w:eastAsia="黑体"/>
           <w:b/>
           <w:bCs/>
         </w:rPr>
@@ -2543,21 +2786,27 @@
       </w:r>
       <w:r>
         <w:rPr>
-          <w:rFonts w:hint="eastAsia"/>
+          <w:rFonts w:hint="eastAsia" w:eastAsia="黑体"/>
           <w:b/>
           <w:bCs/>
         </w:rPr>
         <w:t xml:space="preserve">固定）</w:t>
       </w:r>
       <w:r>
+        <w:rPr>
+          <w:rFonts w:eastAsia="黑体"/>
+        </w:rPr>
         <w:t xml:space="preserve"> </w:t>
       </w:r>
       <w:r>
+        <w:rPr>
+          <w:rFonts w:eastAsia="黑体"/>
+        </w:rPr>
         <w:t xml:space="preserve">→ </w:t>
       </w:r>
       <w:r>
         <w:rPr>
-          <w:rFonts w:hint="eastAsia"/>
+          <w:rFonts w:hint="eastAsia" w:eastAsia="黑体"/>
         </w:rPr>
         <w:t xml:space="preserve">输出电压升高，二者基本成正比。</w:t>
       </w:r>
@@ -2572,20 +2821,27 @@
       </w:pPr>
       <w:r>
         <w:rPr>
+          <w:rFonts w:eastAsia="黑体"/>
           <w:b/>
           <w:bCs/>
         </w:rPr>
         <w:t xml:space="preserve">R1 ↓</w:t>
       </w:r>
       <w:r>
+        <w:rPr>
+          <w:rFonts w:eastAsia="黑体"/>
+        </w:rPr>
         <w:t xml:space="preserve"> </w:t>
       </w:r>
       <w:r>
+        <w:rPr>
+          <w:rFonts w:eastAsia="黑体"/>
+        </w:rPr>
         <w:t xml:space="preserve">→ </w:t>
       </w:r>
       <w:r>
         <w:rPr>
-          <w:rFonts w:hint="eastAsia"/>
+          <w:rFonts w:hint="eastAsia" w:eastAsia="黑体"/>
         </w:rPr>
         <w:t xml:space="preserve">反馈支路电流增大，</w:t>
       </w:r>
@@ -2610,11 +2866,14 @@
         </m:sSub>
       </m:oMath>
       <w:r>
+        <w:rPr>
+          <w:rFonts w:eastAsia="黑体"/>
+        </w:rPr>
         <w:t xml:space="preserve"> </w:t>
       </w:r>
       <w:r>
         <w:rPr>
-          <w:rFonts w:hint="eastAsia"/>
+          <w:rFonts w:hint="eastAsia" w:eastAsia="黑体"/>
         </w:rPr>
         <w:t xml:space="preserve">相对扰动的影响减小，稳定性更好（但功耗略增）。</w:t>
       </w:r>
@@ -2682,6 +2941,7 @@
       </m:oMath>
       <w:r>
         <w:rPr>
+          <w:rFonts w:eastAsia="黑体"/>
           <w:b/>
           <w:bCs/>
         </w:rPr>
@@ -2689,20 +2949,27 @@
       </w:r>
       <w:r>
         <w:rPr>
+          <w:rFonts w:eastAsia="黑体"/>
           <w:b/>
           <w:bCs/>
         </w:rPr>
         <w:t xml:space="preserve">↑</w:t>
       </w:r>
       <w:r>
+        <w:rPr>
+          <w:rFonts w:eastAsia="黑体"/>
+        </w:rPr>
         <w:t xml:space="preserve"> </w:t>
       </w:r>
       <w:r>
+        <w:rPr>
+          <w:rFonts w:eastAsia="黑体"/>
+        </w:rPr>
         <w:t xml:space="preserve">→ </w:t>
       </w:r>
       <w:r>
         <w:rPr>
-          <w:rFonts w:hint="eastAsia"/>
+          <w:rFonts w:hint="eastAsia" w:eastAsia="黑体"/>
         </w:rPr>
         <w:t xml:space="preserve">输出可调上限提高，但功耗与发热增大。</w:t>
       </w:r>
@@ -2717,6 +2984,7 @@
       </w:pPr>
       <w:r>
         <w:rPr>
+          <w:rFonts w:eastAsia="黑体"/>
           <w:b/>
           <w:bCs/>
         </w:rPr>
@@ -2724,7 +2992,7 @@
       </w:r>
       <w:r>
         <w:rPr>
-          <w:rFonts w:hint="eastAsia"/>
+          <w:rFonts w:hint="eastAsia" w:eastAsia="黑体"/>
           <w:b/>
           <w:bCs/>
         </w:rPr>
@@ -2732,20 +3000,27 @@
       </w:r>
       <w:r>
         <w:rPr>
+          <w:rFonts w:eastAsia="黑体"/>
           <w:b/>
           <w:bCs/>
         </w:rPr>
         <w:t xml:space="preserve"> C_adj ↑</w:t>
       </w:r>
       <w:r>
+        <w:rPr>
+          <w:rFonts w:eastAsia="黑体"/>
+        </w:rPr>
         <w:t xml:space="preserve"> </w:t>
       </w:r>
       <w:r>
+        <w:rPr>
+          <w:rFonts w:eastAsia="黑体"/>
+        </w:rPr>
         <w:t xml:space="preserve">→ </w:t>
       </w:r>
       <w:r>
         <w:rPr>
-          <w:rFonts w:hint="eastAsia"/>
+          <w:rFonts w:hint="eastAsia" w:eastAsia="黑体"/>
         </w:rPr>
         <w:t xml:space="preserve">纹波抑制改善，但过大可能影响瞬态响应。</w:t>
       </w:r>
@@ -2758,7 +3033,7 @@
       </w:pPr>
       <w:r>
         <w:rPr>
-          <w:rFonts w:hint="eastAsia"/>
+          <w:rFonts w:hint="eastAsia" w:eastAsia="黑体"/>
         </w:rPr>
         <w:t xml:space="preserve">典型参数示例</w:t>
       </w:r>
@@ -2773,11 +3048,14 @@
       </w:pPr>
       <w:r>
         <w:rPr>
-          <w:rFonts w:hint="eastAsia"/>
+          <w:rFonts w:hint="eastAsia" w:eastAsia="黑体"/>
         </w:rPr>
         <w:t xml:space="preserve">取</w:t>
       </w:r>
       <w:r>
+        <w:rPr>
+          <w:rFonts w:eastAsia="黑体"/>
+        </w:rPr>
         <w:t xml:space="preserve"> </w:t>
       </w:r>
       <m:oMath>
@@ -2813,6 +3091,9 @@
         </m:r>
       </m:oMath>
       <w:r>
+        <w:rPr>
+          <w:rFonts w:eastAsia="黑体"/>
+        </w:rPr>
         <w:t xml:space="preserve">、</w:t>
       </w:r>
       <m:oMath>
@@ -2848,6 +3129,9 @@
         </m:r>
       </m:oMath>
       <w:r>
+        <w:rPr>
+          <w:rFonts w:eastAsia="黑体"/>
+        </w:rPr>
         <w:t xml:space="preserve">、</w:t>
       </w:r>
       <m:oMath>
@@ -2891,7 +3175,7 @@
       </m:oMath>
       <w:r>
         <w:rPr>
-          <w:rFonts w:hint="eastAsia"/>
+          <w:rFonts w:hint="eastAsia" w:eastAsia="黑体"/>
         </w:rPr>
         <w:t xml:space="preserve">：</w:t>
       </w:r>
@@ -2996,6 +3280,9 @@
         </m:r>
       </m:oMath>
       <w:r>
+        <w:rPr>
+          <w:rFonts w:eastAsia="黑体"/>
+        </w:rPr>
         <w:t xml:space="preserve">。</w:t>
       </w:r>
     </w:p>
@@ -3009,20 +3296,26 @@
       </w:pPr>
       <w:r>
         <w:rPr>
-          <w:rFonts w:hint="eastAsia"/>
+          <w:rFonts w:hint="eastAsia" w:eastAsia="黑体"/>
         </w:rPr>
         <w:t xml:space="preserve">输出</w:t>
       </w:r>
       <w:r>
+        <w:rPr>
+          <w:rFonts w:eastAsia="黑体"/>
+        </w:rPr>
         <w:t xml:space="preserve"> 12 </w:t>
       </w:r>
       <w:r>
         <w:rPr>
-          <w:rFonts w:hint="eastAsia"/>
+          <w:rFonts w:hint="eastAsia" w:eastAsia="黑体"/>
         </w:rPr>
         <w:t xml:space="preserve">V：由</w:t>
       </w:r>
       <w:r>
+        <w:rPr>
+          <w:rFonts w:eastAsia="黑体"/>
+        </w:rPr>
         <w:t xml:space="preserve"> </w:t>
       </w:r>
       <m:oMath>
@@ -3082,15 +3375,21 @@
         </m:r>
       </m:oMath>
       <w:r>
+        <w:rPr>
+          <w:rFonts w:eastAsia="黑体"/>
+        </w:rPr>
         <w:t xml:space="preserve"> </w:t>
       </w:r>
       <w:r>
         <w:rPr>
-          <w:rFonts w:hint="eastAsia"/>
+          <w:rFonts w:hint="eastAsia" w:eastAsia="黑体"/>
         </w:rPr>
         <w:t xml:space="preserve">得</w:t>
       </w:r>
       <w:r>
+        <w:rPr>
+          <w:rFonts w:eastAsia="黑体"/>
+        </w:rPr>
         <w:t xml:space="preserve"> </w:t>
       </w:r>
       <m:oMath>
@@ -3175,11 +3474,14 @@
       </m:oMath>
       <w:r>
         <w:rPr>
-          <w:rFonts w:hint="eastAsia"/>
+          <w:rFonts w:hint="eastAsia" w:eastAsia="黑体"/>
         </w:rPr>
         <w:t xml:space="preserve">，取</w:t>
       </w:r>
       <w:r>
+        <w:rPr>
+          <w:rFonts w:eastAsia="黑体"/>
+        </w:rPr>
         <w:t xml:space="preserve"> 2.0 kΩ。</w:t>
       </w:r>
     </w:p>
@@ -3191,7 +3493,7 @@
       </w:pPr>
       <w:r>
         <w:rPr>
-          <w:rFonts w:hint="eastAsia"/>
+          <w:rFonts w:hint="eastAsia" w:eastAsia="黑体"/>
         </w:rPr>
         <w:t xml:space="preserve">常见器件型号</w:t>
       </w:r>
@@ -3206,43 +3508,55 @@
       </w:pPr>
       <w:r>
         <w:rPr>
-          <w:rFonts w:hint="eastAsia"/>
+          <w:rFonts w:hint="eastAsia" w:eastAsia="黑体"/>
         </w:rPr>
         <w:t xml:space="preserve">LM317（1.5</w:t>
       </w:r>
       <w:r>
+        <w:rPr>
+          <w:rFonts w:eastAsia="黑体"/>
+        </w:rPr>
         <w:t xml:space="preserve"> </w:t>
       </w:r>
       <w:r>
         <w:rPr>
-          <w:rFonts w:hint="eastAsia"/>
+          <w:rFonts w:hint="eastAsia" w:eastAsia="黑体"/>
         </w:rPr>
         <w:t xml:space="preserve">A）、LM317L（100</w:t>
       </w:r>
       <w:r>
+        <w:rPr>
+          <w:rFonts w:eastAsia="黑体"/>
+        </w:rPr>
         <w:t xml:space="preserve"> </w:t>
       </w:r>
       <w:r>
         <w:rPr>
-          <w:rFonts w:hint="eastAsia"/>
+          <w:rFonts w:hint="eastAsia" w:eastAsia="黑体"/>
         </w:rPr>
         <w:t xml:space="preserve">mA）、LM350（3</w:t>
       </w:r>
       <w:r>
+        <w:rPr>
+          <w:rFonts w:eastAsia="黑体"/>
+        </w:rPr>
         <w:t xml:space="preserve"> </w:t>
       </w:r>
       <w:r>
         <w:rPr>
-          <w:rFonts w:hint="eastAsia"/>
+          <w:rFonts w:hint="eastAsia" w:eastAsia="黑体"/>
         </w:rPr>
         <w:t xml:space="preserve">A）、LM338（5</w:t>
       </w:r>
       <w:r>
+        <w:rPr>
+          <w:rFonts w:eastAsia="黑体"/>
+        </w:rPr>
         <w:t xml:space="preserve"> </w:t>
       </w:r>
       <w:r>
         <w:rPr>
-          <w:rFonts w:hint="eastAsia"/>
+          <w:rFonts w:hint="eastAsia" w:eastAsia="黑体"/>
         </w:rPr>
         <w:t xml:space="preserve">A）。</w:t>
       </w:r>
@@ -3257,7 +3571,7 @@
       </w:pPr>
       <w:r>
         <w:rPr>
-          <w:rFonts w:hint="eastAsia"/>
+          <w:rFonts w:hint="eastAsia" w:eastAsia="黑体"/>
         </w:rPr>
         <w:t xml:space="preserve">负压可调：LM337。</w:t>
       </w:r>
@@ -3270,7 +3584,7 @@
       </w:pPr>
       <w:r>
         <w:rPr>
-          <w:rFonts w:hint="eastAsia"/>
+          <w:rFonts w:hint="eastAsia" w:eastAsia="黑体"/>
         </w:rPr>
         <w:t xml:space="preserve">注意事项</w:t>
       </w:r>
@@ -3285,11 +3599,14 @@
       </w:pPr>
       <w:r>
         <w:rPr>
-          <w:rFonts w:hint="eastAsia"/>
+          <w:rFonts w:hint="eastAsia" w:eastAsia="黑体"/>
         </w:rPr>
         <w:t xml:space="preserve">最小输出约为</w:t>
       </w:r>
       <w:r>
+        <w:rPr>
+          <w:rFonts w:eastAsia="黑体"/>
+        </w:rPr>
         <w:t xml:space="preserve"> </w:t>
       </w:r>
       <m:oMath>
@@ -3314,16 +3631,19 @@
       </m:oMath>
       <w:r>
         <w:rPr>
-          <w:rFonts w:hint="eastAsia"/>
+          <w:rFonts w:hint="eastAsia" w:eastAsia="黑体"/>
         </w:rPr>
         <w:t xml:space="preserve">（1.25</w:t>
       </w:r>
       <w:r>
+        <w:rPr>
+          <w:rFonts w:eastAsia="黑体"/>
+        </w:rPr>
         <w:t xml:space="preserve"> </w:t>
       </w:r>
       <w:r>
         <w:rPr>
-          <w:rFonts w:hint="eastAsia"/>
+          <w:rFonts w:hint="eastAsia" w:eastAsia="黑体"/>
         </w:rPr>
         <w:t xml:space="preserve">V），无法输出更低电压；需低压时改选低压差可调型号。</w:t>
       </w:r>
@@ -3337,11 +3657,14 @@
         </w:numPr>
       </w:pPr>
       <w:r>
+        <w:rPr>
+          <w:rFonts w:eastAsia="黑体"/>
+        </w:rPr>
         <w:t xml:space="preserve">R2 </w:t>
       </w:r>
       <w:r>
         <w:rPr>
-          <w:rFonts w:hint="eastAsia"/>
+          <w:rFonts w:hint="eastAsia" w:eastAsia="黑体"/>
         </w:rPr>
         <w:t xml:space="preserve">宜用精密电阻或多圈电位器，保证输出电压精度与调节细度。</w:t>
       </w:r>
@@ -3356,16 +3679,19 @@
       </w:pPr>
       <w:r>
         <w:rPr>
-          <w:rFonts w:hint="eastAsia"/>
+          <w:rFonts w:hint="eastAsia" w:eastAsia="黑体"/>
         </w:rPr>
         <w:t xml:space="preserve">输出端与</w:t>
       </w:r>
       <w:r>
+        <w:rPr>
+          <w:rFonts w:eastAsia="黑体"/>
+        </w:rPr>
         <w:t xml:space="preserve"> ADJ </w:t>
       </w:r>
       <w:r>
         <w:rPr>
-          <w:rFonts w:hint="eastAsia"/>
+          <w:rFonts w:hint="eastAsia" w:eastAsia="黑体"/>
         </w:rPr>
         <w:t xml:space="preserve">端对地的旁路电容取值过大会影响环路稳定，应按数据手册推荐值选取。</w:t>
       </w:r>
@@ -3378,7 +3704,7 @@
       </w:pPr>
       <w:r>
         <w:rPr>
-          <w:rFonts w:hint="eastAsia"/>
+          <w:rFonts w:hint="eastAsia" w:eastAsia="黑体"/>
         </w:rPr>
         <w:t xml:space="preserve">参考资料</w:t>
       </w:r>
@@ -3392,11 +3718,14 @@
         </w:numPr>
       </w:pPr>
       <w:r>
+        <w:rPr>
+          <w:rFonts w:eastAsia="黑体"/>
+        </w:rPr>
         <w:t xml:space="preserve">TI LM317 </w:t>
       </w:r>
       <w:r>
         <w:rPr>
-          <w:rFonts w:hint="eastAsia"/>
+          <w:rFonts w:hint="eastAsia" w:eastAsia="黑体"/>
         </w:rPr>
         <w:t xml:space="preserve">产品页与数据手册。</w:t>
       </w:r>
@@ -3410,6 +3739,9 @@
         </w:numPr>
       </w:pPr>
       <w:r>
+        <w:rPr>
+          <w:rFonts w:eastAsia="黑体"/>
+        </w:rPr>
         <w:t xml:space="preserve">Wikipedia: LM317。</w:t>
       </w:r>
     </w:p>
@@ -3423,7 +3755,7 @@
       </w:pPr>
       <w:r>
         <w:rPr>
-          <w:rFonts w:hint="eastAsia"/>
+          <w:rFonts w:hint="eastAsia" w:eastAsia="黑体"/>
         </w:rPr>
         <w:t xml:space="preserve">《模拟电子技术基础》（童诗白、华成英）。</w:t>
       </w:r>
@@ -3437,11 +3769,11 @@
       </w:pPr>
       <w:r>
         <w:rPr>
-          <w:rFonts w:ascii="Times New Roman" w:hAnsi="Times New Roman"/>
+          <w:rFonts w:ascii="Times New Roman" w:hAnsi="Times New Roman" w:eastAsia="黑体"/>
           <w:color w:val="555555"/>
           <w:sz w:val="21"/>
         </w:rPr>
-        <w:t>材料收集者：杜文杰</w:t>
+        <w:t>材料收集者：杜文杰，WX手机：19519196569，QQ:3478827729</w:t>
       </w:r>
     </w:p>
     <w:sectPr>
@@ -3461,7 +3793,7 @@
 </file>
 
 <file path=word/footer1.xml><?xml version="1.0" encoding="utf-8"?>
-<w:ftr xmlns:m="http://schemas.openxmlformats.org/officeDocument/2006/math" xmlns:mc="http://schemas.openxmlformats.org/markup-compatibility/2006" xmlns:mo="http://schemas.microsoft.com/office/mac/office/2008/main" xmlns:mv="urn:schemas-microsoft-com:mac:vml" xmlns:o="urn:schemas-microsoft-com:office:office" xmlns:r="http://schemas.openxmlformats.org/officeDocument/2006/relationships" xmlns:v="urn:schemas-microsoft-com:vml" xmlns:w10="urn:schemas-microsoft-com:office:word" xmlns:w14="http://schemas.microsoft.com/office/word/2010/wordml" xmlns:w="http://schemas.openxmlformats.org/wordprocessingml/2006/main" xmlns:wne="http://schemas.microsoft.com/office/word/2006/wordml" xmlns:wp14="http://schemas.microsoft.com/office/word/2010/wordprocessingDrawing" xmlns:wp="http://schemas.openxmlformats.org/drawingml/2006/wordprocessingDrawing" xmlns:wpc="http://schemas.microsoft.com/office/word/2010/wordprocessingCanvas" xmlns:wpg="http://schemas.microsoft.com/office/word/2010/wordprocessingGroup" xmlns:wpi="http://schemas.microsoft.com/office/word/2010/wordprocessingInk" xmlns:wps="http://schemas.microsoft.com/office/word/2010/wordprocessingShape" mc:Ignorable="w14 wp14">
+<w:ftr xmlns:mc="http://schemas.openxmlformats.org/markup-compatibility/2006" xmlns:w="http://schemas.openxmlformats.org/wordprocessingml/2006/main" xmlns:m="http://schemas.openxmlformats.org/officeDocument/2006/math" xmlns:mo="http://schemas.microsoft.com/office/mac/office/2008/main" xmlns:mv="urn:schemas-microsoft-com:mac:vml" xmlns:o="urn:schemas-microsoft-com:office:office" xmlns:r="http://schemas.openxmlformats.org/officeDocument/2006/relationships" xmlns:v="urn:schemas-microsoft-com:vml" xmlns:w10="urn:schemas-microsoft-com:office:word" xmlns:w14="http://schemas.microsoft.com/office/word/2010/wordml" xmlns:wne="http://schemas.microsoft.com/office/word/2006/wordml" xmlns:wp14="http://schemas.microsoft.com/office/word/2010/wordprocessingDrawing" xmlns:wp="http://schemas.openxmlformats.org/drawingml/2006/wordprocessingDrawing" xmlns:wpc="http://schemas.microsoft.com/office/word/2010/wordprocessingCanvas" xmlns:wpg="http://schemas.microsoft.com/office/word/2010/wordprocessingGroup" xmlns:wpi="http://schemas.microsoft.com/office/word/2010/wordprocessingInk" xmlns:wps="http://schemas.microsoft.com/office/word/2010/wordprocessingShape" mc:Ignorable="w14 wp14">
   <w:p>
     <w:pPr>
       <w:pStyle w:val="Footer"/>
@@ -3469,12 +3801,14 @@
     </w:pPr>
     <w:r>
       <w:rPr>
+        <w:rFonts w:eastAsia="黑体"/>
         <w:sz w:val="18"/>
       </w:rPr>
       <w:t xml:space="preserve">第 </w:t>
     </w:r>
     <w:r>
       <w:rPr>
+        <w:rFonts w:eastAsia="黑体"/>
         <w:sz w:val="18"/>
       </w:rPr>
       <w:fldChar w:fldCharType="begin"/>
@@ -3483,6 +3817,7 @@
     </w:r>
     <w:r>
       <w:rPr>
+        <w:rFonts w:eastAsia="黑体"/>
         <w:sz w:val="18"/>
       </w:rPr>
       <w:t xml:space="preserve"> 页</w:t>
@@ -3496,6 +3831,9 @@
   <w:footnote w:type="continuationSeparator" w:id="0">
     <w:p>
       <w:r>
+        <w:rPr>
+          <w:rFonts w:eastAsia="黑体"/>
+        </w:rPr>
         <w:continuationSeparator/>
       </w:r>
     </w:p>
@@ -3503,6 +3841,9 @@
   <w:footnote w:type="separator" w:id="-1">
     <w:p>
       <w:r>
+        <w:rPr>
+          <w:rFonts w:eastAsia="黑体"/>
+        </w:rPr>
         <w:separator/>
       </w:r>
     </w:p>
@@ -3511,7 +3852,7 @@
 </file>
 
 <file path=word/header1.xml><?xml version="1.0" encoding="utf-8"?>
-<w:hdr xmlns:m="http://schemas.openxmlformats.org/officeDocument/2006/math" xmlns:mc="http://schemas.openxmlformats.org/markup-compatibility/2006" xmlns:mo="http://schemas.microsoft.com/office/mac/office/2008/main" xmlns:mv="urn:schemas-microsoft-com:mac:vml" xmlns:o="urn:schemas-microsoft-com:office:office" xmlns:r="http://schemas.openxmlformats.org/officeDocument/2006/relationships" xmlns:v="urn:schemas-microsoft-com:vml" xmlns:w10="urn:schemas-microsoft-com:office:word" xmlns:w14="http://schemas.microsoft.com/office/word/2010/wordml" xmlns:w="http://schemas.openxmlformats.org/wordprocessingml/2006/main" xmlns:wne="http://schemas.microsoft.com/office/word/2006/wordml" xmlns:wp14="http://schemas.microsoft.com/office/word/2010/wordprocessingDrawing" xmlns:wp="http://schemas.openxmlformats.org/drawingml/2006/wordprocessingDrawing" xmlns:wpc="http://schemas.microsoft.com/office/word/2010/wordprocessingCanvas" xmlns:wpg="http://schemas.microsoft.com/office/word/2010/wordprocessingGroup" xmlns:wpi="http://schemas.microsoft.com/office/word/2010/wordprocessingInk" xmlns:wps="http://schemas.microsoft.com/office/word/2010/wordprocessingShape" mc:Ignorable="w14 wp14">
+<w:hdr xmlns:mc="http://schemas.openxmlformats.org/markup-compatibility/2006" xmlns:w="http://schemas.openxmlformats.org/wordprocessingml/2006/main" xmlns:m="http://schemas.openxmlformats.org/officeDocument/2006/math" xmlns:mo="http://schemas.microsoft.com/office/mac/office/2008/main" xmlns:mv="urn:schemas-microsoft-com:mac:vml" xmlns:o="urn:schemas-microsoft-com:office:office" xmlns:r="http://schemas.openxmlformats.org/officeDocument/2006/relationships" xmlns:v="urn:schemas-microsoft-com:vml" xmlns:w10="urn:schemas-microsoft-com:office:word" xmlns:w14="http://schemas.microsoft.com/office/word/2010/wordml" xmlns:wne="http://schemas.microsoft.com/office/word/2006/wordml" xmlns:wp14="http://schemas.microsoft.com/office/word/2010/wordprocessingDrawing" xmlns:wp="http://schemas.openxmlformats.org/drawingml/2006/wordprocessingDrawing" xmlns:wpc="http://schemas.microsoft.com/office/word/2010/wordprocessingCanvas" xmlns:wpg="http://schemas.microsoft.com/office/word/2010/wordprocessingGroup" xmlns:wpi="http://schemas.microsoft.com/office/word/2010/wordprocessingInk" xmlns:wps="http://schemas.microsoft.com/office/word/2010/wordprocessingShape" mc:Ignorable="w14 wp14">
   <w:p>
     <w:pPr>
       <w:pStyle w:val="Header"/>
@@ -3519,7 +3860,7 @@
     </w:pPr>
     <w:r>
       <w:rPr>
-        <w:rFonts w:ascii="Times New Roman" w:hAnsi="Times New Roman"/>
+        <w:rFonts w:ascii="Times New Roman" w:hAnsi="Times New Roman" w:eastAsia="黑体"/>
         <w:sz w:val="18"/>
         <w:rFonts w:eastAsia="黑体"/>
         <w:rFonts w:eastAsia="黑体"/>
@@ -3531,7 +3872,7 @@
 </file>
 
 <file path=word/numbering.xml><?xml version="1.0" encoding="utf-8"?>
-<w:numbering xmlns:m="http://schemas.openxmlformats.org/officeDocument/2006/math" xmlns:mc="http://schemas.openxmlformats.org/markup-compatibility/2006" xmlns:mo="http://schemas.microsoft.com/office/mac/office/2008/main" xmlns:mv="urn:schemas-microsoft-com:mac:vml" xmlns:o="urn:schemas-microsoft-com:office:office" xmlns:r="http://schemas.openxmlformats.org/officeDocument/2006/relationships" xmlns:v="urn:schemas-microsoft-com:vml" xmlns:w="http://schemas.openxmlformats.org/wordprocessingml/2006/main" xmlns:w10="urn:schemas-microsoft-com:office:word" xmlns:w14="http://schemas.microsoft.com/office/word/2010/wordml" xmlns:wne="http://schemas.microsoft.com/office/word/2006/wordml" xmlns:wp="http://schemas.openxmlformats.org/drawingml/2006/wordprocessingDrawing" xmlns:wp14="http://schemas.microsoft.com/office/word/2010/wordprocessingDrawing" xmlns:wpc="http://schemas.microsoft.com/office/word/2010/wordprocessingCanvas" xmlns:wpg="http://schemas.microsoft.com/office/word/2010/wordprocessingGroup" xmlns:wpi="http://schemas.microsoft.com/office/word/2010/wordprocessingInk" xmlns:wps="http://schemas.microsoft.com/office/word/2010/wordprocessingShape" mc:Ignorable="w14 wp14">
+<w:numbering xmlns:mc="http://schemas.openxmlformats.org/markup-compatibility/2006" xmlns:w="http://schemas.openxmlformats.org/wordprocessingml/2006/main" xmlns:m="http://schemas.openxmlformats.org/officeDocument/2006/math" xmlns:mo="http://schemas.microsoft.com/office/mac/office/2008/main" xmlns:mv="urn:schemas-microsoft-com:mac:vml" xmlns:o="urn:schemas-microsoft-com:office:office" xmlns:r="http://schemas.openxmlformats.org/officeDocument/2006/relationships" xmlns:v="urn:schemas-microsoft-com:vml" xmlns:w10="urn:schemas-microsoft-com:office:word" xmlns:w14="http://schemas.microsoft.com/office/word/2010/wordml" xmlns:wne="http://schemas.microsoft.com/office/word/2006/wordml" xmlns:wp="http://schemas.openxmlformats.org/drawingml/2006/wordprocessingDrawing" xmlns:wp14="http://schemas.microsoft.com/office/word/2010/wordprocessingDrawing" xmlns:wpc="http://schemas.microsoft.com/office/word/2010/wordprocessingCanvas" xmlns:wpg="http://schemas.microsoft.com/office/word/2010/wordprocessingGroup" xmlns:wpi="http://schemas.microsoft.com/office/word/2010/wordprocessingInk" xmlns:wps="http://schemas.microsoft.com/office/word/2010/wordprocessingShape" mc:Ignorable="w14 wp14">
   <w:abstractNum w:abstractNumId="0">
     <w:nsid w:val="FFFFFF7C"/>
     <w:multiLevelType w:val="singleLevel"/>
@@ -3618,7 +3959,7 @@
         <w:ind w:hanging="360" w:left="1440"/>
       </w:pPr>
       <w:rPr>
-        <w:rFonts w:ascii="Symbol" w:hAnsi="Symbol" w:hint="default"/>
+        <w:rFonts w:ascii="Symbol" w:hAnsi="Symbol" w:hint="default" w:eastAsia="黑体"/>
       </w:rPr>
     </w:lvl>
   </w:abstractNum>
@@ -3639,7 +3980,7 @@
         <w:ind w:hanging="360" w:left="1080"/>
       </w:pPr>
       <w:rPr>
-        <w:rFonts w:ascii="Symbol" w:hAnsi="Symbol" w:hint="default"/>
+        <w:rFonts w:ascii="Symbol" w:hAnsi="Symbol" w:hint="default" w:eastAsia="黑体"/>
       </w:rPr>
     </w:lvl>
   </w:abstractNum>
@@ -3660,7 +4001,7 @@
         <w:ind w:hanging="360" w:left="720"/>
       </w:pPr>
       <w:rPr>
-        <w:rFonts w:ascii="Symbol" w:hAnsi="Symbol" w:hint="default"/>
+        <w:rFonts w:ascii="Symbol" w:hAnsi="Symbol" w:hint="default" w:eastAsia="黑体"/>
       </w:rPr>
     </w:lvl>
   </w:abstractNum>
@@ -3699,7 +4040,7 @@
         <w:ind w:hanging="360" w:left="360"/>
       </w:pPr>
       <w:rPr>
-        <w:rFonts w:ascii="Symbol" w:hAnsi="Symbol" w:hint="default"/>
+        <w:rFonts w:ascii="Symbol" w:hAnsi="Symbol" w:hint="default" w:eastAsia="黑体"/>
       </w:rPr>
     </w:lvl>
   </w:abstractNum>
@@ -3790,7 +4131,7 @@
         <w:ind w:left="720" w:hanging="360"/>
       </w:pPr>
       <w:rPr>
-        <w:rFonts w:ascii="Symbol" w:hAnsi="Symbol" w:cs="Symbol" w:hint="default"/>
+        <w:rFonts w:ascii="Symbol" w:hAnsi="Symbol" w:cs="Symbol" w:hint="default" w:eastAsia="黑体"/>
       </w:rPr>
     </w:lvl>
     <w:lvl w:ilvl="1">
@@ -3801,7 +4142,7 @@
         <w:ind w:left="1440" w:hanging="360"/>
       </w:pPr>
       <w:rPr>
-        <w:rFonts w:ascii="Courier New" w:hAnsi="Courier New" w:cs="Courier New" w:hint="default"/>
+        <w:rFonts w:ascii="Courier New" w:hAnsi="Courier New" w:cs="Courier New" w:hint="default" w:eastAsia="黑体"/>
       </w:rPr>
     </w:lvl>
     <w:lvl w:ilvl="2">
@@ -3812,7 +4153,7 @@
         <w:ind w:left="2160" w:hanging="360"/>
       </w:pPr>
       <w:rPr>
-        <w:rFonts w:ascii="Wingdings" w:hAnsi="Wingdings" w:cs="Wingdings" w:hint="default"/>
+        <w:rFonts w:ascii="Wingdings" w:hAnsi="Wingdings" w:cs="Wingdings" w:hint="default" w:eastAsia="黑体"/>
       </w:rPr>
     </w:lvl>
     <w:lvl w:ilvl="3">
@@ -3823,7 +4164,7 @@
         <w:ind w:left="2880" w:hanging="360"/>
       </w:pPr>
       <w:rPr>
-        <w:rFonts w:ascii="Symbol" w:hAnsi="Symbol" w:cs="Symbol" w:hint="default"/>
+        <w:rFonts w:ascii="Symbol" w:hAnsi="Symbol" w:cs="Symbol" w:hint="default" w:eastAsia="黑体"/>
       </w:rPr>
     </w:lvl>
     <w:lvl w:ilvl="4">
@@ -3834,7 +4175,7 @@
         <w:ind w:left="3600" w:hanging="360"/>
       </w:pPr>
       <w:rPr>
-        <w:rFonts w:ascii="Courier New" w:hAnsi="Courier New" w:cs="Courier New" w:hint="default"/>
+        <w:rFonts w:ascii="Courier New" w:hAnsi="Courier New" w:cs="Courier New" w:hint="default" w:eastAsia="黑体"/>
       </w:rPr>
     </w:lvl>
     <w:lvl w:ilvl="5">
@@ -3845,7 +4186,7 @@
         <w:ind w:left="4320" w:hanging="360"/>
       </w:pPr>
       <w:rPr>
-        <w:rFonts w:ascii="Wingdings" w:hAnsi="Wingdings" w:cs="Wingdings" w:hint="default"/>
+        <w:rFonts w:ascii="Wingdings" w:hAnsi="Wingdings" w:cs="Wingdings" w:hint="default" w:eastAsia="黑体"/>
       </w:rPr>
     </w:lvl>
     <w:lvl w:ilvl="6">
@@ -3856,7 +4197,7 @@
         <w:ind w:left="5040" w:hanging="360"/>
       </w:pPr>
       <w:rPr>
-        <w:rFonts w:ascii="Symbol" w:hAnsi="Symbol" w:cs="Symbol" w:hint="default"/>
+        <w:rFonts w:ascii="Symbol" w:hAnsi="Symbol" w:cs="Symbol" w:hint="default" w:eastAsia="黑体"/>
       </w:rPr>
     </w:lvl>
     <w:lvl w:ilvl="7">
@@ -3867,7 +4208,7 @@
         <w:ind w:left="5760" w:hanging="360"/>
       </w:pPr>
       <w:rPr>
-        <w:rFonts w:ascii="Courier New" w:hAnsi="Courier New" w:cs="Courier New" w:hint="default"/>
+        <w:rFonts w:ascii="Courier New" w:hAnsi="Courier New" w:cs="Courier New" w:hint="default" w:eastAsia="黑体"/>
       </w:rPr>
     </w:lvl>
     <w:lvl w:ilvl="8">
@@ -3878,7 +4219,7 @@
         <w:ind w:left="6480" w:hanging="360"/>
       </w:pPr>
       <w:rPr>
-        <w:rFonts w:ascii="Wingdings" w:hAnsi="Wingdings" w:cs="Wingdings" w:hint="default"/>
+        <w:rFonts w:ascii="Wingdings" w:hAnsi="Wingdings" w:cs="Wingdings" w:hint="default" w:eastAsia="黑体"/>
       </w:rPr>
     </w:lvl>
   </w:abstractNum>
@@ -3934,11 +4275,11 @@
 </file>
 
 <file path=word/styles.xml><?xml version="1.0" encoding="utf-8"?>
-<w:styles xmlns:mc="http://schemas.openxmlformats.org/markup-compatibility/2006" xmlns:r="http://schemas.openxmlformats.org/officeDocument/2006/relationships" xmlns:w="http://schemas.openxmlformats.org/wordprocessingml/2006/main" xmlns:w14="http://schemas.microsoft.com/office/word/2010/wordml" mc:Ignorable="w14">
+<w:styles xmlns:mc="http://schemas.openxmlformats.org/markup-compatibility/2006" xmlns:w="http://schemas.openxmlformats.org/wordprocessingml/2006/main" xmlns:r="http://schemas.openxmlformats.org/officeDocument/2006/relationships" xmlns:w14="http://schemas.microsoft.com/office/word/2010/wordml" mc:Ignorable="w14">
   <w:docDefaults>
     <w:rPrDefault>
       <w:rPr>
-        <w:rFonts w:asciiTheme="minorHAnsi" w:cstheme="minorBidi" w:eastAsiaTheme="minorEastAsia" w:hAnsiTheme="minorHAnsi"/>
+        <w:rFonts w:asciiTheme="minorHAnsi" w:cstheme="minorBidi" w:hAnsiTheme="minorHAnsi" w:eastAsia="黑体"/>
         <w:sz w:val="22"/>
         <w:szCs w:val="22"/>
         <w:lang w:bidi="ar-SA" w:eastAsia="en-US" w:val="en-US"/>
@@ -4160,7 +4501,7 @@
       <w:outlineLvl w:val="0"/>
     </w:pPr>
     <w:rPr>
-      <w:rFonts w:ascii="Times New Roman" w:asciiTheme="majorHAnsi" w:cstheme="majorBidi" w:eastAsia="黑体" w:eastAsiaTheme="majorEastAsia" w:hAnsi="Times New Roman" w:hAnsiTheme="majorHAnsi"/>
+      <w:rFonts w:ascii="Times New Roman" w:asciiTheme="majorHAnsi" w:cstheme="majorBidi" w:eastAsia="黑体" w:hAnsi="Times New Roman" w:hAnsiTheme="majorHAnsi"/>
       <w:b/>
       <w:bCs/>
       <w:color w:val="1F3864"/>
@@ -4184,7 +4525,7 @@
       <w:outlineLvl w:val="1"/>
     </w:pPr>
     <w:rPr>
-      <w:rFonts w:ascii="Times New Roman" w:asciiTheme="majorHAnsi" w:cstheme="majorBidi" w:eastAsia="黑体" w:eastAsiaTheme="majorEastAsia" w:hAnsi="Times New Roman" w:hAnsiTheme="majorHAnsi"/>
+      <w:rFonts w:ascii="Times New Roman" w:asciiTheme="majorHAnsi" w:cstheme="majorBidi" w:eastAsia="黑体" w:hAnsi="Times New Roman" w:hAnsiTheme="majorHAnsi"/>
       <w:b/>
       <w:bCs/>
       <w:color w:val="2E4E7E"/>
@@ -4208,7 +4549,7 @@
       <w:outlineLvl w:val="2"/>
     </w:pPr>
     <w:rPr>
-      <w:rFonts w:ascii="Times New Roman" w:asciiTheme="majorHAnsi" w:cstheme="majorBidi" w:eastAsia="黑体" w:eastAsiaTheme="majorEastAsia" w:hAnsi="Times New Roman" w:hAnsiTheme="majorHAnsi"/>
+      <w:rFonts w:ascii="Times New Roman" w:asciiTheme="majorHAnsi" w:cstheme="majorBidi" w:eastAsia="黑体" w:hAnsi="Times New Roman" w:hAnsiTheme="majorHAnsi"/>
       <w:b/>
       <w:bCs/>
       <w:color w:val="2E4E7E"/>
@@ -4232,7 +4573,7 @@
       <w:outlineLvl w:val="3"/>
     </w:pPr>
     <w:rPr>
-      <w:rFonts w:ascii="Times New Roman" w:asciiTheme="majorHAnsi" w:cstheme="majorBidi" w:eastAsia="黑体" w:eastAsiaTheme="majorEastAsia" w:hAnsi="Times New Roman" w:hAnsiTheme="majorHAnsi"/>
+      <w:rFonts w:ascii="Times New Roman" w:asciiTheme="majorHAnsi" w:cstheme="majorBidi" w:eastAsia="黑体" w:hAnsi="Times New Roman" w:hAnsiTheme="majorHAnsi"/>
       <w:b/>
       <w:bCs/>
       <w:i/>
@@ -4258,7 +4599,7 @@
       <w:outlineLvl w:val="4"/>
     </w:pPr>
     <w:rPr>
-      <w:rFonts w:ascii="Times New Roman" w:asciiTheme="majorHAnsi" w:cstheme="majorBidi" w:eastAsia="黑体" w:eastAsiaTheme="majorEastAsia" w:hAnsi="Times New Roman" w:hAnsiTheme="majorHAnsi"/>
+      <w:rFonts w:ascii="Times New Roman" w:asciiTheme="majorHAnsi" w:cstheme="majorBidi" w:eastAsia="黑体" w:hAnsi="Times New Roman" w:hAnsiTheme="majorHAnsi"/>
       <w:b/>
       <w:color w:val="333333"/>
       <w:sz w:val="22"/>
@@ -4281,7 +4622,7 @@
       <w:outlineLvl w:val="5"/>
     </w:pPr>
     <w:rPr>
-      <w:rFonts w:asciiTheme="majorHAnsi" w:cstheme="majorBidi" w:eastAsiaTheme="majorEastAsia" w:hAnsiTheme="majorHAnsi"/>
+      <w:rFonts w:asciiTheme="majorHAnsi" w:cstheme="majorBidi" w:hAnsiTheme="majorHAnsi" w:eastAsia="黑体"/>
       <w:i/>
       <w:iCs/>
       <w:color w:themeColor="accent1" w:themeShade="7F" w:val="243F60"/>
@@ -4304,7 +4645,7 @@
       <w:outlineLvl w:val="6"/>
     </w:pPr>
     <w:rPr>
-      <w:rFonts w:asciiTheme="majorHAnsi" w:cstheme="majorBidi" w:eastAsiaTheme="majorEastAsia" w:hAnsiTheme="majorHAnsi"/>
+      <w:rFonts w:asciiTheme="majorHAnsi" w:cstheme="majorBidi" w:hAnsiTheme="majorHAnsi" w:eastAsia="黑体"/>
       <w:i/>
       <w:iCs/>
       <w:color w:themeColor="text1" w:themeTint="BF" w:val="404040"/>
@@ -4327,7 +4668,7 @@
       <w:outlineLvl w:val="7"/>
     </w:pPr>
     <w:rPr>
-      <w:rFonts w:asciiTheme="majorHAnsi" w:cstheme="majorBidi" w:eastAsiaTheme="majorEastAsia" w:hAnsiTheme="majorHAnsi"/>
+      <w:rFonts w:asciiTheme="majorHAnsi" w:cstheme="majorBidi" w:hAnsiTheme="majorHAnsi" w:eastAsia="黑体"/>
       <w:color w:themeColor="accent1" w:val="4F81BD"/>
       <w:sz w:val="20"/>
       <w:szCs w:val="20"/>
@@ -4350,7 +4691,7 @@
       <w:outlineLvl w:val="8"/>
     </w:pPr>
     <w:rPr>
-      <w:rFonts w:asciiTheme="majorHAnsi" w:cstheme="majorBidi" w:eastAsiaTheme="majorEastAsia" w:hAnsiTheme="majorHAnsi"/>
+      <w:rFonts w:asciiTheme="majorHAnsi" w:cstheme="majorBidi" w:hAnsiTheme="majorHAnsi" w:eastAsia="黑体"/>
       <w:i/>
       <w:iCs/>
       <w:color w:themeColor="text1" w:themeTint="BF" w:val="404040"/>
@@ -4401,7 +4742,7 @@
     <w:uiPriority w:val="9"/>
     <w:rsid w:val="00FC693F"/>
     <w:rPr>
-      <w:rFonts w:asciiTheme="majorHAnsi" w:cstheme="majorBidi" w:eastAsiaTheme="majorEastAsia" w:hAnsiTheme="majorHAnsi"/>
+      <w:rFonts w:asciiTheme="majorHAnsi" w:cstheme="majorBidi" w:hAnsiTheme="majorHAnsi" w:eastAsia="黑体"/>
       <w:b/>
       <w:bCs/>
       <w:color w:themeColor="accent1" w:themeShade="BF" w:val="365F91"/>
@@ -4416,7 +4757,7 @@
     <w:uiPriority w:val="9"/>
     <w:rsid w:val="00FC693F"/>
     <w:rPr>
-      <w:rFonts w:asciiTheme="majorHAnsi" w:cstheme="majorBidi" w:eastAsiaTheme="majorEastAsia" w:hAnsiTheme="majorHAnsi"/>
+      <w:rFonts w:asciiTheme="majorHAnsi" w:cstheme="majorBidi" w:hAnsiTheme="majorHAnsi" w:eastAsia="黑体"/>
       <w:b/>
       <w:bCs/>
       <w:color w:themeColor="accent1" w:val="4F81BD"/>
@@ -4431,7 +4772,7 @@
     <w:uiPriority w:val="9"/>
     <w:rsid w:val="00FC693F"/>
     <w:rPr>
-      <w:rFonts w:asciiTheme="majorHAnsi" w:cstheme="majorBidi" w:eastAsiaTheme="majorEastAsia" w:hAnsiTheme="majorHAnsi"/>
+      <w:rFonts w:asciiTheme="majorHAnsi" w:cstheme="majorBidi" w:hAnsiTheme="majorHAnsi" w:eastAsia="黑体"/>
       <w:b/>
       <w:bCs/>
       <w:color w:themeColor="accent1" w:val="4F81BD"/>
@@ -4454,7 +4795,7 @@
       <w:contextualSpacing/>
     </w:pPr>
     <w:rPr>
-      <w:rFonts w:ascii="Times New Roman" w:asciiTheme="majorHAnsi" w:cstheme="majorBidi" w:eastAsia="黑体" w:eastAsiaTheme="majorEastAsia" w:hAnsi="Times New Roman" w:hAnsiTheme="majorHAnsi"/>
+      <w:rFonts w:ascii="Times New Roman" w:asciiTheme="majorHAnsi" w:cstheme="majorBidi" w:eastAsia="黑体" w:hAnsi="Times New Roman" w:hAnsiTheme="majorHAnsi"/>
       <w:b/>
       <w:color w:val="1F3864"/>
       <w:spacing w:val="5"/>
@@ -4470,7 +4811,7 @@
     <w:uiPriority w:val="10"/>
     <w:rsid w:val="00FC693F"/>
     <w:rPr>
-      <w:rFonts w:asciiTheme="majorHAnsi" w:cstheme="majorBidi" w:eastAsiaTheme="majorEastAsia" w:hAnsiTheme="majorHAnsi"/>
+      <w:rFonts w:asciiTheme="majorHAnsi" w:cstheme="majorBidi" w:hAnsiTheme="majorHAnsi" w:eastAsia="黑体"/>
       <w:color w:themeColor="text2" w:themeShade="BF" w:val="17365D"/>
       <w:spacing w:val="5"/>
       <w:kern w:val="28"/>
@@ -4492,7 +4833,7 @@
       </w:numPr>
     </w:pPr>
     <w:rPr>
-      <w:rFonts w:asciiTheme="majorHAnsi" w:cstheme="majorBidi" w:eastAsiaTheme="majorEastAsia" w:hAnsiTheme="majorHAnsi"/>
+      <w:rFonts w:asciiTheme="majorHAnsi" w:cstheme="majorBidi" w:hAnsiTheme="majorHAnsi" w:eastAsia="黑体"/>
       <w:i/>
       <w:iCs/>
       <w:color w:themeColor="accent1" w:val="4F81BD"/>
@@ -4508,7 +4849,7 @@
     <w:uiPriority w:val="11"/>
     <w:rsid w:val="00FC693F"/>
     <w:rPr>
-      <w:rFonts w:asciiTheme="majorHAnsi" w:cstheme="majorBidi" w:eastAsiaTheme="majorEastAsia" w:hAnsiTheme="majorHAnsi"/>
+      <w:rFonts w:asciiTheme="majorHAnsi" w:cstheme="majorBidi" w:hAnsiTheme="majorHAnsi" w:eastAsia="黑体"/>
       <w:i/>
       <w:iCs/>
       <w:color w:themeColor="accent1" w:val="4F81BD"/>
@@ -4575,6 +4916,7 @@
       <w:spacing w:after="120"/>
     </w:pPr>
     <w:rPr>
+      <w:rFonts w:eastAsia="黑体"/>
       <w:sz w:val="16"/>
       <w:szCs w:val="16"/>
     </w:rPr>
@@ -4586,6 +4928,7 @@
     <w:uiPriority w:val="99"/>
     <w:rsid w:val="00AA1D8D"/>
     <w:rPr>
+      <w:rFonts w:eastAsia="黑体"/>
       <w:sz w:val="16"/>
       <w:szCs w:val="16"/>
     </w:rPr>
@@ -4755,7 +5098,7 @@
       </w:tabs>
     </w:pPr>
     <w:rPr>
-      <w:rFonts w:ascii="Courier" w:hAnsi="Courier"/>
+      <w:rFonts w:ascii="Courier" w:hAnsi="Courier" w:eastAsia="黑体"/>
       <w:sz w:val="20"/>
       <w:szCs w:val="20"/>
     </w:rPr>
@@ -4767,7 +5110,7 @@
     <w:uiPriority w:val="99"/>
     <w:rsid w:val="0029639D"/>
     <w:rPr>
-      <w:rFonts w:ascii="Courier" w:hAnsi="Courier"/>
+      <w:rFonts w:ascii="Courier" w:hAnsi="Courier" w:eastAsia="黑体"/>
       <w:sz w:val="20"/>
       <w:szCs w:val="20"/>
     </w:rPr>
@@ -4803,6 +5146,7 @@
     <w:uiPriority w:val="29"/>
     <w:rsid w:val="00FC693F"/>
     <w:rPr>
+      <w:rFonts w:eastAsia="黑体"/>
       <w:i/>
       <w:iCs/>
       <w:color w:themeColor="text1" w:val="000000"/>
@@ -4816,7 +5160,7 @@
     <w:semiHidden/>
     <w:rsid w:val="00FC693F"/>
     <w:rPr>
-      <w:rFonts w:asciiTheme="majorHAnsi" w:cstheme="majorBidi" w:eastAsiaTheme="majorEastAsia" w:hAnsiTheme="majorHAnsi"/>
+      <w:rFonts w:asciiTheme="majorHAnsi" w:cstheme="majorBidi" w:hAnsiTheme="majorHAnsi" w:eastAsia="黑体"/>
       <w:b/>
       <w:bCs/>
       <w:i/>
@@ -4832,7 +5176,7 @@
     <w:semiHidden/>
     <w:rsid w:val="00FC693F"/>
     <w:rPr>
-      <w:rFonts w:asciiTheme="majorHAnsi" w:cstheme="majorBidi" w:eastAsiaTheme="majorEastAsia" w:hAnsiTheme="majorHAnsi"/>
+      <w:rFonts w:asciiTheme="majorHAnsi" w:cstheme="majorBidi" w:hAnsiTheme="majorHAnsi" w:eastAsia="黑体"/>
       <w:color w:themeColor="accent1" w:themeShade="7F" w:val="243F60"/>
     </w:rPr>
   </w:style>
@@ -4844,7 +5188,7 @@
     <w:semiHidden/>
     <w:rsid w:val="00FC693F"/>
     <w:rPr>
-      <w:rFonts w:asciiTheme="majorHAnsi" w:cstheme="majorBidi" w:eastAsiaTheme="majorEastAsia" w:hAnsiTheme="majorHAnsi"/>
+      <w:rFonts w:asciiTheme="majorHAnsi" w:cstheme="majorBidi" w:hAnsiTheme="majorHAnsi" w:eastAsia="黑体"/>
       <w:i/>
       <w:iCs/>
       <w:color w:themeColor="accent1" w:themeShade="7F" w:val="243F60"/>
@@ -4858,7 +5202,7 @@
     <w:semiHidden/>
     <w:rsid w:val="00FC693F"/>
     <w:rPr>
-      <w:rFonts w:asciiTheme="majorHAnsi" w:cstheme="majorBidi" w:eastAsiaTheme="majorEastAsia" w:hAnsiTheme="majorHAnsi"/>
+      <w:rFonts w:asciiTheme="majorHAnsi" w:cstheme="majorBidi" w:hAnsiTheme="majorHAnsi" w:eastAsia="黑体"/>
       <w:i/>
       <w:iCs/>
       <w:color w:themeColor="text1" w:themeTint="BF" w:val="404040"/>
@@ -4872,7 +5216,7 @@
     <w:semiHidden/>
     <w:rsid w:val="00FC693F"/>
     <w:rPr>
-      <w:rFonts w:asciiTheme="majorHAnsi" w:cstheme="majorBidi" w:eastAsiaTheme="majorEastAsia" w:hAnsiTheme="majorHAnsi"/>
+      <w:rFonts w:asciiTheme="majorHAnsi" w:cstheme="majorBidi" w:hAnsiTheme="majorHAnsi" w:eastAsia="黑体"/>
       <w:color w:themeColor="accent1" w:val="4F81BD"/>
       <w:sz w:val="20"/>
       <w:szCs w:val="20"/>
@@ -4886,7 +5230,7 @@
     <w:semiHidden/>
     <w:rsid w:val="00FC693F"/>
     <w:rPr>
-      <w:rFonts w:asciiTheme="majorHAnsi" w:cstheme="majorBidi" w:eastAsiaTheme="majorEastAsia" w:hAnsiTheme="majorHAnsi"/>
+      <w:rFonts w:asciiTheme="majorHAnsi" w:cstheme="majorBidi" w:hAnsiTheme="majorHAnsi" w:eastAsia="黑体"/>
       <w:i/>
       <w:iCs/>
       <w:color w:themeColor="text1" w:themeTint="BF" w:val="404040"/>
@@ -4907,6 +5251,7 @@
       <w:spacing w:line="240" w:lineRule="auto"/>
     </w:pPr>
     <w:rPr>
+      <w:rFonts w:eastAsia="黑体"/>
       <w:b/>
       <w:bCs/>
       <w:color w:themeColor="accent1" w:val="4F81BD"/>
@@ -4921,6 +5266,7 @@
     <w:qFormat/>
     <w:rsid w:val="00FC693F"/>
     <w:rPr>
+      <w:rFonts w:eastAsia="黑体"/>
       <w:b/>
       <w:bCs/>
     </w:rPr>
@@ -4932,6 +5278,7 @@
     <w:qFormat/>
     <w:rsid w:val="00FC693F"/>
     <w:rPr>
+      <w:rFonts w:eastAsia="黑体"/>
       <w:i/>
       <w:iCs/>
     </w:rPr>
@@ -4952,6 +5299,7 @@
       <w:ind w:left="936" w:right="936"/>
     </w:pPr>
     <w:rPr>
+      <w:rFonts w:eastAsia="黑体"/>
       <w:b/>
       <w:bCs/>
       <w:i/>
@@ -4966,6 +5314,7 @@
     <w:uiPriority w:val="30"/>
     <w:rsid w:val="00FC693F"/>
     <w:rPr>
+      <w:rFonts w:eastAsia="黑体"/>
       <w:b/>
       <w:bCs/>
       <w:i/>
@@ -4980,6 +5329,7 @@
     <w:qFormat/>
     <w:rsid w:val="00FC693F"/>
     <w:rPr>
+      <w:rFonts w:eastAsia="黑体"/>
       <w:i/>
       <w:iCs/>
       <w:color w:themeColor="text1" w:themeTint="7F" w:val="808080"/>
@@ -4992,6 +5342,7 @@
     <w:qFormat/>
     <w:rsid w:val="00FC693F"/>
     <w:rPr>
+      <w:rFonts w:eastAsia="黑体"/>
       <w:b/>
       <w:bCs/>
       <w:i/>
@@ -5006,6 +5357,7 @@
     <w:qFormat/>
     <w:rsid w:val="00FC693F"/>
     <w:rPr>
+      <w:rFonts w:eastAsia="黑体"/>
       <w:smallCaps/>
       <w:color w:themeColor="accent2" w:val="C0504D"/>
       <w:u w:val="single"/>
@@ -5018,6 +5370,7 @@
     <w:qFormat/>
     <w:rsid w:val="00FC693F"/>
     <w:rPr>
+      <w:rFonts w:eastAsia="黑体"/>
       <w:b/>
       <w:bCs/>
       <w:smallCaps/>
@@ -5033,6 +5386,7 @@
     <w:qFormat/>
     <w:rsid w:val="00FC693F"/>
     <w:rPr>
+      <w:rFonts w:eastAsia="黑体"/>
       <w:b/>
       <w:bCs/>
       <w:smallCaps/>
@@ -5087,6 +5441,7 @@
       <w:spacing w:after="0" w:line="240" w:lineRule="auto"/>
     </w:pPr>
     <w:rPr>
+      <w:rFonts w:eastAsia="黑体"/>
       <w:color w:themeColor="text1" w:themeShade="BF" w:val="000000"/>
     </w:rPr>
     <w:tblPr>
@@ -5109,6 +5464,7 @@
         <w:spacing w:after="0" w:before="0" w:line="240" w:lineRule="auto"/>
       </w:pPr>
       <w:rPr>
+        <w:rFonts w:eastAsia="黑体"/>
         <w:b/>
         <w:bCs/>
       </w:rPr>
@@ -5129,6 +5485,7 @@
         <w:spacing w:after="0" w:before="0" w:line="240" w:lineRule="auto"/>
       </w:pPr>
       <w:rPr>
+        <w:rFonts w:eastAsia="黑体"/>
         <w:b/>
         <w:bCs/>
       </w:rPr>
@@ -5146,12 +5503,14 @@
     </w:tblStylePr>
     <w:tblStylePr w:type="firstCol">
       <w:rPr>
+        <w:rFonts w:eastAsia="黑体"/>
         <w:b/>
         <w:bCs/>
       </w:rPr>
     </w:tblStylePr>
     <w:tblStylePr w:type="lastCol">
       <w:rPr>
+        <w:rFonts w:eastAsia="黑体"/>
         <w:b/>
         <w:bCs/>
       </w:rPr>
@@ -5190,6 +5549,7 @@
       <w:spacing w:after="0" w:line="240" w:lineRule="auto"/>
     </w:pPr>
     <w:rPr>
+      <w:rFonts w:eastAsia="黑体"/>
       <w:color w:themeColor="accent1" w:themeShade="BF" w:val="365F91"/>
     </w:rPr>
     <w:tblPr>
@@ -5212,6 +5572,7 @@
         <w:spacing w:after="0" w:before="0" w:line="240" w:lineRule="auto"/>
       </w:pPr>
       <w:rPr>
+        <w:rFonts w:eastAsia="黑体"/>
         <w:b/>
         <w:bCs/>
       </w:rPr>
@@ -5232,6 +5593,7 @@
         <w:spacing w:after="0" w:before="0" w:line="240" w:lineRule="auto"/>
       </w:pPr>
       <w:rPr>
+        <w:rFonts w:eastAsia="黑体"/>
         <w:b/>
         <w:bCs/>
       </w:rPr>
@@ -5249,12 +5611,14 @@
     </w:tblStylePr>
     <w:tblStylePr w:type="firstCol">
       <w:rPr>
+        <w:rFonts w:eastAsia="黑体"/>
         <w:b/>
         <w:bCs/>
       </w:rPr>
     </w:tblStylePr>
     <w:tblStylePr w:type="lastCol">
       <w:rPr>
+        <w:rFonts w:eastAsia="黑体"/>
         <w:b/>
         <w:bCs/>
       </w:rPr>
@@ -5293,6 +5657,7 @@
       <w:spacing w:after="0" w:line="240" w:lineRule="auto"/>
     </w:pPr>
     <w:rPr>
+      <w:rFonts w:eastAsia="黑体"/>
       <w:color w:themeColor="accent2" w:themeShade="BF" w:val="943634"/>
     </w:rPr>
     <w:tblPr>
@@ -5315,6 +5680,7 @@
         <w:spacing w:after="0" w:before="0" w:line="240" w:lineRule="auto"/>
       </w:pPr>
       <w:rPr>
+        <w:rFonts w:eastAsia="黑体"/>
         <w:b/>
         <w:bCs/>
       </w:rPr>
@@ -5335,6 +5701,7 @@
         <w:spacing w:after="0" w:before="0" w:line="240" w:lineRule="auto"/>
       </w:pPr>
       <w:rPr>
+        <w:rFonts w:eastAsia="黑体"/>
         <w:b/>
         <w:bCs/>
       </w:rPr>
@@ -5352,12 +5719,14 @@
     </w:tblStylePr>
     <w:tblStylePr w:type="firstCol">
       <w:rPr>
+        <w:rFonts w:eastAsia="黑体"/>
         <w:b/>
         <w:bCs/>
       </w:rPr>
     </w:tblStylePr>
     <w:tblStylePr w:type="lastCol">
       <w:rPr>
+        <w:rFonts w:eastAsia="黑体"/>
         <w:b/>
         <w:bCs/>
       </w:rPr>
@@ -5396,6 +5765,7 @@
       <w:spacing w:after="0" w:line="240" w:lineRule="auto"/>
     </w:pPr>
     <w:rPr>
+      <w:rFonts w:eastAsia="黑体"/>
       <w:color w:themeColor="accent3" w:themeShade="BF" w:val="76923C"/>
     </w:rPr>
     <w:tblPr>
@@ -5418,6 +5788,7 @@
         <w:spacing w:after="0" w:before="0" w:line="240" w:lineRule="auto"/>
       </w:pPr>
       <w:rPr>
+        <w:rFonts w:eastAsia="黑体"/>
         <w:b/>
         <w:bCs/>
       </w:rPr>
@@ -5438,6 +5809,7 @@
         <w:spacing w:after="0" w:before="0" w:line="240" w:lineRule="auto"/>
       </w:pPr>
       <w:rPr>
+        <w:rFonts w:eastAsia="黑体"/>
         <w:b/>
         <w:bCs/>
       </w:rPr>
@@ -5455,12 +5827,14 @@
     </w:tblStylePr>
     <w:tblStylePr w:type="firstCol">
       <w:rPr>
+        <w:rFonts w:eastAsia="黑体"/>
         <w:b/>
         <w:bCs/>
       </w:rPr>
     </w:tblStylePr>
     <w:tblStylePr w:type="lastCol">
       <w:rPr>
+        <w:rFonts w:eastAsia="黑体"/>
         <w:b/>
         <w:bCs/>
       </w:rPr>
@@ -5499,6 +5873,7 @@
       <w:spacing w:after="0" w:line="240" w:lineRule="auto"/>
     </w:pPr>
     <w:rPr>
+      <w:rFonts w:eastAsia="黑体"/>
       <w:color w:themeColor="accent4" w:themeShade="BF" w:val="5F497A"/>
     </w:rPr>
     <w:tblPr>
@@ -5521,6 +5896,7 @@
         <w:spacing w:after="0" w:before="0" w:line="240" w:lineRule="auto"/>
       </w:pPr>
       <w:rPr>
+        <w:rFonts w:eastAsia="黑体"/>
         <w:b/>
         <w:bCs/>
       </w:rPr>
@@ -5541,6 +5917,7 @@
         <w:spacing w:after="0" w:before="0" w:line="240" w:lineRule="auto"/>
       </w:pPr>
       <w:rPr>
+        <w:rFonts w:eastAsia="黑体"/>
         <w:b/>
         <w:bCs/>
       </w:rPr>
@@ -5558,12 +5935,14 @@
     </w:tblStylePr>
     <w:tblStylePr w:type="firstCol">
       <w:rPr>
+        <w:rFonts w:eastAsia="黑体"/>
         <w:b/>
         <w:bCs/>
       </w:rPr>
     </w:tblStylePr>
     <w:tblStylePr w:type="lastCol">
       <w:rPr>
+        <w:rFonts w:eastAsia="黑体"/>
         <w:b/>
         <w:bCs/>
       </w:rPr>
@@ -5602,6 +5981,7 @@
       <w:spacing w:after="0" w:line="240" w:lineRule="auto"/>
     </w:pPr>
     <w:rPr>
+      <w:rFonts w:eastAsia="黑体"/>
       <w:color w:themeColor="accent5" w:themeShade="BF" w:val="31849B"/>
     </w:rPr>
     <w:tblPr>
@@ -5624,6 +6004,7 @@
         <w:spacing w:after="0" w:before="0" w:line="240" w:lineRule="auto"/>
       </w:pPr>
       <w:rPr>
+        <w:rFonts w:eastAsia="黑体"/>
         <w:b/>
         <w:bCs/>
       </w:rPr>
@@ -5644,6 +6025,7 @@
         <w:spacing w:after="0" w:before="0" w:line="240" w:lineRule="auto"/>
       </w:pPr>
       <w:rPr>
+        <w:rFonts w:eastAsia="黑体"/>
         <w:b/>
         <w:bCs/>
       </w:rPr>
@@ -5661,12 +6043,14 @@
     </w:tblStylePr>
     <w:tblStylePr w:type="firstCol">
       <w:rPr>
+        <w:rFonts w:eastAsia="黑体"/>
         <w:b/>
         <w:bCs/>
       </w:rPr>
     </w:tblStylePr>
     <w:tblStylePr w:type="lastCol">
       <w:rPr>
+        <w:rFonts w:eastAsia="黑体"/>
         <w:b/>
         <w:bCs/>
       </w:rPr>
@@ -5705,6 +6089,7 @@
       <w:spacing w:after="0" w:line="240" w:lineRule="auto"/>
     </w:pPr>
     <w:rPr>
+      <w:rFonts w:eastAsia="黑体"/>
       <w:color w:themeColor="accent6" w:themeShade="BF" w:val="E36C0A"/>
     </w:rPr>
     <w:tblPr>
@@ -5727,6 +6112,7 @@
         <w:spacing w:after="0" w:before="0" w:line="240" w:lineRule="auto"/>
       </w:pPr>
       <w:rPr>
+        <w:rFonts w:eastAsia="黑体"/>
         <w:b/>
         <w:bCs/>
       </w:rPr>
@@ -5747,6 +6133,7 @@
         <w:spacing w:after="0" w:before="0" w:line="240" w:lineRule="auto"/>
       </w:pPr>
       <w:rPr>
+        <w:rFonts w:eastAsia="黑体"/>
         <w:b/>
         <w:bCs/>
       </w:rPr>
@@ -5764,12 +6151,14 @@
     </w:tblStylePr>
     <w:tblStylePr w:type="firstCol">
       <w:rPr>
+        <w:rFonts w:eastAsia="黑体"/>
         <w:b/>
         <w:bCs/>
       </w:rPr>
     </w:tblStylePr>
     <w:tblStylePr w:type="lastCol">
       <w:rPr>
+        <w:rFonts w:eastAsia="黑体"/>
         <w:b/>
         <w:bCs/>
       </w:rPr>
@@ -5829,6 +6218,7 @@
         <w:spacing w:after="0" w:before="0" w:line="240" w:lineRule="auto"/>
       </w:pPr>
       <w:rPr>
+        <w:rFonts w:eastAsia="黑体"/>
         <w:b/>
         <w:bCs/>
         <w:color w:themeColor="background1" w:val="FFFFFF"/>
@@ -5843,6 +6233,7 @@
         <w:spacing w:after="0" w:before="0" w:line="240" w:lineRule="auto"/>
       </w:pPr>
       <w:rPr>
+        <w:rFonts w:eastAsia="黑体"/>
         <w:b/>
         <w:bCs/>
       </w:rPr>
@@ -5858,12 +6249,14 @@
     </w:tblStylePr>
     <w:tblStylePr w:type="firstCol">
       <w:rPr>
+        <w:rFonts w:eastAsia="黑体"/>
         <w:b/>
         <w:bCs/>
       </w:rPr>
     </w:tblStylePr>
     <w:tblStylePr w:type="lastCol">
       <w:rPr>
+        <w:rFonts w:eastAsia="黑体"/>
         <w:b/>
         <w:bCs/>
       </w:rPr>
@@ -5921,6 +6314,7 @@
         <w:spacing w:after="0" w:before="0" w:line="240" w:lineRule="auto"/>
       </w:pPr>
       <w:rPr>
+        <w:rFonts w:eastAsia="黑体"/>
         <w:b/>
         <w:bCs/>
         <w:color w:themeColor="background1" w:val="FFFFFF"/>
@@ -5935,6 +6329,7 @@
         <w:spacing w:after="0" w:before="0" w:line="240" w:lineRule="auto"/>
       </w:pPr>
       <w:rPr>
+        <w:rFonts w:eastAsia="黑体"/>
         <w:b/>
         <w:bCs/>
       </w:rPr>
@@ -5950,12 +6345,14 @@
     </w:tblStylePr>
     <w:tblStylePr w:type="firstCol">
       <w:rPr>
+        <w:rFonts w:eastAsia="黑体"/>
         <w:b/>
         <w:bCs/>
       </w:rPr>
     </w:tblStylePr>
     <w:tblStylePr w:type="lastCol">
       <w:rPr>
+        <w:rFonts w:eastAsia="黑体"/>
         <w:b/>
         <w:bCs/>
       </w:rPr>
@@ -6013,6 +6410,7 @@
         <w:spacing w:after="0" w:before="0" w:line="240" w:lineRule="auto"/>
       </w:pPr>
       <w:rPr>
+        <w:rFonts w:eastAsia="黑体"/>
         <w:b/>
         <w:bCs/>
         <w:color w:themeColor="background1" w:val="FFFFFF"/>
@@ -6027,6 +6425,7 @@
         <w:spacing w:after="0" w:before="0" w:line="240" w:lineRule="auto"/>
       </w:pPr>
       <w:rPr>
+        <w:rFonts w:eastAsia="黑体"/>
         <w:b/>
         <w:bCs/>
       </w:rPr>
@@ -6042,12 +6441,14 @@
     </w:tblStylePr>
     <w:tblStylePr w:type="firstCol">
       <w:rPr>
+        <w:rFonts w:eastAsia="黑体"/>
         <w:b/>
         <w:bCs/>
       </w:rPr>
     </w:tblStylePr>
     <w:tblStylePr w:type="lastCol">
       <w:rPr>
+        <w:rFonts w:eastAsia="黑体"/>
         <w:b/>
         <w:bCs/>
       </w:rPr>
@@ -6105,6 +6506,7 @@
         <w:spacing w:after="0" w:before="0" w:line="240" w:lineRule="auto"/>
       </w:pPr>
       <w:rPr>
+        <w:rFonts w:eastAsia="黑体"/>
         <w:b/>
         <w:bCs/>
         <w:color w:themeColor="background1" w:val="FFFFFF"/>
@@ -6119,6 +6521,7 @@
         <w:spacing w:after="0" w:before="0" w:line="240" w:lineRule="auto"/>
       </w:pPr>
       <w:rPr>
+        <w:rFonts w:eastAsia="黑体"/>
         <w:b/>
         <w:bCs/>
       </w:rPr>
@@ -6134,12 +6537,14 @@
     </w:tblStylePr>
     <w:tblStylePr w:type="firstCol">
       <w:rPr>
+        <w:rFonts w:eastAsia="黑体"/>
         <w:b/>
         <w:bCs/>
       </w:rPr>
     </w:tblStylePr>
     <w:tblStylePr w:type="lastCol">
       <w:rPr>
+        <w:rFonts w:eastAsia="黑体"/>
         <w:b/>
         <w:bCs/>
       </w:rPr>
@@ -6197,6 +6602,7 @@
         <w:spacing w:after="0" w:before="0" w:line="240" w:lineRule="auto"/>
       </w:pPr>
       <w:rPr>
+        <w:rFonts w:eastAsia="黑体"/>
         <w:b/>
         <w:bCs/>
         <w:color w:themeColor="background1" w:val="FFFFFF"/>
@@ -6211,6 +6617,7 @@
         <w:spacing w:after="0" w:before="0" w:line="240" w:lineRule="auto"/>
       </w:pPr>
       <w:rPr>
+        <w:rFonts w:eastAsia="黑体"/>
         <w:b/>
         <w:bCs/>
       </w:rPr>
@@ -6226,12 +6633,14 @@
     </w:tblStylePr>
     <w:tblStylePr w:type="firstCol">
       <w:rPr>
+        <w:rFonts w:eastAsia="黑体"/>
         <w:b/>
         <w:bCs/>
       </w:rPr>
     </w:tblStylePr>
     <w:tblStylePr w:type="lastCol">
       <w:rPr>
+        <w:rFonts w:eastAsia="黑体"/>
         <w:b/>
         <w:bCs/>
       </w:rPr>
@@ -6289,6 +6698,7 @@
         <w:spacing w:after="0" w:before="0" w:line="240" w:lineRule="auto"/>
       </w:pPr>
       <w:rPr>
+        <w:rFonts w:eastAsia="黑体"/>
         <w:b/>
         <w:bCs/>
         <w:color w:themeColor="background1" w:val="FFFFFF"/>
@@ -6303,6 +6713,7 @@
         <w:spacing w:after="0" w:before="0" w:line="240" w:lineRule="auto"/>
       </w:pPr>
       <w:rPr>
+        <w:rFonts w:eastAsia="黑体"/>
         <w:b/>
         <w:bCs/>
       </w:rPr>
@@ -6318,12 +6729,14 @@
     </w:tblStylePr>
     <w:tblStylePr w:type="firstCol">
       <w:rPr>
+        <w:rFonts w:eastAsia="黑体"/>
         <w:b/>
         <w:bCs/>
       </w:rPr>
     </w:tblStylePr>
     <w:tblStylePr w:type="lastCol">
       <w:rPr>
+        <w:rFonts w:eastAsia="黑体"/>
         <w:b/>
         <w:bCs/>
       </w:rPr>
@@ -6381,6 +6794,7 @@
         <w:spacing w:after="0" w:before="0" w:line="240" w:lineRule="auto"/>
       </w:pPr>
       <w:rPr>
+        <w:rFonts w:eastAsia="黑体"/>
         <w:b/>
         <w:bCs/>
         <w:color w:themeColor="background1" w:val="FFFFFF"/>
@@ -6395,6 +6809,7 @@
         <w:spacing w:after="0" w:before="0" w:line="240" w:lineRule="auto"/>
       </w:pPr>
       <w:rPr>
+        <w:rFonts w:eastAsia="黑体"/>
         <w:b/>
         <w:bCs/>
       </w:rPr>
@@ -6410,12 +6825,14 @@
     </w:tblStylePr>
     <w:tblStylePr w:type="firstCol">
       <w:rPr>
+        <w:rFonts w:eastAsia="黑体"/>
         <w:b/>
         <w:bCs/>
       </w:rPr>
     </w:tblStylePr>
     <w:tblStylePr w:type="lastCol">
       <w:rPr>
+        <w:rFonts w:eastAsia="黑体"/>
         <w:b/>
         <w:bCs/>
       </w:rPr>
@@ -6475,7 +6892,7 @@
         <w:spacing w:after="0" w:before="0" w:line="240" w:lineRule="auto"/>
       </w:pPr>
       <w:rPr>
-        <w:rFonts w:asciiTheme="majorHAnsi" w:cstheme="majorBidi" w:eastAsiaTheme="majorEastAsia" w:hAnsiTheme="majorHAnsi"/>
+        <w:rFonts w:asciiTheme="majorHAnsi" w:cstheme="majorBidi" w:hAnsiTheme="majorHAnsi" w:eastAsia="黑体"/>
         <w:b/>
         <w:bCs/>
       </w:rPr>
@@ -6496,7 +6913,7 @@
         <w:spacing w:after="0" w:before="0" w:line="240" w:lineRule="auto"/>
       </w:pPr>
       <w:rPr>
-        <w:rFonts w:asciiTheme="majorHAnsi" w:cstheme="majorBidi" w:eastAsiaTheme="majorEastAsia" w:hAnsiTheme="majorHAnsi"/>
+        <w:rFonts w:asciiTheme="majorHAnsi" w:cstheme="majorBidi" w:hAnsiTheme="majorHAnsi" w:eastAsia="黑体"/>
         <w:b/>
         <w:bCs/>
       </w:rPr>
@@ -6514,14 +6931,14 @@
     </w:tblStylePr>
     <w:tblStylePr w:type="firstCol">
       <w:rPr>
-        <w:rFonts w:asciiTheme="majorHAnsi" w:cstheme="majorBidi" w:eastAsiaTheme="majorEastAsia" w:hAnsiTheme="majorHAnsi"/>
+        <w:rFonts w:asciiTheme="majorHAnsi" w:cstheme="majorBidi" w:hAnsiTheme="majorHAnsi" w:eastAsia="黑体"/>
         <w:b/>
         <w:bCs/>
       </w:rPr>
     </w:tblStylePr>
     <w:tblStylePr w:type="lastCol">
       <w:rPr>
-        <w:rFonts w:asciiTheme="majorHAnsi" w:cstheme="majorBidi" w:eastAsiaTheme="majorEastAsia" w:hAnsiTheme="majorHAnsi"/>
+        <w:rFonts w:asciiTheme="majorHAnsi" w:cstheme="majorBidi" w:hAnsiTheme="majorHAnsi" w:eastAsia="黑体"/>
         <w:b/>
         <w:bCs/>
       </w:rPr>
@@ -6605,7 +7022,7 @@
         <w:spacing w:after="0" w:before="0" w:line="240" w:lineRule="auto"/>
       </w:pPr>
       <w:rPr>
-        <w:rFonts w:asciiTheme="majorHAnsi" w:cstheme="majorBidi" w:eastAsiaTheme="majorEastAsia" w:hAnsiTheme="majorHAnsi"/>
+        <w:rFonts w:asciiTheme="majorHAnsi" w:cstheme="majorBidi" w:hAnsiTheme="majorHAnsi" w:eastAsia="黑体"/>
         <w:b/>
         <w:bCs/>
       </w:rPr>
@@ -6626,7 +7043,7 @@
         <w:spacing w:after="0" w:before="0" w:line="240" w:lineRule="auto"/>
       </w:pPr>
       <w:rPr>
-        <w:rFonts w:asciiTheme="majorHAnsi" w:cstheme="majorBidi" w:eastAsiaTheme="majorEastAsia" w:hAnsiTheme="majorHAnsi"/>
+        <w:rFonts w:asciiTheme="majorHAnsi" w:cstheme="majorBidi" w:hAnsiTheme="majorHAnsi" w:eastAsia="黑体"/>
         <w:b/>
         <w:bCs/>
       </w:rPr>
@@ -6644,14 +7061,14 @@
     </w:tblStylePr>
     <w:tblStylePr w:type="firstCol">
       <w:rPr>
-        <w:rFonts w:asciiTheme="majorHAnsi" w:cstheme="majorBidi" w:eastAsiaTheme="majorEastAsia" w:hAnsiTheme="majorHAnsi"/>
+        <w:rFonts w:asciiTheme="majorHAnsi" w:cstheme="majorBidi" w:hAnsiTheme="majorHAnsi" w:eastAsia="黑体"/>
         <w:b/>
         <w:bCs/>
       </w:rPr>
     </w:tblStylePr>
     <w:tblStylePr w:type="lastCol">
       <w:rPr>
-        <w:rFonts w:asciiTheme="majorHAnsi" w:cstheme="majorBidi" w:eastAsiaTheme="majorEastAsia" w:hAnsiTheme="majorHAnsi"/>
+        <w:rFonts w:asciiTheme="majorHAnsi" w:cstheme="majorBidi" w:hAnsiTheme="majorHAnsi" w:eastAsia="黑体"/>
         <w:b/>
         <w:bCs/>
       </w:rPr>
@@ -6735,7 +7152,7 @@
         <w:spacing w:after="0" w:before="0" w:line="240" w:lineRule="auto"/>
       </w:pPr>
       <w:rPr>
-        <w:rFonts w:asciiTheme="majorHAnsi" w:cstheme="majorBidi" w:eastAsiaTheme="majorEastAsia" w:hAnsiTheme="majorHAnsi"/>
+        <w:rFonts w:asciiTheme="majorHAnsi" w:cstheme="majorBidi" w:hAnsiTheme="majorHAnsi" w:eastAsia="黑体"/>
         <w:b/>
         <w:bCs/>
       </w:rPr>
@@ -6756,7 +7173,7 @@
         <w:spacing w:after="0" w:before="0" w:line="240" w:lineRule="auto"/>
       </w:pPr>
       <w:rPr>
-        <w:rFonts w:asciiTheme="majorHAnsi" w:cstheme="majorBidi" w:eastAsiaTheme="majorEastAsia" w:hAnsiTheme="majorHAnsi"/>
+        <w:rFonts w:asciiTheme="majorHAnsi" w:cstheme="majorBidi" w:hAnsiTheme="majorHAnsi" w:eastAsia="黑体"/>
         <w:b/>
         <w:bCs/>
       </w:rPr>
@@ -6774,14 +7191,14 @@
     </w:tblStylePr>
     <w:tblStylePr w:type="firstCol">
       <w:rPr>
-        <w:rFonts w:asciiTheme="majorHAnsi" w:cstheme="majorBidi" w:eastAsiaTheme="majorEastAsia" w:hAnsiTheme="majorHAnsi"/>
+        <w:rFonts w:asciiTheme="majorHAnsi" w:cstheme="majorBidi" w:hAnsiTheme="majorHAnsi" w:eastAsia="黑体"/>
         <w:b/>
         <w:bCs/>
       </w:rPr>
     </w:tblStylePr>
     <w:tblStylePr w:type="lastCol">
       <w:rPr>
-        <w:rFonts w:asciiTheme="majorHAnsi" w:cstheme="majorBidi" w:eastAsiaTheme="majorEastAsia" w:hAnsiTheme="majorHAnsi"/>
+        <w:rFonts w:asciiTheme="majorHAnsi" w:cstheme="majorBidi" w:hAnsiTheme="majorHAnsi" w:eastAsia="黑体"/>
         <w:b/>
         <w:bCs/>
       </w:rPr>
@@ -6865,7 +7282,7 @@
         <w:spacing w:after="0" w:before="0" w:line="240" w:lineRule="auto"/>
       </w:pPr>
       <w:rPr>
-        <w:rFonts w:asciiTheme="majorHAnsi" w:cstheme="majorBidi" w:eastAsiaTheme="majorEastAsia" w:hAnsiTheme="majorHAnsi"/>
+        <w:rFonts w:asciiTheme="majorHAnsi" w:cstheme="majorBidi" w:hAnsiTheme="majorHAnsi" w:eastAsia="黑体"/>
         <w:b/>
         <w:bCs/>
       </w:rPr>
@@ -6886,7 +7303,7 @@
         <w:spacing w:after="0" w:before="0" w:line="240" w:lineRule="auto"/>
       </w:pPr>
       <w:rPr>
-        <w:rFonts w:asciiTheme="majorHAnsi" w:cstheme="majorBidi" w:eastAsiaTheme="majorEastAsia" w:hAnsiTheme="majorHAnsi"/>
+        <w:rFonts w:asciiTheme="majorHAnsi" w:cstheme="majorBidi" w:hAnsiTheme="majorHAnsi" w:eastAsia="黑体"/>
         <w:b/>
         <w:bCs/>
       </w:rPr>
@@ -6904,14 +7321,14 @@
     </w:tblStylePr>
     <w:tblStylePr w:type="firstCol">
       <w:rPr>
-        <w:rFonts w:asciiTheme="majorHAnsi" w:cstheme="majorBidi" w:eastAsiaTheme="majorEastAsia" w:hAnsiTheme="majorHAnsi"/>
+        <w:rFonts w:asciiTheme="majorHAnsi" w:cstheme="majorBidi" w:hAnsiTheme="majorHAnsi" w:eastAsia="黑体"/>
         <w:b/>
         <w:bCs/>
       </w:rPr>
     </w:tblStylePr>
     <w:tblStylePr w:type="lastCol">
       <w:rPr>
-        <w:rFonts w:asciiTheme="majorHAnsi" w:cstheme="majorBidi" w:eastAsiaTheme="majorEastAsia" w:hAnsiTheme="majorHAnsi"/>
+        <w:rFonts w:asciiTheme="majorHAnsi" w:cstheme="majorBidi" w:hAnsiTheme="majorHAnsi" w:eastAsia="黑体"/>
         <w:b/>
         <w:bCs/>
       </w:rPr>
@@ -6995,7 +7412,7 @@
         <w:spacing w:after="0" w:before="0" w:line="240" w:lineRule="auto"/>
       </w:pPr>
       <w:rPr>
-        <w:rFonts w:asciiTheme="majorHAnsi" w:cstheme="majorBidi" w:eastAsiaTheme="majorEastAsia" w:hAnsiTheme="majorHAnsi"/>
+        <w:rFonts w:asciiTheme="majorHAnsi" w:cstheme="majorBidi" w:hAnsiTheme="majorHAnsi" w:eastAsia="黑体"/>
         <w:b/>
         <w:bCs/>
       </w:rPr>
@@ -7016,7 +7433,7 @@
         <w:spacing w:after="0" w:before="0" w:line="240" w:lineRule="auto"/>
       </w:pPr>
       <w:rPr>
-        <w:rFonts w:asciiTheme="majorHAnsi" w:cstheme="majorBidi" w:eastAsiaTheme="majorEastAsia" w:hAnsiTheme="majorHAnsi"/>
+        <w:rFonts w:asciiTheme="majorHAnsi" w:cstheme="majorBidi" w:hAnsiTheme="majorHAnsi" w:eastAsia="黑体"/>
         <w:b/>
         <w:bCs/>
       </w:rPr>
@@ -7034,14 +7451,14 @@
     </w:tblStylePr>
     <w:tblStylePr w:type="firstCol">
       <w:rPr>
-        <w:rFonts w:asciiTheme="majorHAnsi" w:cstheme="majorBidi" w:eastAsiaTheme="majorEastAsia" w:hAnsiTheme="majorHAnsi"/>
+        <w:rFonts w:asciiTheme="majorHAnsi" w:cstheme="majorBidi" w:hAnsiTheme="majorHAnsi" w:eastAsia="黑体"/>
         <w:b/>
         <w:bCs/>
       </w:rPr>
     </w:tblStylePr>
     <w:tblStylePr w:type="lastCol">
       <w:rPr>
-        <w:rFonts w:asciiTheme="majorHAnsi" w:cstheme="majorBidi" w:eastAsiaTheme="majorEastAsia" w:hAnsiTheme="majorHAnsi"/>
+        <w:rFonts w:asciiTheme="majorHAnsi" w:cstheme="majorBidi" w:hAnsiTheme="majorHAnsi" w:eastAsia="黑体"/>
         <w:b/>
         <w:bCs/>
       </w:rPr>
@@ -7125,7 +7542,7 @@
         <w:spacing w:after="0" w:before="0" w:line="240" w:lineRule="auto"/>
       </w:pPr>
       <w:rPr>
-        <w:rFonts w:asciiTheme="majorHAnsi" w:cstheme="majorBidi" w:eastAsiaTheme="majorEastAsia" w:hAnsiTheme="majorHAnsi"/>
+        <w:rFonts w:asciiTheme="majorHAnsi" w:cstheme="majorBidi" w:hAnsiTheme="majorHAnsi" w:eastAsia="黑体"/>
         <w:b/>
         <w:bCs/>
       </w:rPr>
@@ -7146,7 +7563,7 @@
         <w:spacing w:after="0" w:before="0" w:line="240" w:lineRule="auto"/>
       </w:pPr>
       <w:rPr>
-        <w:rFonts w:asciiTheme="majorHAnsi" w:cstheme="majorBidi" w:eastAsiaTheme="majorEastAsia" w:hAnsiTheme="majorHAnsi"/>
+        <w:rFonts w:asciiTheme="majorHAnsi" w:cstheme="majorBidi" w:hAnsiTheme="majorHAnsi" w:eastAsia="黑体"/>
         <w:b/>
         <w:bCs/>
       </w:rPr>
@@ -7164,14 +7581,14 @@
     </w:tblStylePr>
     <w:tblStylePr w:type="firstCol">
       <w:rPr>
-        <w:rFonts w:asciiTheme="majorHAnsi" w:cstheme="majorBidi" w:eastAsiaTheme="majorEastAsia" w:hAnsiTheme="majorHAnsi"/>
+        <w:rFonts w:asciiTheme="majorHAnsi" w:cstheme="majorBidi" w:hAnsiTheme="majorHAnsi" w:eastAsia="黑体"/>
         <w:b/>
         <w:bCs/>
       </w:rPr>
     </w:tblStylePr>
     <w:tblStylePr w:type="lastCol">
       <w:rPr>
-        <w:rFonts w:asciiTheme="majorHAnsi" w:cstheme="majorBidi" w:eastAsiaTheme="majorEastAsia" w:hAnsiTheme="majorHAnsi"/>
+        <w:rFonts w:asciiTheme="majorHAnsi" w:cstheme="majorBidi" w:hAnsiTheme="majorHAnsi" w:eastAsia="黑体"/>
         <w:b/>
         <w:bCs/>
       </w:rPr>
@@ -7255,7 +7672,7 @@
         <w:spacing w:after="0" w:before="0" w:line="240" w:lineRule="auto"/>
       </w:pPr>
       <w:rPr>
-        <w:rFonts w:asciiTheme="majorHAnsi" w:cstheme="majorBidi" w:eastAsiaTheme="majorEastAsia" w:hAnsiTheme="majorHAnsi"/>
+        <w:rFonts w:asciiTheme="majorHAnsi" w:cstheme="majorBidi" w:hAnsiTheme="majorHAnsi" w:eastAsia="黑体"/>
         <w:b/>
         <w:bCs/>
       </w:rPr>
@@ -7276,7 +7693,7 @@
         <w:spacing w:after="0" w:before="0" w:line="240" w:lineRule="auto"/>
       </w:pPr>
       <w:rPr>
-        <w:rFonts w:asciiTheme="majorHAnsi" w:cstheme="majorBidi" w:eastAsiaTheme="majorEastAsia" w:hAnsiTheme="majorHAnsi"/>
+        <w:rFonts w:asciiTheme="majorHAnsi" w:cstheme="majorBidi" w:hAnsiTheme="majorHAnsi" w:eastAsia="黑体"/>
         <w:b/>
         <w:bCs/>
       </w:rPr>
@@ -7294,14 +7711,14 @@
     </w:tblStylePr>
     <w:tblStylePr w:type="firstCol">
       <w:rPr>
-        <w:rFonts w:asciiTheme="majorHAnsi" w:cstheme="majorBidi" w:eastAsiaTheme="majorEastAsia" w:hAnsiTheme="majorHAnsi"/>
+        <w:rFonts w:asciiTheme="majorHAnsi" w:cstheme="majorBidi" w:hAnsiTheme="majorHAnsi" w:eastAsia="黑体"/>
         <w:b/>
         <w:bCs/>
       </w:rPr>
     </w:tblStylePr>
     <w:tblStylePr w:type="lastCol">
       <w:rPr>
-        <w:rFonts w:asciiTheme="majorHAnsi" w:cstheme="majorBidi" w:eastAsiaTheme="majorEastAsia" w:hAnsiTheme="majorHAnsi"/>
+        <w:rFonts w:asciiTheme="majorHAnsi" w:cstheme="majorBidi" w:hAnsiTheme="majorHAnsi" w:eastAsia="黑体"/>
         <w:b/>
         <w:bCs/>
       </w:rPr>
@@ -7384,6 +7801,7 @@
         <w:spacing w:after="0" w:before="0" w:line="240" w:lineRule="auto"/>
       </w:pPr>
       <w:rPr>
+        <w:rFonts w:eastAsia="黑体"/>
         <w:b/>
         <w:bCs/>
         <w:color w:themeColor="background1" w:val="FFFFFF"/>
@@ -7406,6 +7824,7 @@
         <w:spacing w:after="0" w:before="0" w:line="240" w:lineRule="auto"/>
       </w:pPr>
       <w:rPr>
+        <w:rFonts w:eastAsia="黑体"/>
         <w:b/>
         <w:bCs/>
       </w:rPr>
@@ -7423,12 +7842,14 @@
     </w:tblStylePr>
     <w:tblStylePr w:type="firstCol">
       <w:rPr>
+        <w:rFonts w:eastAsia="黑体"/>
         <w:b/>
         <w:bCs/>
       </w:rPr>
     </w:tblStylePr>
     <w:tblStylePr w:type="lastCol">
       <w:rPr>
+        <w:rFonts w:eastAsia="黑体"/>
         <w:b/>
         <w:bCs/>
       </w:rPr>
@@ -7490,6 +7911,7 @@
         <w:spacing w:after="0" w:before="0" w:line="240" w:lineRule="auto"/>
       </w:pPr>
       <w:rPr>
+        <w:rFonts w:eastAsia="黑体"/>
         <w:b/>
         <w:bCs/>
         <w:color w:themeColor="background1" w:val="FFFFFF"/>
@@ -7512,6 +7934,7 @@
         <w:spacing w:after="0" w:before="0" w:line="240" w:lineRule="auto"/>
       </w:pPr>
       <w:rPr>
+        <w:rFonts w:eastAsia="黑体"/>
         <w:b/>
         <w:bCs/>
       </w:rPr>
@@ -7529,12 +7952,14 @@
     </w:tblStylePr>
     <w:tblStylePr w:type="firstCol">
       <w:rPr>
+        <w:rFonts w:eastAsia="黑体"/>
         <w:b/>
         <w:bCs/>
       </w:rPr>
     </w:tblStylePr>
     <w:tblStylePr w:type="lastCol">
       <w:rPr>
+        <w:rFonts w:eastAsia="黑体"/>
         <w:b/>
         <w:bCs/>
       </w:rPr>
@@ -7596,6 +8021,7 @@
         <w:spacing w:after="0" w:before="0" w:line="240" w:lineRule="auto"/>
       </w:pPr>
       <w:rPr>
+        <w:rFonts w:eastAsia="黑体"/>
         <w:b/>
         <w:bCs/>
         <w:color w:themeColor="background1" w:val="FFFFFF"/>
@@ -7618,6 +8044,7 @@
         <w:spacing w:after="0" w:before="0" w:line="240" w:lineRule="auto"/>
       </w:pPr>
       <w:rPr>
+        <w:rFonts w:eastAsia="黑体"/>
         <w:b/>
         <w:bCs/>
       </w:rPr>
@@ -7635,12 +8062,14 @@
     </w:tblStylePr>
     <w:tblStylePr w:type="firstCol">
       <w:rPr>
+        <w:rFonts w:eastAsia="黑体"/>
         <w:b/>
         <w:bCs/>
       </w:rPr>
     </w:tblStylePr>
     <w:tblStylePr w:type="lastCol">
       <w:rPr>
+        <w:rFonts w:eastAsia="黑体"/>
         <w:b/>
         <w:bCs/>
       </w:rPr>
@@ -7702,6 +8131,7 @@
         <w:spacing w:after="0" w:before="0" w:line="240" w:lineRule="auto"/>
       </w:pPr>
       <w:rPr>
+        <w:rFonts w:eastAsia="黑体"/>
         <w:b/>
         <w:bCs/>
         <w:color w:themeColor="background1" w:val="FFFFFF"/>
@@ -7724,6 +8154,7 @@
         <w:spacing w:after="0" w:before="0" w:line="240" w:lineRule="auto"/>
       </w:pPr>
       <w:rPr>
+        <w:rFonts w:eastAsia="黑体"/>
         <w:b/>
         <w:bCs/>
       </w:rPr>
@@ -7741,12 +8172,14 @@
     </w:tblStylePr>
     <w:tblStylePr w:type="firstCol">
       <w:rPr>
+        <w:rFonts w:eastAsia="黑体"/>
         <w:b/>
         <w:bCs/>
       </w:rPr>
     </w:tblStylePr>
     <w:tblStylePr w:type="lastCol">
       <w:rPr>
+        <w:rFonts w:eastAsia="黑体"/>
         <w:b/>
         <w:bCs/>
       </w:rPr>
@@ -7808,6 +8241,7 @@
         <w:spacing w:after="0" w:before="0" w:line="240" w:lineRule="auto"/>
       </w:pPr>
       <w:rPr>
+        <w:rFonts w:eastAsia="黑体"/>
         <w:b/>
         <w:bCs/>
         <w:color w:themeColor="background1" w:val="FFFFFF"/>
@@ -7830,6 +8264,7 @@
         <w:spacing w:after="0" w:before="0" w:line="240" w:lineRule="auto"/>
       </w:pPr>
       <w:rPr>
+        <w:rFonts w:eastAsia="黑体"/>
         <w:b/>
         <w:bCs/>
       </w:rPr>
@@ -7847,12 +8282,14 @@
     </w:tblStylePr>
     <w:tblStylePr w:type="firstCol">
       <w:rPr>
+        <w:rFonts w:eastAsia="黑体"/>
         <w:b/>
         <w:bCs/>
       </w:rPr>
     </w:tblStylePr>
     <w:tblStylePr w:type="lastCol">
       <w:rPr>
+        <w:rFonts w:eastAsia="黑体"/>
         <w:b/>
         <w:bCs/>
       </w:rPr>
@@ -7914,6 +8351,7 @@
         <w:spacing w:after="0" w:before="0" w:line="240" w:lineRule="auto"/>
       </w:pPr>
       <w:rPr>
+        <w:rFonts w:eastAsia="黑体"/>
         <w:b/>
         <w:bCs/>
         <w:color w:themeColor="background1" w:val="FFFFFF"/>
@@ -7936,6 +8374,7 @@
         <w:spacing w:after="0" w:before="0" w:line="240" w:lineRule="auto"/>
       </w:pPr>
       <w:rPr>
+        <w:rFonts w:eastAsia="黑体"/>
         <w:b/>
         <w:bCs/>
       </w:rPr>
@@ -7953,12 +8392,14 @@
     </w:tblStylePr>
     <w:tblStylePr w:type="firstCol">
       <w:rPr>
+        <w:rFonts w:eastAsia="黑体"/>
         <w:b/>
         <w:bCs/>
       </w:rPr>
     </w:tblStylePr>
     <w:tblStylePr w:type="lastCol">
       <w:rPr>
+        <w:rFonts w:eastAsia="黑体"/>
         <w:b/>
         <w:bCs/>
       </w:rPr>
@@ -8020,6 +8461,7 @@
         <w:spacing w:after="0" w:before="0" w:line="240" w:lineRule="auto"/>
       </w:pPr>
       <w:rPr>
+        <w:rFonts w:eastAsia="黑体"/>
         <w:b/>
         <w:bCs/>
         <w:color w:themeColor="background1" w:val="FFFFFF"/>
@@ -8042,6 +8484,7 @@
         <w:spacing w:after="0" w:before="0" w:line="240" w:lineRule="auto"/>
       </w:pPr>
       <w:rPr>
+        <w:rFonts w:eastAsia="黑体"/>
         <w:b/>
         <w:bCs/>
       </w:rPr>
@@ -8059,12 +8502,14 @@
     </w:tblStylePr>
     <w:tblStylePr w:type="firstCol">
       <w:rPr>
+        <w:rFonts w:eastAsia="黑体"/>
         <w:b/>
         <w:bCs/>
       </w:rPr>
     </w:tblStylePr>
     <w:tblStylePr w:type="lastCol">
       <w:rPr>
+        <w:rFonts w:eastAsia="黑体"/>
         <w:b/>
         <w:bCs/>
       </w:rPr>
@@ -8123,6 +8568,7 @@
         <w:spacing w:after="0" w:before="0" w:line="240" w:lineRule="auto"/>
       </w:pPr>
       <w:rPr>
+        <w:rFonts w:eastAsia="黑体"/>
         <w:b/>
         <w:bCs/>
         <w:color w:themeColor="background1" w:val="FFFFFF"/>
@@ -8145,6 +8591,7 @@
         <w:spacing w:after="0" w:before="0" w:line="240" w:lineRule="auto"/>
       </w:pPr>
       <w:rPr>
+        <w:rFonts w:eastAsia="黑体"/>
         <w:color w:val="auto"/>
       </w:rPr>
       <w:tblPr/>
@@ -8162,6 +8609,7 @@
     </w:tblStylePr>
     <w:tblStylePr w:type="firstCol">
       <w:rPr>
+        <w:rFonts w:eastAsia="黑体"/>
         <w:b/>
         <w:bCs/>
         <w:color w:themeColor="background1" w:val="FFFFFF"/>
@@ -8181,6 +8629,7 @@
     </w:tblStylePr>
     <w:tblStylePr w:type="lastCol">
       <w:rPr>
+        <w:rFonts w:eastAsia="黑体"/>
         <w:b/>
         <w:bCs/>
         <w:color w:themeColor="background1" w:val="FFFFFF"/>
@@ -8229,6 +8678,7 @@
     </w:tblStylePr>
     <w:tblStylePr w:type="nwCell">
       <w:rPr>
+        <w:rFonts w:eastAsia="黑体"/>
         <w:color w:themeColor="background1" w:val="FFFFFF"/>
       </w:rPr>
       <w:tblPr/>
@@ -8272,6 +8722,7 @@
         <w:spacing w:after="0" w:before="0" w:line="240" w:lineRule="auto"/>
       </w:pPr>
       <w:rPr>
+        <w:rFonts w:eastAsia="黑体"/>
         <w:b/>
         <w:bCs/>
         <w:color w:themeColor="background1" w:val="FFFFFF"/>
@@ -8294,6 +8745,7 @@
         <w:spacing w:after="0" w:before="0" w:line="240" w:lineRule="auto"/>
       </w:pPr>
       <w:rPr>
+        <w:rFonts w:eastAsia="黑体"/>
         <w:color w:val="auto"/>
       </w:rPr>
       <w:tblPr/>
@@ -8311,6 +8763,7 @@
     </w:tblStylePr>
     <w:tblStylePr w:type="firstCol">
       <w:rPr>
+        <w:rFonts w:eastAsia="黑体"/>
         <w:b/>
         <w:bCs/>
         <w:color w:themeColor="background1" w:val="FFFFFF"/>
@@ -8330,6 +8783,7 @@
     </w:tblStylePr>
     <w:tblStylePr w:type="lastCol">
       <w:rPr>
+        <w:rFonts w:eastAsia="黑体"/>
         <w:b/>
         <w:bCs/>
         <w:color w:themeColor="background1" w:val="FFFFFF"/>
@@ -8378,6 +8832,7 @@
     </w:tblStylePr>
     <w:tblStylePr w:type="nwCell">
       <w:rPr>
+        <w:rFonts w:eastAsia="黑体"/>
         <w:color w:themeColor="background1" w:val="FFFFFF"/>
       </w:rPr>
       <w:tblPr/>
@@ -8421,6 +8876,7 @@
         <w:spacing w:after="0" w:before="0" w:line="240" w:lineRule="auto"/>
       </w:pPr>
       <w:rPr>
+        <w:rFonts w:eastAsia="黑体"/>
         <w:b/>
         <w:bCs/>
         <w:color w:themeColor="background1" w:val="FFFFFF"/>
@@ -8443,6 +8899,7 @@
         <w:spacing w:after="0" w:before="0" w:line="240" w:lineRule="auto"/>
       </w:pPr>
       <w:rPr>
+        <w:rFonts w:eastAsia="黑体"/>
         <w:color w:val="auto"/>
       </w:rPr>
       <w:tblPr/>
@@ -8460,6 +8917,7 @@
     </w:tblStylePr>
     <w:tblStylePr w:type="firstCol">
       <w:rPr>
+        <w:rFonts w:eastAsia="黑体"/>
         <w:b/>
         <w:bCs/>
         <w:color w:themeColor="background1" w:val="FFFFFF"/>
@@ -8479,6 +8937,7 @@
     </w:tblStylePr>
     <w:tblStylePr w:type="lastCol">
       <w:rPr>
+        <w:rFonts w:eastAsia="黑体"/>
         <w:b/>
         <w:bCs/>
         <w:color w:themeColor="background1" w:val="FFFFFF"/>
@@ -8527,6 +8986,7 @@
     </w:tblStylePr>
     <w:tblStylePr w:type="nwCell">
       <w:rPr>
+        <w:rFonts w:eastAsia="黑体"/>
         <w:color w:themeColor="background1" w:val="FFFFFF"/>
       </w:rPr>
       <w:tblPr/>
@@ -8570,6 +9030,7 @@
         <w:spacing w:after="0" w:before="0" w:line="240" w:lineRule="auto"/>
       </w:pPr>
       <w:rPr>
+        <w:rFonts w:eastAsia="黑体"/>
         <w:b/>
         <w:bCs/>
         <w:color w:themeColor="background1" w:val="FFFFFF"/>
@@ -8592,6 +9053,7 @@
         <w:spacing w:after="0" w:before="0" w:line="240" w:lineRule="auto"/>
       </w:pPr>
       <w:rPr>
+        <w:rFonts w:eastAsia="黑体"/>
         <w:color w:val="auto"/>
       </w:rPr>
       <w:tblPr/>
@@ -8609,6 +9071,7 @@
     </w:tblStylePr>
     <w:tblStylePr w:type="firstCol">
       <w:rPr>
+        <w:rFonts w:eastAsia="黑体"/>
         <w:b/>
         <w:bCs/>
         <w:color w:themeColor="background1" w:val="FFFFFF"/>
@@ -8628,6 +9091,7 @@
     </w:tblStylePr>
     <w:tblStylePr w:type="lastCol">
       <w:rPr>
+        <w:rFonts w:eastAsia="黑体"/>
         <w:b/>
         <w:bCs/>
         <w:color w:themeColor="background1" w:val="FFFFFF"/>
@@ -8676,6 +9140,7 @@
     </w:tblStylePr>
     <w:tblStylePr w:type="nwCell">
       <w:rPr>
+        <w:rFonts w:eastAsia="黑体"/>
         <w:color w:themeColor="background1" w:val="FFFFFF"/>
       </w:rPr>
       <w:tblPr/>
@@ -8719,6 +9184,7 @@
         <w:spacing w:after="0" w:before="0" w:line="240" w:lineRule="auto"/>
       </w:pPr>
       <w:rPr>
+        <w:rFonts w:eastAsia="黑体"/>
         <w:b/>
         <w:bCs/>
         <w:color w:themeColor="background1" w:val="FFFFFF"/>
@@ -8741,6 +9207,7 @@
         <w:spacing w:after="0" w:before="0" w:line="240" w:lineRule="auto"/>
       </w:pPr>
       <w:rPr>
+        <w:rFonts w:eastAsia="黑体"/>
         <w:color w:val="auto"/>
       </w:rPr>
       <w:tblPr/>
@@ -8758,6 +9225,7 @@
     </w:tblStylePr>
     <w:tblStylePr w:type="firstCol">
       <w:rPr>
+        <w:rFonts w:eastAsia="黑体"/>
         <w:b/>
         <w:bCs/>
         <w:color w:themeColor="background1" w:val="FFFFFF"/>
@@ -8777,6 +9245,7 @@
     </w:tblStylePr>
     <w:tblStylePr w:type="lastCol">
       <w:rPr>
+        <w:rFonts w:eastAsia="黑体"/>
         <w:b/>
         <w:bCs/>
         <w:color w:themeColor="background1" w:val="FFFFFF"/>
@@ -8825,6 +9294,7 @@
     </w:tblStylePr>
     <w:tblStylePr w:type="nwCell">
       <w:rPr>
+        <w:rFonts w:eastAsia="黑体"/>
         <w:color w:themeColor="background1" w:val="FFFFFF"/>
       </w:rPr>
       <w:tblPr/>
@@ -8868,6 +9338,7 @@
         <w:spacing w:after="0" w:before="0" w:line="240" w:lineRule="auto"/>
       </w:pPr>
       <w:rPr>
+        <w:rFonts w:eastAsia="黑体"/>
         <w:b/>
         <w:bCs/>
         <w:color w:themeColor="background1" w:val="FFFFFF"/>
@@ -8890,6 +9361,7 @@
         <w:spacing w:after="0" w:before="0" w:line="240" w:lineRule="auto"/>
       </w:pPr>
       <w:rPr>
+        <w:rFonts w:eastAsia="黑体"/>
         <w:color w:val="auto"/>
       </w:rPr>
       <w:tblPr/>
@@ -8907,6 +9379,7 @@
     </w:tblStylePr>
     <w:tblStylePr w:type="firstCol">
       <w:rPr>
+        <w:rFonts w:eastAsia="黑体"/>
         <w:b/>
         <w:bCs/>
         <w:color w:themeColor="background1" w:val="FFFFFF"/>
@@ -8926,6 +9399,7 @@
     </w:tblStylePr>
     <w:tblStylePr w:type="lastCol">
       <w:rPr>
+        <w:rFonts w:eastAsia="黑体"/>
         <w:b/>
         <w:bCs/>
         <w:color w:themeColor="background1" w:val="FFFFFF"/>
@@ -8974,6 +9448,7 @@
     </w:tblStylePr>
     <w:tblStylePr w:type="nwCell">
       <w:rPr>
+        <w:rFonts w:eastAsia="黑体"/>
         <w:color w:themeColor="background1" w:val="FFFFFF"/>
       </w:rPr>
       <w:tblPr/>
@@ -9017,6 +9492,7 @@
         <w:spacing w:after="0" w:before="0" w:line="240" w:lineRule="auto"/>
       </w:pPr>
       <w:rPr>
+        <w:rFonts w:eastAsia="黑体"/>
         <w:b/>
         <w:bCs/>
         <w:color w:themeColor="background1" w:val="FFFFFF"/>
@@ -9039,6 +9515,7 @@
         <w:spacing w:after="0" w:before="0" w:line="240" w:lineRule="auto"/>
       </w:pPr>
       <w:rPr>
+        <w:rFonts w:eastAsia="黑体"/>
         <w:color w:val="auto"/>
       </w:rPr>
       <w:tblPr/>
@@ -9056,6 +9533,7 @@
     </w:tblStylePr>
     <w:tblStylePr w:type="firstCol">
       <w:rPr>
+        <w:rFonts w:eastAsia="黑体"/>
         <w:b/>
         <w:bCs/>
         <w:color w:themeColor="background1" w:val="FFFFFF"/>
@@ -9075,6 +9553,7 @@
     </w:tblStylePr>
     <w:tblStylePr w:type="lastCol">
       <w:rPr>
+        <w:rFonts w:eastAsia="黑体"/>
         <w:b/>
         <w:bCs/>
         <w:color w:themeColor="background1" w:val="FFFFFF"/>
@@ -9123,6 +9602,7 @@
     </w:tblStylePr>
     <w:tblStylePr w:type="nwCell">
       <w:rPr>
+        <w:rFonts w:eastAsia="黑体"/>
         <w:color w:themeColor="background1" w:val="FFFFFF"/>
       </w:rPr>
       <w:tblPr/>
@@ -9147,6 +9627,7 @@
       <w:spacing w:after="0" w:line="240" w:lineRule="auto"/>
     </w:pPr>
     <w:rPr>
+      <w:rFonts w:eastAsia="黑体"/>
       <w:color w:themeColor="text1" w:val="000000"/>
     </w:rPr>
     <w:tblPr>
@@ -9166,7 +9647,7 @@
     </w:tblPr>
     <w:tblStylePr w:type="firstRow">
       <w:rPr>
-        <w:rFonts w:asciiTheme="majorHAnsi" w:cstheme="majorBidi" w:eastAsiaTheme="majorEastAsia" w:hAnsiTheme="majorHAnsi"/>
+        <w:rFonts w:asciiTheme="majorHAnsi" w:cstheme="majorBidi" w:hAnsiTheme="majorHAnsi" w:eastAsia="黑体"/>
       </w:rPr>
       <w:tblPr/>
       <w:tcPr>
@@ -9178,6 +9659,7 @@
     </w:tblStylePr>
     <w:tblStylePr w:type="lastRow">
       <w:rPr>
+        <w:rFonts w:eastAsia="黑体"/>
         <w:b/>
         <w:bCs/>
         <w:color w:themeColor="text2" w:val="1F497D"/>
@@ -9192,12 +9674,14 @@
     </w:tblStylePr>
     <w:tblStylePr w:type="firstCol">
       <w:rPr>
+        <w:rFonts w:eastAsia="黑体"/>
         <w:b/>
         <w:bCs/>
       </w:rPr>
     </w:tblStylePr>
     <w:tblStylePr w:type="lastCol">
       <w:rPr>
+        <w:rFonts w:eastAsia="黑体"/>
         <w:b/>
         <w:bCs/>
       </w:rPr>
@@ -9231,6 +9715,7 @@
       <w:spacing w:after="0" w:line="240" w:lineRule="auto"/>
     </w:pPr>
     <w:rPr>
+      <w:rFonts w:eastAsia="黑体"/>
       <w:color w:themeColor="text1" w:val="000000"/>
     </w:rPr>
     <w:tblPr>
@@ -9250,7 +9735,7 @@
     </w:tblPr>
     <w:tblStylePr w:type="firstRow">
       <w:rPr>
-        <w:rFonts w:asciiTheme="majorHAnsi" w:cstheme="majorBidi" w:eastAsiaTheme="majorEastAsia" w:hAnsiTheme="majorHAnsi"/>
+        <w:rFonts w:asciiTheme="majorHAnsi" w:cstheme="majorBidi" w:hAnsiTheme="majorHAnsi" w:eastAsia="黑体"/>
       </w:rPr>
       <w:tblPr/>
       <w:tcPr>
@@ -9262,6 +9747,7 @@
     </w:tblStylePr>
     <w:tblStylePr w:type="lastRow">
       <w:rPr>
+        <w:rFonts w:eastAsia="黑体"/>
         <w:b/>
         <w:bCs/>
         <w:color w:themeColor="text2" w:val="1F497D"/>
@@ -9276,12 +9762,14 @@
     </w:tblStylePr>
     <w:tblStylePr w:type="firstCol">
       <w:rPr>
+        <w:rFonts w:eastAsia="黑体"/>
         <w:b/>
         <w:bCs/>
       </w:rPr>
     </w:tblStylePr>
     <w:tblStylePr w:type="lastCol">
       <w:rPr>
+        <w:rFonts w:eastAsia="黑体"/>
         <w:b/>
         <w:bCs/>
       </w:rPr>
@@ -9315,6 +9803,7 @@
       <w:spacing w:after="0" w:line="240" w:lineRule="auto"/>
     </w:pPr>
     <w:rPr>
+      <w:rFonts w:eastAsia="黑体"/>
       <w:color w:themeColor="text1" w:val="000000"/>
     </w:rPr>
     <w:tblPr>
@@ -9334,7 +9823,7 @@
     </w:tblPr>
     <w:tblStylePr w:type="firstRow">
       <w:rPr>
-        <w:rFonts w:asciiTheme="majorHAnsi" w:cstheme="majorBidi" w:eastAsiaTheme="majorEastAsia" w:hAnsiTheme="majorHAnsi"/>
+        <w:rFonts w:asciiTheme="majorHAnsi" w:cstheme="majorBidi" w:hAnsiTheme="majorHAnsi" w:eastAsia="黑体"/>
       </w:rPr>
       <w:tblPr/>
       <w:tcPr>
@@ -9346,6 +9835,7 @@
     </w:tblStylePr>
     <w:tblStylePr w:type="lastRow">
       <w:rPr>
+        <w:rFonts w:eastAsia="黑体"/>
         <w:b/>
         <w:bCs/>
         <w:color w:themeColor="text2" w:val="1F497D"/>
@@ -9360,12 +9850,14 @@
     </w:tblStylePr>
     <w:tblStylePr w:type="firstCol">
       <w:rPr>
+        <w:rFonts w:eastAsia="黑体"/>
         <w:b/>
         <w:bCs/>
       </w:rPr>
     </w:tblStylePr>
     <w:tblStylePr w:type="lastCol">
       <w:rPr>
+        <w:rFonts w:eastAsia="黑体"/>
         <w:b/>
         <w:bCs/>
       </w:rPr>
@@ -9399,6 +9891,7 @@
       <w:spacing w:after="0" w:line="240" w:lineRule="auto"/>
     </w:pPr>
     <w:rPr>
+      <w:rFonts w:eastAsia="黑体"/>
       <w:color w:themeColor="text1" w:val="000000"/>
     </w:rPr>
     <w:tblPr>
@@ -9418,7 +9911,7 @@
     </w:tblPr>
     <w:tblStylePr w:type="firstRow">
       <w:rPr>
-        <w:rFonts w:asciiTheme="majorHAnsi" w:cstheme="majorBidi" w:eastAsiaTheme="majorEastAsia" w:hAnsiTheme="majorHAnsi"/>
+        <w:rFonts w:asciiTheme="majorHAnsi" w:cstheme="majorBidi" w:hAnsiTheme="majorHAnsi" w:eastAsia="黑体"/>
       </w:rPr>
       <w:tblPr/>
       <w:tcPr>
@@ -9430,6 +9923,7 @@
     </w:tblStylePr>
     <w:tblStylePr w:type="lastRow">
       <w:rPr>
+        <w:rFonts w:eastAsia="黑体"/>
         <w:b/>
         <w:bCs/>
         <w:color w:themeColor="text2" w:val="1F497D"/>
@@ -9444,12 +9938,14 @@
     </w:tblStylePr>
     <w:tblStylePr w:type="firstCol">
       <w:rPr>
+        <w:rFonts w:eastAsia="黑体"/>
         <w:b/>
         <w:bCs/>
       </w:rPr>
     </w:tblStylePr>
     <w:tblStylePr w:type="lastCol">
       <w:rPr>
+        <w:rFonts w:eastAsia="黑体"/>
         <w:b/>
         <w:bCs/>
       </w:rPr>
@@ -9483,6 +9979,7 @@
       <w:spacing w:after="0" w:line="240" w:lineRule="auto"/>
     </w:pPr>
     <w:rPr>
+      <w:rFonts w:eastAsia="黑体"/>
       <w:color w:themeColor="text1" w:val="000000"/>
     </w:rPr>
     <w:tblPr>
@@ -9502,7 +9999,7 @@
     </w:tblPr>
     <w:tblStylePr w:type="firstRow">
       <w:rPr>
-        <w:rFonts w:asciiTheme="majorHAnsi" w:cstheme="majorBidi" w:eastAsiaTheme="majorEastAsia" w:hAnsiTheme="majorHAnsi"/>
+        <w:rFonts w:asciiTheme="majorHAnsi" w:cstheme="majorBidi" w:hAnsiTheme="majorHAnsi" w:eastAsia="黑体"/>
       </w:rPr>
       <w:tblPr/>
       <w:tcPr>
@@ -9514,6 +10011,7 @@
     </w:tblStylePr>
     <w:tblStylePr w:type="lastRow">
       <w:rPr>
+        <w:rFonts w:eastAsia="黑体"/>
         <w:b/>
         <w:bCs/>
         <w:color w:themeColor="text2" w:val="1F497D"/>
@@ -9528,12 +10026,14 @@
     </w:tblStylePr>
     <w:tblStylePr w:type="firstCol">
       <w:rPr>
+        <w:rFonts w:eastAsia="黑体"/>
         <w:b/>
         <w:bCs/>
       </w:rPr>
     </w:tblStylePr>
     <w:tblStylePr w:type="lastCol">
       <w:rPr>
+        <w:rFonts w:eastAsia="黑体"/>
         <w:b/>
         <w:bCs/>
       </w:rPr>
@@ -9567,6 +10067,7 @@
       <w:spacing w:after="0" w:line="240" w:lineRule="auto"/>
     </w:pPr>
     <w:rPr>
+      <w:rFonts w:eastAsia="黑体"/>
       <w:color w:themeColor="text1" w:val="000000"/>
     </w:rPr>
     <w:tblPr>
@@ -9586,7 +10087,7 @@
     </w:tblPr>
     <w:tblStylePr w:type="firstRow">
       <w:rPr>
-        <w:rFonts w:asciiTheme="majorHAnsi" w:cstheme="majorBidi" w:eastAsiaTheme="majorEastAsia" w:hAnsiTheme="majorHAnsi"/>
+        <w:rFonts w:asciiTheme="majorHAnsi" w:cstheme="majorBidi" w:hAnsiTheme="majorHAnsi" w:eastAsia="黑体"/>
       </w:rPr>
       <w:tblPr/>
       <w:tcPr>
@@ -9598,6 +10099,7 @@
     </w:tblStylePr>
     <w:tblStylePr w:type="lastRow">
       <w:rPr>
+        <w:rFonts w:eastAsia="黑体"/>
         <w:b/>
         <w:bCs/>
         <w:color w:themeColor="text2" w:val="1F497D"/>
@@ -9612,12 +10114,14 @@
     </w:tblStylePr>
     <w:tblStylePr w:type="firstCol">
       <w:rPr>
+        <w:rFonts w:eastAsia="黑体"/>
         <w:b/>
         <w:bCs/>
       </w:rPr>
     </w:tblStylePr>
     <w:tblStylePr w:type="lastCol">
       <w:rPr>
+        <w:rFonts w:eastAsia="黑体"/>
         <w:b/>
         <w:bCs/>
       </w:rPr>
@@ -9651,6 +10155,7 @@
       <w:spacing w:after="0" w:line="240" w:lineRule="auto"/>
     </w:pPr>
     <w:rPr>
+      <w:rFonts w:eastAsia="黑体"/>
       <w:color w:themeColor="text1" w:val="000000"/>
     </w:rPr>
     <w:tblPr>
@@ -9670,7 +10175,7 @@
     </w:tblPr>
     <w:tblStylePr w:type="firstRow">
       <w:rPr>
-        <w:rFonts w:asciiTheme="majorHAnsi" w:cstheme="majorBidi" w:eastAsiaTheme="majorEastAsia" w:hAnsiTheme="majorHAnsi"/>
+        <w:rFonts w:asciiTheme="majorHAnsi" w:cstheme="majorBidi" w:hAnsiTheme="majorHAnsi" w:eastAsia="黑体"/>
       </w:rPr>
       <w:tblPr/>
       <w:tcPr>
@@ -9682,6 +10187,7 @@
     </w:tblStylePr>
     <w:tblStylePr w:type="lastRow">
       <w:rPr>
+        <w:rFonts w:eastAsia="黑体"/>
         <w:b/>
         <w:bCs/>
         <w:color w:themeColor="text2" w:val="1F497D"/>
@@ -9696,12 +10202,14 @@
     </w:tblStylePr>
     <w:tblStylePr w:type="firstCol">
       <w:rPr>
+        <w:rFonts w:eastAsia="黑体"/>
         <w:b/>
         <w:bCs/>
       </w:rPr>
     </w:tblStylePr>
     <w:tblStylePr w:type="lastCol">
       <w:rPr>
+        <w:rFonts w:eastAsia="黑体"/>
         <w:b/>
         <w:bCs/>
       </w:rPr>
@@ -9735,7 +10243,7 @@
       <w:spacing w:after="0" w:line="240" w:lineRule="auto"/>
     </w:pPr>
     <w:rPr>
-      <w:rFonts w:asciiTheme="majorHAnsi" w:cstheme="majorBidi" w:eastAsiaTheme="majorEastAsia" w:hAnsiTheme="majorHAnsi"/>
+      <w:rFonts w:asciiTheme="majorHAnsi" w:cstheme="majorBidi" w:hAnsiTheme="majorHAnsi" w:eastAsia="黑体"/>
       <w:color w:themeColor="text1" w:val="000000"/>
     </w:rPr>
     <w:tblPr>
@@ -9757,6 +10265,7 @@
     </w:tblPr>
     <w:tblStylePr w:type="firstRow">
       <w:rPr>
+        <w:rFonts w:eastAsia="黑体"/>
         <w:sz w:val="24"/>
         <w:szCs w:val="24"/>
       </w:rPr>
@@ -9863,7 +10372,7 @@
       <w:spacing w:after="0" w:line="240" w:lineRule="auto"/>
     </w:pPr>
     <w:rPr>
-      <w:rFonts w:asciiTheme="majorHAnsi" w:cstheme="majorBidi" w:eastAsiaTheme="majorEastAsia" w:hAnsiTheme="majorHAnsi"/>
+      <w:rFonts w:asciiTheme="majorHAnsi" w:cstheme="majorBidi" w:hAnsiTheme="majorHAnsi" w:eastAsia="黑体"/>
       <w:color w:themeColor="text1" w:val="000000"/>
     </w:rPr>
     <w:tblPr>
@@ -9885,6 +10394,7 @@
     </w:tblPr>
     <w:tblStylePr w:type="firstRow">
       <w:rPr>
+        <w:rFonts w:eastAsia="黑体"/>
         <w:sz w:val="24"/>
         <w:szCs w:val="24"/>
       </w:rPr>
@@ -9991,7 +10501,7 @@
       <w:spacing w:after="0" w:line="240" w:lineRule="auto"/>
     </w:pPr>
     <w:rPr>
-      <w:rFonts w:asciiTheme="majorHAnsi" w:cstheme="majorBidi" w:eastAsiaTheme="majorEastAsia" w:hAnsiTheme="majorHAnsi"/>
+      <w:rFonts w:asciiTheme="majorHAnsi" w:cstheme="majorBidi" w:hAnsiTheme="majorHAnsi" w:eastAsia="黑体"/>
       <w:color w:themeColor="text1" w:val="000000"/>
     </w:rPr>
     <w:tblPr>
@@ -10013,6 +10523,7 @@
     </w:tblPr>
     <w:tblStylePr w:type="firstRow">
       <w:rPr>
+        <w:rFonts w:eastAsia="黑体"/>
         <w:sz w:val="24"/>
         <w:szCs w:val="24"/>
       </w:rPr>
@@ -10119,7 +10630,7 @@
       <w:spacing w:after="0" w:line="240" w:lineRule="auto"/>
     </w:pPr>
     <w:rPr>
-      <w:rFonts w:asciiTheme="majorHAnsi" w:cstheme="majorBidi" w:eastAsiaTheme="majorEastAsia" w:hAnsiTheme="majorHAnsi"/>
+      <w:rFonts w:asciiTheme="majorHAnsi" w:cstheme="majorBidi" w:hAnsiTheme="majorHAnsi" w:eastAsia="黑体"/>
       <w:color w:themeColor="text1" w:val="000000"/>
     </w:rPr>
     <w:tblPr>
@@ -10141,6 +10652,7 @@
     </w:tblPr>
     <w:tblStylePr w:type="firstRow">
       <w:rPr>
+        <w:rFonts w:eastAsia="黑体"/>
         <w:sz w:val="24"/>
         <w:szCs w:val="24"/>
       </w:rPr>
@@ -10247,7 +10759,7 @@
       <w:spacing w:after="0" w:line="240" w:lineRule="auto"/>
     </w:pPr>
     <w:rPr>
-      <w:rFonts w:asciiTheme="majorHAnsi" w:cstheme="majorBidi" w:eastAsiaTheme="majorEastAsia" w:hAnsiTheme="majorHAnsi"/>
+      <w:rFonts w:asciiTheme="majorHAnsi" w:cstheme="majorBidi" w:hAnsiTheme="majorHAnsi" w:eastAsia="黑体"/>
       <w:color w:themeColor="text1" w:val="000000"/>
     </w:rPr>
     <w:tblPr>
@@ -10269,6 +10781,7 @@
     </w:tblPr>
     <w:tblStylePr w:type="firstRow">
       <w:rPr>
+        <w:rFonts w:eastAsia="黑体"/>
         <w:sz w:val="24"/>
         <w:szCs w:val="24"/>
       </w:rPr>
@@ -10375,7 +10888,7 @@
       <w:spacing w:after="0" w:line="240" w:lineRule="auto"/>
     </w:pPr>
     <w:rPr>
-      <w:rFonts w:asciiTheme="majorHAnsi" w:cstheme="majorBidi" w:eastAsiaTheme="majorEastAsia" w:hAnsiTheme="majorHAnsi"/>
+      <w:rFonts w:asciiTheme="majorHAnsi" w:cstheme="majorBidi" w:hAnsiTheme="majorHAnsi" w:eastAsia="黑体"/>
       <w:color w:themeColor="text1" w:val="000000"/>
     </w:rPr>
     <w:tblPr>
@@ -10397,6 +10910,7 @@
     </w:tblPr>
     <w:tblStylePr w:type="firstRow">
       <w:rPr>
+        <w:rFonts w:eastAsia="黑体"/>
         <w:sz w:val="24"/>
         <w:szCs w:val="24"/>
       </w:rPr>
@@ -10503,7 +11017,7 @@
       <w:spacing w:after="0" w:line="240" w:lineRule="auto"/>
     </w:pPr>
     <w:rPr>
-      <w:rFonts w:asciiTheme="majorHAnsi" w:cstheme="majorBidi" w:eastAsiaTheme="majorEastAsia" w:hAnsiTheme="majorHAnsi"/>
+      <w:rFonts w:asciiTheme="majorHAnsi" w:cstheme="majorBidi" w:hAnsiTheme="majorHAnsi" w:eastAsia="黑体"/>
       <w:color w:themeColor="text1" w:val="000000"/>
     </w:rPr>
     <w:tblPr>
@@ -10525,6 +11039,7 @@
     </w:tblPr>
     <w:tblStylePr w:type="firstRow">
       <w:rPr>
+        <w:rFonts w:eastAsia="黑体"/>
         <w:sz w:val="24"/>
         <w:szCs w:val="24"/>
       </w:rPr>
@@ -10654,12 +11169,14 @@
     </w:tcPr>
     <w:tblStylePr w:type="firstRow">
       <w:rPr>
+        <w:rFonts w:eastAsia="黑体"/>
         <w:b/>
         <w:bCs/>
       </w:rPr>
     </w:tblStylePr>
     <w:tblStylePr w:type="lastRow">
       <w:rPr>
+        <w:rFonts w:eastAsia="黑体"/>
         <w:b/>
         <w:bCs/>
       </w:rPr>
@@ -10672,12 +11189,14 @@
     </w:tblStylePr>
     <w:tblStylePr w:type="firstCol">
       <w:rPr>
+        <w:rFonts w:eastAsia="黑体"/>
         <w:b/>
         <w:bCs/>
       </w:rPr>
     </w:tblStylePr>
     <w:tblStylePr w:type="lastCol">
       <w:rPr>
+        <w:rFonts w:eastAsia="黑体"/>
         <w:b/>
         <w:bCs/>
       </w:rPr>
@@ -10727,12 +11246,14 @@
     </w:tcPr>
     <w:tblStylePr w:type="firstRow">
       <w:rPr>
+        <w:rFonts w:eastAsia="黑体"/>
         <w:b/>
         <w:bCs/>
       </w:rPr>
     </w:tblStylePr>
     <w:tblStylePr w:type="lastRow">
       <w:rPr>
+        <w:rFonts w:eastAsia="黑体"/>
         <w:b/>
         <w:bCs/>
       </w:rPr>
@@ -10745,12 +11266,14 @@
     </w:tblStylePr>
     <w:tblStylePr w:type="firstCol">
       <w:rPr>
+        <w:rFonts w:eastAsia="黑体"/>
         <w:b/>
         <w:bCs/>
       </w:rPr>
     </w:tblStylePr>
     <w:tblStylePr w:type="lastCol">
       <w:rPr>
+        <w:rFonts w:eastAsia="黑体"/>
         <w:b/>
         <w:bCs/>
       </w:rPr>
@@ -10800,12 +11323,14 @@
     </w:tcPr>
     <w:tblStylePr w:type="firstRow">
       <w:rPr>
+        <w:rFonts w:eastAsia="黑体"/>
         <w:b/>
         <w:bCs/>
       </w:rPr>
     </w:tblStylePr>
     <w:tblStylePr w:type="lastRow">
       <w:rPr>
+        <w:rFonts w:eastAsia="黑体"/>
         <w:b/>
         <w:bCs/>
       </w:rPr>
@@ -10818,12 +11343,14 @@
     </w:tblStylePr>
     <w:tblStylePr w:type="firstCol">
       <w:rPr>
+        <w:rFonts w:eastAsia="黑体"/>
         <w:b/>
         <w:bCs/>
       </w:rPr>
     </w:tblStylePr>
     <w:tblStylePr w:type="lastCol">
       <w:rPr>
+        <w:rFonts w:eastAsia="黑体"/>
         <w:b/>
         <w:bCs/>
       </w:rPr>
@@ -10873,12 +11400,14 @@
     </w:tcPr>
     <w:tblStylePr w:type="firstRow">
       <w:rPr>
+        <w:rFonts w:eastAsia="黑体"/>
         <w:b/>
         <w:bCs/>
       </w:rPr>
     </w:tblStylePr>
     <w:tblStylePr w:type="lastRow">
       <w:rPr>
+        <w:rFonts w:eastAsia="黑体"/>
         <w:b/>
         <w:bCs/>
       </w:rPr>
@@ -10891,12 +11420,14 @@
     </w:tblStylePr>
     <w:tblStylePr w:type="firstCol">
       <w:rPr>
+        <w:rFonts w:eastAsia="黑体"/>
         <w:b/>
         <w:bCs/>
       </w:rPr>
     </w:tblStylePr>
     <w:tblStylePr w:type="lastCol">
       <w:rPr>
+        <w:rFonts w:eastAsia="黑体"/>
         <w:b/>
         <w:bCs/>
       </w:rPr>
@@ -10946,12 +11477,14 @@
     </w:tcPr>
     <w:tblStylePr w:type="firstRow">
       <w:rPr>
+        <w:rFonts w:eastAsia="黑体"/>
         <w:b/>
         <w:bCs/>
       </w:rPr>
     </w:tblStylePr>
     <w:tblStylePr w:type="lastRow">
       <w:rPr>
+        <w:rFonts w:eastAsia="黑体"/>
         <w:b/>
         <w:bCs/>
       </w:rPr>
@@ -10964,12 +11497,14 @@
     </w:tblStylePr>
     <w:tblStylePr w:type="firstCol">
       <w:rPr>
+        <w:rFonts w:eastAsia="黑体"/>
         <w:b/>
         <w:bCs/>
       </w:rPr>
     </w:tblStylePr>
     <w:tblStylePr w:type="lastCol">
       <w:rPr>
+        <w:rFonts w:eastAsia="黑体"/>
         <w:b/>
         <w:bCs/>
       </w:rPr>
@@ -11019,12 +11554,14 @@
     </w:tcPr>
     <w:tblStylePr w:type="firstRow">
       <w:rPr>
+        <w:rFonts w:eastAsia="黑体"/>
         <w:b/>
         <w:bCs/>
       </w:rPr>
     </w:tblStylePr>
     <w:tblStylePr w:type="lastRow">
       <w:rPr>
+        <w:rFonts w:eastAsia="黑体"/>
         <w:b/>
         <w:bCs/>
       </w:rPr>
@@ -11037,12 +11574,14 @@
     </w:tblStylePr>
     <w:tblStylePr w:type="firstCol">
       <w:rPr>
+        <w:rFonts w:eastAsia="黑体"/>
         <w:b/>
         <w:bCs/>
       </w:rPr>
     </w:tblStylePr>
     <w:tblStylePr w:type="lastCol">
       <w:rPr>
+        <w:rFonts w:eastAsia="黑体"/>
         <w:b/>
         <w:bCs/>
       </w:rPr>
@@ -11092,12 +11631,14 @@
     </w:tcPr>
     <w:tblStylePr w:type="firstRow">
       <w:rPr>
+        <w:rFonts w:eastAsia="黑体"/>
         <w:b/>
         <w:bCs/>
       </w:rPr>
     </w:tblStylePr>
     <w:tblStylePr w:type="lastRow">
       <w:rPr>
+        <w:rFonts w:eastAsia="黑体"/>
         <w:b/>
         <w:bCs/>
       </w:rPr>
@@ -11110,12 +11651,14 @@
     </w:tblStylePr>
     <w:tblStylePr w:type="firstCol">
       <w:rPr>
+        <w:rFonts w:eastAsia="黑体"/>
         <w:b/>
         <w:bCs/>
       </w:rPr>
     </w:tblStylePr>
     <w:tblStylePr w:type="lastCol">
       <w:rPr>
+        <w:rFonts w:eastAsia="黑体"/>
         <w:b/>
         <w:bCs/>
       </w:rPr>
@@ -11142,7 +11685,7 @@
       <w:spacing w:after="0" w:line="240" w:lineRule="auto"/>
     </w:pPr>
     <w:rPr>
-      <w:rFonts w:asciiTheme="majorHAnsi" w:cstheme="majorBidi" w:eastAsiaTheme="majorEastAsia" w:hAnsiTheme="majorHAnsi"/>
+      <w:rFonts w:asciiTheme="majorHAnsi" w:cstheme="majorBidi" w:hAnsiTheme="majorHAnsi" w:eastAsia="黑体"/>
       <w:color w:themeColor="text1" w:val="000000"/>
     </w:rPr>
     <w:tblPr>
@@ -11169,6 +11712,7 @@
     </w:tcPr>
     <w:tblStylePr w:type="firstRow">
       <w:rPr>
+        <w:rFonts w:eastAsia="黑体"/>
         <w:b/>
         <w:bCs/>
         <w:color w:themeColor="text1" w:val="000000"/>
@@ -11180,6 +11724,7 @@
     </w:tblStylePr>
     <w:tblStylePr w:type="lastRow">
       <w:rPr>
+        <w:rFonts w:eastAsia="黑体"/>
         <w:b/>
         <w:bCs/>
         <w:color w:themeColor="text1" w:val="000000"/>
@@ -11199,6 +11744,7 @@
     </w:tblStylePr>
     <w:tblStylePr w:type="firstCol">
       <w:rPr>
+        <w:rFonts w:eastAsia="黑体"/>
         <w:b/>
         <w:bCs/>
         <w:color w:themeColor="text1" w:val="000000"/>
@@ -11218,6 +11764,7 @@
     </w:tblStylePr>
     <w:tblStylePr w:type="lastCol">
       <w:rPr>
+        <w:rFonts w:eastAsia="黑体"/>
         <w:b w:val="0"/>
         <w:bCs w:val="0"/>
         <w:color w:themeColor="text1" w:val="000000"/>
@@ -11267,7 +11814,7 @@
       <w:spacing w:after="0" w:line="240" w:lineRule="auto"/>
     </w:pPr>
     <w:rPr>
-      <w:rFonts w:asciiTheme="majorHAnsi" w:cstheme="majorBidi" w:eastAsiaTheme="majorEastAsia" w:hAnsiTheme="majorHAnsi"/>
+      <w:rFonts w:asciiTheme="majorHAnsi" w:cstheme="majorBidi" w:hAnsiTheme="majorHAnsi" w:eastAsia="黑体"/>
       <w:color w:themeColor="text1" w:val="000000"/>
     </w:rPr>
     <w:tblPr>
@@ -11294,6 +11841,7 @@
     </w:tcPr>
     <w:tblStylePr w:type="firstRow">
       <w:rPr>
+        <w:rFonts w:eastAsia="黑体"/>
         <w:b/>
         <w:bCs/>
         <w:color w:themeColor="text1" w:val="000000"/>
@@ -11305,6 +11853,7 @@
     </w:tblStylePr>
     <w:tblStylePr w:type="lastRow">
       <w:rPr>
+        <w:rFonts w:eastAsia="黑体"/>
         <w:b/>
         <w:bCs/>
         <w:color w:themeColor="text1" w:val="000000"/>
@@ -11324,6 +11873,7 @@
     </w:tblStylePr>
     <w:tblStylePr w:type="firstCol">
       <w:rPr>
+        <w:rFonts w:eastAsia="黑体"/>
         <w:b/>
         <w:bCs/>
         <w:color w:themeColor="text1" w:val="000000"/>
@@ -11343,6 +11893,7 @@
     </w:tblStylePr>
     <w:tblStylePr w:type="lastCol">
       <w:rPr>
+        <w:rFonts w:eastAsia="黑体"/>
         <w:b w:val="0"/>
         <w:bCs w:val="0"/>
         <w:color w:themeColor="text1" w:val="000000"/>
@@ -11392,7 +11943,7 @@
       <w:spacing w:after="0" w:line="240" w:lineRule="auto"/>
     </w:pPr>
     <w:rPr>
-      <w:rFonts w:asciiTheme="majorHAnsi" w:cstheme="majorBidi" w:eastAsiaTheme="majorEastAsia" w:hAnsiTheme="majorHAnsi"/>
+      <w:rFonts w:asciiTheme="majorHAnsi" w:cstheme="majorBidi" w:hAnsiTheme="majorHAnsi" w:eastAsia="黑体"/>
       <w:color w:themeColor="text1" w:val="000000"/>
     </w:rPr>
     <w:tblPr>
@@ -11419,6 +11970,7 @@
     </w:tcPr>
     <w:tblStylePr w:type="firstRow">
       <w:rPr>
+        <w:rFonts w:eastAsia="黑体"/>
         <w:b/>
         <w:bCs/>
         <w:color w:themeColor="text1" w:val="000000"/>
@@ -11430,6 +11982,7 @@
     </w:tblStylePr>
     <w:tblStylePr w:type="lastRow">
       <w:rPr>
+        <w:rFonts w:eastAsia="黑体"/>
         <w:b/>
         <w:bCs/>
         <w:color w:themeColor="text1" w:val="000000"/>
@@ -11449,6 +12002,7 @@
     </w:tblStylePr>
     <w:tblStylePr w:type="firstCol">
       <w:rPr>
+        <w:rFonts w:eastAsia="黑体"/>
         <w:b/>
         <w:bCs/>
         <w:color w:themeColor="text1" w:val="000000"/>
@@ -11468,6 +12022,7 @@
     </w:tblStylePr>
     <w:tblStylePr w:type="lastCol">
       <w:rPr>
+        <w:rFonts w:eastAsia="黑体"/>
         <w:b w:val="0"/>
         <w:bCs w:val="0"/>
         <w:color w:themeColor="text1" w:val="000000"/>
@@ -11517,7 +12072,7 @@
       <w:spacing w:after="0" w:line="240" w:lineRule="auto"/>
     </w:pPr>
     <w:rPr>
-      <w:rFonts w:asciiTheme="majorHAnsi" w:cstheme="majorBidi" w:eastAsiaTheme="majorEastAsia" w:hAnsiTheme="majorHAnsi"/>
+      <w:rFonts w:asciiTheme="majorHAnsi" w:cstheme="majorBidi" w:hAnsiTheme="majorHAnsi" w:eastAsia="黑体"/>
       <w:color w:themeColor="text1" w:val="000000"/>
     </w:rPr>
     <w:tblPr>
@@ -11544,6 +12099,7 @@
     </w:tcPr>
     <w:tblStylePr w:type="firstRow">
       <w:rPr>
+        <w:rFonts w:eastAsia="黑体"/>
         <w:b/>
         <w:bCs/>
         <w:color w:themeColor="text1" w:val="000000"/>
@@ -11555,6 +12111,7 @@
     </w:tblStylePr>
     <w:tblStylePr w:type="lastRow">
       <w:rPr>
+        <w:rFonts w:eastAsia="黑体"/>
         <w:b/>
         <w:bCs/>
         <w:color w:themeColor="text1" w:val="000000"/>
@@ -11574,6 +12131,7 @@
     </w:tblStylePr>
     <w:tblStylePr w:type="firstCol">
       <w:rPr>
+        <w:rFonts w:eastAsia="黑体"/>
         <w:b/>
         <w:bCs/>
         <w:color w:themeColor="text1" w:val="000000"/>
@@ -11593,6 +12151,7 @@
     </w:tblStylePr>
     <w:tblStylePr w:type="lastCol">
       <w:rPr>
+        <w:rFonts w:eastAsia="黑体"/>
         <w:b w:val="0"/>
         <w:bCs w:val="0"/>
         <w:color w:themeColor="text1" w:val="000000"/>
@@ -11642,7 +12201,7 @@
       <w:spacing w:after="0" w:line="240" w:lineRule="auto"/>
     </w:pPr>
     <w:rPr>
-      <w:rFonts w:asciiTheme="majorHAnsi" w:cstheme="majorBidi" w:eastAsiaTheme="majorEastAsia" w:hAnsiTheme="majorHAnsi"/>
+      <w:rFonts w:asciiTheme="majorHAnsi" w:cstheme="majorBidi" w:hAnsiTheme="majorHAnsi" w:eastAsia="黑体"/>
       <w:color w:themeColor="text1" w:val="000000"/>
     </w:rPr>
     <w:tblPr>
@@ -11669,6 +12228,7 @@
     </w:tcPr>
     <w:tblStylePr w:type="firstRow">
       <w:rPr>
+        <w:rFonts w:eastAsia="黑体"/>
         <w:b/>
         <w:bCs/>
         <w:color w:themeColor="text1" w:val="000000"/>
@@ -11680,6 +12240,7 @@
     </w:tblStylePr>
     <w:tblStylePr w:type="lastRow">
       <w:rPr>
+        <w:rFonts w:eastAsia="黑体"/>
         <w:b/>
         <w:bCs/>
         <w:color w:themeColor="text1" w:val="000000"/>
@@ -11699,6 +12260,7 @@
     </w:tblStylePr>
     <w:tblStylePr w:type="firstCol">
       <w:rPr>
+        <w:rFonts w:eastAsia="黑体"/>
         <w:b/>
         <w:bCs/>
         <w:color w:themeColor="text1" w:val="000000"/>
@@ -11718,6 +12280,7 @@
     </w:tblStylePr>
     <w:tblStylePr w:type="lastCol">
       <w:rPr>
+        <w:rFonts w:eastAsia="黑体"/>
         <w:b w:val="0"/>
         <w:bCs w:val="0"/>
         <w:color w:themeColor="text1" w:val="000000"/>
@@ -11767,7 +12330,7 @@
       <w:spacing w:after="0" w:line="240" w:lineRule="auto"/>
     </w:pPr>
     <w:rPr>
-      <w:rFonts w:asciiTheme="majorHAnsi" w:cstheme="majorBidi" w:eastAsiaTheme="majorEastAsia" w:hAnsiTheme="majorHAnsi"/>
+      <w:rFonts w:asciiTheme="majorHAnsi" w:cstheme="majorBidi" w:hAnsiTheme="majorHAnsi" w:eastAsia="黑体"/>
       <w:color w:themeColor="text1" w:val="000000"/>
     </w:rPr>
     <w:tblPr>
@@ -11794,6 +12357,7 @@
     </w:tcPr>
     <w:tblStylePr w:type="firstRow">
       <w:rPr>
+        <w:rFonts w:eastAsia="黑体"/>
         <w:b/>
         <w:bCs/>
         <w:color w:themeColor="text1" w:val="000000"/>
@@ -11805,6 +12369,7 @@
     </w:tblStylePr>
     <w:tblStylePr w:type="lastRow">
       <w:rPr>
+        <w:rFonts w:eastAsia="黑体"/>
         <w:b/>
         <w:bCs/>
         <w:color w:themeColor="text1" w:val="000000"/>
@@ -11824,6 +12389,7 @@
     </w:tblStylePr>
     <w:tblStylePr w:type="firstCol">
       <w:rPr>
+        <w:rFonts w:eastAsia="黑体"/>
         <w:b/>
         <w:bCs/>
         <w:color w:themeColor="text1" w:val="000000"/>
@@ -11843,6 +12409,7 @@
     </w:tblStylePr>
     <w:tblStylePr w:type="lastCol">
       <w:rPr>
+        <w:rFonts w:eastAsia="黑体"/>
         <w:b w:val="0"/>
         <w:bCs w:val="0"/>
         <w:color w:themeColor="text1" w:val="000000"/>
@@ -11892,7 +12459,7 @@
       <w:spacing w:after="0" w:line="240" w:lineRule="auto"/>
     </w:pPr>
     <w:rPr>
-      <w:rFonts w:asciiTheme="majorHAnsi" w:cstheme="majorBidi" w:eastAsiaTheme="majorEastAsia" w:hAnsiTheme="majorHAnsi"/>
+      <w:rFonts w:asciiTheme="majorHAnsi" w:cstheme="majorBidi" w:hAnsiTheme="majorHAnsi" w:eastAsia="黑体"/>
       <w:color w:themeColor="text1" w:val="000000"/>
     </w:rPr>
     <w:tblPr>
@@ -11919,6 +12486,7 @@
     </w:tcPr>
     <w:tblStylePr w:type="firstRow">
       <w:rPr>
+        <w:rFonts w:eastAsia="黑体"/>
         <w:b/>
         <w:bCs/>
         <w:color w:themeColor="text1" w:val="000000"/>
@@ -11930,6 +12498,7 @@
     </w:tblStylePr>
     <w:tblStylePr w:type="lastRow">
       <w:rPr>
+        <w:rFonts w:eastAsia="黑体"/>
         <w:b/>
         <w:bCs/>
         <w:color w:themeColor="text1" w:val="000000"/>
@@ -11949,6 +12518,7 @@
     </w:tblStylePr>
     <w:tblStylePr w:type="firstCol">
       <w:rPr>
+        <w:rFonts w:eastAsia="黑体"/>
         <w:b/>
         <w:bCs/>
         <w:color w:themeColor="text1" w:val="000000"/>
@@ -11968,6 +12538,7 @@
     </w:tblStylePr>
     <w:tblStylePr w:type="lastCol">
       <w:rPr>
+        <w:rFonts w:eastAsia="黑体"/>
         <w:b w:val="0"/>
         <w:bCs w:val="0"/>
         <w:color w:themeColor="text1" w:val="000000"/>
@@ -12040,6 +12611,7 @@
     </w:tcPr>
     <w:tblStylePr w:type="firstRow">
       <w:rPr>
+        <w:rFonts w:eastAsia="黑体"/>
         <w:b/>
         <w:bCs/>
         <w:i w:val="0"/>
@@ -12061,6 +12633,7 @@
     </w:tblStylePr>
     <w:tblStylePr w:type="lastRow">
       <w:rPr>
+        <w:rFonts w:eastAsia="黑体"/>
         <w:b/>
         <w:bCs/>
         <w:i w:val="0"/>
@@ -12082,6 +12655,7 @@
     </w:tblStylePr>
     <w:tblStylePr w:type="firstCol">
       <w:rPr>
+        <w:rFonts w:eastAsia="黑体"/>
         <w:b/>
         <w:bCs/>
         <w:i w:val="0"/>
@@ -12101,6 +12675,7 @@
     </w:tblStylePr>
     <w:tblStylePr w:type="lastCol">
       <w:rPr>
+        <w:rFonts w:eastAsia="黑体"/>
         <w:b/>
         <w:bCs/>
         <w:i w:val="0"/>
@@ -12181,6 +12756,7 @@
     </w:tcPr>
     <w:tblStylePr w:type="firstRow">
       <w:rPr>
+        <w:rFonts w:eastAsia="黑体"/>
         <w:b/>
         <w:bCs/>
         <w:i w:val="0"/>
@@ -12202,6 +12778,7 @@
     </w:tblStylePr>
     <w:tblStylePr w:type="lastRow">
       <w:rPr>
+        <w:rFonts w:eastAsia="黑体"/>
         <w:b/>
         <w:bCs/>
         <w:i w:val="0"/>
@@ -12223,6 +12800,7 @@
     </w:tblStylePr>
     <w:tblStylePr w:type="firstCol">
       <w:rPr>
+        <w:rFonts w:eastAsia="黑体"/>
         <w:b/>
         <w:bCs/>
         <w:i w:val="0"/>
@@ -12242,6 +12820,7 @@
     </w:tblStylePr>
     <w:tblStylePr w:type="lastCol">
       <w:rPr>
+        <w:rFonts w:eastAsia="黑体"/>
         <w:b/>
         <w:bCs/>
         <w:i w:val="0"/>
@@ -12322,6 +12901,7 @@
     </w:tcPr>
     <w:tblStylePr w:type="firstRow">
       <w:rPr>
+        <w:rFonts w:eastAsia="黑体"/>
         <w:b/>
         <w:bCs/>
         <w:i w:val="0"/>
@@ -12343,6 +12923,7 @@
     </w:tblStylePr>
     <w:tblStylePr w:type="lastRow">
       <w:rPr>
+        <w:rFonts w:eastAsia="黑体"/>
         <w:b/>
         <w:bCs/>
         <w:i w:val="0"/>
@@ -12364,6 +12945,7 @@
     </w:tblStylePr>
     <w:tblStylePr w:type="firstCol">
       <w:rPr>
+        <w:rFonts w:eastAsia="黑体"/>
         <w:b/>
         <w:bCs/>
         <w:i w:val="0"/>
@@ -12383,6 +12965,7 @@
     </w:tblStylePr>
     <w:tblStylePr w:type="lastCol">
       <w:rPr>
+        <w:rFonts w:eastAsia="黑体"/>
         <w:b/>
         <w:bCs/>
         <w:i w:val="0"/>
@@ -12463,6 +13046,7 @@
     </w:tcPr>
     <w:tblStylePr w:type="firstRow">
       <w:rPr>
+        <w:rFonts w:eastAsia="黑体"/>
         <w:b/>
         <w:bCs/>
         <w:i w:val="0"/>
@@ -12484,6 +13068,7 @@
     </w:tblStylePr>
     <w:tblStylePr w:type="lastRow">
       <w:rPr>
+        <w:rFonts w:eastAsia="黑体"/>
         <w:b/>
         <w:bCs/>
         <w:i w:val="0"/>
@@ -12505,6 +13090,7 @@
     </w:tblStylePr>
     <w:tblStylePr w:type="firstCol">
       <w:rPr>
+        <w:rFonts w:eastAsia="黑体"/>
         <w:b/>
         <w:bCs/>
         <w:i w:val="0"/>
@@ -12524,6 +13110,7 @@
     </w:tblStylePr>
     <w:tblStylePr w:type="lastCol">
       <w:rPr>
+        <w:rFonts w:eastAsia="黑体"/>
         <w:b/>
         <w:bCs/>
         <w:i w:val="0"/>
@@ -12604,6 +13191,7 @@
     </w:tcPr>
     <w:tblStylePr w:type="firstRow">
       <w:rPr>
+        <w:rFonts w:eastAsia="黑体"/>
         <w:b/>
         <w:bCs/>
         <w:i w:val="0"/>
@@ -12625,6 +13213,7 @@
     </w:tblStylePr>
     <w:tblStylePr w:type="lastRow">
       <w:rPr>
+        <w:rFonts w:eastAsia="黑体"/>
         <w:b/>
         <w:bCs/>
         <w:i w:val="0"/>
@@ -12646,6 +13235,7 @@
     </w:tblStylePr>
     <w:tblStylePr w:type="firstCol">
       <w:rPr>
+        <w:rFonts w:eastAsia="黑体"/>
         <w:b/>
         <w:bCs/>
         <w:i w:val="0"/>
@@ -12665,6 +13255,7 @@
     </w:tblStylePr>
     <w:tblStylePr w:type="lastCol">
       <w:rPr>
+        <w:rFonts w:eastAsia="黑体"/>
         <w:b/>
         <w:bCs/>
         <w:i w:val="0"/>
@@ -12745,6 +13336,7 @@
     </w:tcPr>
     <w:tblStylePr w:type="firstRow">
       <w:rPr>
+        <w:rFonts w:eastAsia="黑体"/>
         <w:b/>
         <w:bCs/>
         <w:i w:val="0"/>
@@ -12766,6 +13358,7 @@
     </w:tblStylePr>
     <w:tblStylePr w:type="lastRow">
       <w:rPr>
+        <w:rFonts w:eastAsia="黑体"/>
         <w:b/>
         <w:bCs/>
         <w:i w:val="0"/>
@@ -12787,6 +13380,7 @@
     </w:tblStylePr>
     <w:tblStylePr w:type="firstCol">
       <w:rPr>
+        <w:rFonts w:eastAsia="黑体"/>
         <w:b/>
         <w:bCs/>
         <w:i w:val="0"/>
@@ -12806,6 +13400,7 @@
     </w:tblStylePr>
     <w:tblStylePr w:type="lastCol">
       <w:rPr>
+        <w:rFonts w:eastAsia="黑体"/>
         <w:b/>
         <w:bCs/>
         <w:i w:val="0"/>
@@ -12886,6 +13481,7 @@
     </w:tcPr>
     <w:tblStylePr w:type="firstRow">
       <w:rPr>
+        <w:rFonts w:eastAsia="黑体"/>
         <w:b/>
         <w:bCs/>
         <w:i w:val="0"/>
@@ -12907,6 +13503,7 @@
     </w:tblStylePr>
     <w:tblStylePr w:type="lastRow">
       <w:rPr>
+        <w:rFonts w:eastAsia="黑体"/>
         <w:b/>
         <w:bCs/>
         <w:i w:val="0"/>
@@ -12928,6 +13525,7 @@
     </w:tblStylePr>
     <w:tblStylePr w:type="firstCol">
       <w:rPr>
+        <w:rFonts w:eastAsia="黑体"/>
         <w:b/>
         <w:bCs/>
         <w:i w:val="0"/>
@@ -12947,6 +13545,7 @@
     </w:tblStylePr>
     <w:tblStylePr w:type="lastCol">
       <w:rPr>
+        <w:rFonts w:eastAsia="黑体"/>
         <w:b/>
         <w:bCs/>
         <w:i w:val="0"/>
@@ -13004,6 +13603,7 @@
       <w:spacing w:after="0" w:line="240" w:lineRule="auto"/>
     </w:pPr>
     <w:rPr>
+      <w:rFonts w:eastAsia="黑体"/>
       <w:color w:themeColor="background1" w:val="FFFFFF"/>
     </w:rPr>
     <w:tblPr>
@@ -13022,6 +13622,7 @@
     </w:tcPr>
     <w:tblStylePr w:type="firstRow">
       <w:rPr>
+        <w:rFonts w:eastAsia="黑体"/>
         <w:b/>
         <w:bCs/>
       </w:rPr>
@@ -13118,6 +13719,7 @@
       <w:spacing w:after="0" w:line="240" w:lineRule="auto"/>
     </w:pPr>
     <w:rPr>
+      <w:rFonts w:eastAsia="黑体"/>
       <w:color w:themeColor="background1" w:val="FFFFFF"/>
     </w:rPr>
     <w:tblPr>
@@ -13136,6 +13738,7 @@
     </w:tcPr>
     <w:tblStylePr w:type="firstRow">
       <w:rPr>
+        <w:rFonts w:eastAsia="黑体"/>
         <w:b/>
         <w:bCs/>
       </w:rPr>
@@ -13232,6 +13835,7 @@
       <w:spacing w:after="0" w:line="240" w:lineRule="auto"/>
     </w:pPr>
     <w:rPr>
+      <w:rFonts w:eastAsia="黑体"/>
       <w:color w:themeColor="background1" w:val="FFFFFF"/>
     </w:rPr>
     <w:tblPr>
@@ -13250,6 +13854,7 @@
     </w:tcPr>
     <w:tblStylePr w:type="firstRow">
       <w:rPr>
+        <w:rFonts w:eastAsia="黑体"/>
         <w:b/>
         <w:bCs/>
       </w:rPr>
@@ -13346,6 +13951,7 @@
       <w:spacing w:after="0" w:line="240" w:lineRule="auto"/>
     </w:pPr>
     <w:rPr>
+      <w:rFonts w:eastAsia="黑体"/>
       <w:color w:themeColor="background1" w:val="FFFFFF"/>
     </w:rPr>
     <w:tblPr>
@@ -13364,6 +13970,7 @@
     </w:tcPr>
     <w:tblStylePr w:type="firstRow">
       <w:rPr>
+        <w:rFonts w:eastAsia="黑体"/>
         <w:b/>
         <w:bCs/>
       </w:rPr>
@@ -13460,6 +14067,7 @@
       <w:spacing w:after="0" w:line="240" w:lineRule="auto"/>
     </w:pPr>
     <w:rPr>
+      <w:rFonts w:eastAsia="黑体"/>
       <w:color w:themeColor="background1" w:val="FFFFFF"/>
     </w:rPr>
     <w:tblPr>
@@ -13478,6 +14086,7 @@
     </w:tcPr>
     <w:tblStylePr w:type="firstRow">
       <w:rPr>
+        <w:rFonts w:eastAsia="黑体"/>
         <w:b/>
         <w:bCs/>
       </w:rPr>
@@ -13574,6 +14183,7 @@
       <w:spacing w:after="0" w:line="240" w:lineRule="auto"/>
     </w:pPr>
     <w:rPr>
+      <w:rFonts w:eastAsia="黑体"/>
       <w:color w:themeColor="background1" w:val="FFFFFF"/>
     </w:rPr>
     <w:tblPr>
@@ -13592,6 +14202,7 @@
     </w:tcPr>
     <w:tblStylePr w:type="firstRow">
       <w:rPr>
+        <w:rFonts w:eastAsia="黑体"/>
         <w:b/>
         <w:bCs/>
       </w:rPr>
@@ -13688,6 +14299,7 @@
       <w:spacing w:after="0" w:line="240" w:lineRule="auto"/>
     </w:pPr>
     <w:rPr>
+      <w:rFonts w:eastAsia="黑体"/>
       <w:color w:themeColor="background1" w:val="FFFFFF"/>
     </w:rPr>
     <w:tblPr>
@@ -13706,6 +14318,7 @@
     </w:tcPr>
     <w:tblStylePr w:type="firstRow">
       <w:rPr>
+        <w:rFonts w:eastAsia="黑体"/>
         <w:b/>
         <w:bCs/>
       </w:rPr>
@@ -13802,6 +14415,7 @@
       <w:spacing w:after="0" w:line="240" w:lineRule="auto"/>
     </w:pPr>
     <w:rPr>
+      <w:rFonts w:eastAsia="黑体"/>
       <w:color w:themeColor="text1" w:val="000000"/>
     </w:rPr>
     <w:tblPr>
@@ -13828,6 +14442,7 @@
     </w:tcPr>
     <w:tblStylePr w:type="firstRow">
       <w:rPr>
+        <w:rFonts w:eastAsia="黑体"/>
         <w:b/>
         <w:bCs/>
       </w:rPr>
@@ -13846,6 +14461,7 @@
     </w:tblStylePr>
     <w:tblStylePr w:type="lastRow">
       <w:rPr>
+        <w:rFonts w:eastAsia="黑体"/>
         <w:b/>
         <w:bCs/>
         <w:color w:themeColor="background1" w:val="FFFFFF"/>
@@ -13860,6 +14476,7 @@
     </w:tblStylePr>
     <w:tblStylePr w:type="firstCol">
       <w:rPr>
+        <w:rFonts w:eastAsia="黑体"/>
         <w:color w:themeColor="background1" w:val="FFFFFF"/>
       </w:rPr>
       <w:tblPr/>
@@ -13877,6 +14494,7 @@
     </w:tblStylePr>
     <w:tblStylePr w:type="lastCol">
       <w:rPr>
+        <w:rFonts w:eastAsia="黑体"/>
         <w:color w:themeColor="background1" w:val="FFFFFF"/>
       </w:rPr>
       <w:tblPr/>
@@ -13906,11 +14524,13 @@
     </w:tblStylePr>
     <w:tblStylePr w:type="neCell">
       <w:rPr>
+        <w:rFonts w:eastAsia="黑体"/>
         <w:color w:themeColor="text1" w:val="000000"/>
       </w:rPr>
     </w:tblStylePr>
     <w:tblStylePr w:type="nwCell">
       <w:rPr>
+        <w:rFonts w:eastAsia="黑体"/>
         <w:color w:themeColor="text1" w:val="000000"/>
       </w:rPr>
     </w:tblStylePr>
@@ -13924,6 +14544,7 @@
       <w:spacing w:after="0" w:line="240" w:lineRule="auto"/>
     </w:pPr>
     <w:rPr>
+      <w:rFonts w:eastAsia="黑体"/>
       <w:color w:themeColor="text1" w:val="000000"/>
     </w:rPr>
     <w:tblPr>
@@ -13950,6 +14571,7 @@
     </w:tcPr>
     <w:tblStylePr w:type="firstRow">
       <w:rPr>
+        <w:rFonts w:eastAsia="黑体"/>
         <w:b/>
         <w:bCs/>
       </w:rPr>
@@ -13968,6 +14590,7 @@
     </w:tblStylePr>
     <w:tblStylePr w:type="lastRow">
       <w:rPr>
+        <w:rFonts w:eastAsia="黑体"/>
         <w:b/>
         <w:bCs/>
         <w:color w:themeColor="background1" w:val="FFFFFF"/>
@@ -13982,6 +14605,7 @@
     </w:tblStylePr>
     <w:tblStylePr w:type="firstCol">
       <w:rPr>
+        <w:rFonts w:eastAsia="黑体"/>
         <w:color w:themeColor="background1" w:val="FFFFFF"/>
       </w:rPr>
       <w:tblPr/>
@@ -13999,6 +14623,7 @@
     </w:tblStylePr>
     <w:tblStylePr w:type="lastCol">
       <w:rPr>
+        <w:rFonts w:eastAsia="黑体"/>
         <w:color w:themeColor="background1" w:val="FFFFFF"/>
       </w:rPr>
       <w:tblPr/>
@@ -14028,11 +14653,13 @@
     </w:tblStylePr>
     <w:tblStylePr w:type="neCell">
       <w:rPr>
+        <w:rFonts w:eastAsia="黑体"/>
         <w:color w:themeColor="text1" w:val="000000"/>
       </w:rPr>
     </w:tblStylePr>
     <w:tblStylePr w:type="nwCell">
       <w:rPr>
+        <w:rFonts w:eastAsia="黑体"/>
         <w:color w:themeColor="text1" w:val="000000"/>
       </w:rPr>
     </w:tblStylePr>
@@ -14046,6 +14673,7 @@
       <w:spacing w:after="0" w:line="240" w:lineRule="auto"/>
     </w:pPr>
     <w:rPr>
+      <w:rFonts w:eastAsia="黑体"/>
       <w:color w:themeColor="text1" w:val="000000"/>
     </w:rPr>
     <w:tblPr>
@@ -14072,6 +14700,7 @@
     </w:tcPr>
     <w:tblStylePr w:type="firstRow">
       <w:rPr>
+        <w:rFonts w:eastAsia="黑体"/>
         <w:b/>
         <w:bCs/>
       </w:rPr>
@@ -14090,6 +14719,7 @@
     </w:tblStylePr>
     <w:tblStylePr w:type="lastRow">
       <w:rPr>
+        <w:rFonts w:eastAsia="黑体"/>
         <w:b/>
         <w:bCs/>
         <w:color w:themeColor="background1" w:val="FFFFFF"/>
@@ -14104,6 +14734,7 @@
     </w:tblStylePr>
     <w:tblStylePr w:type="firstCol">
       <w:rPr>
+        <w:rFonts w:eastAsia="黑体"/>
         <w:color w:themeColor="background1" w:val="FFFFFF"/>
       </w:rPr>
       <w:tblPr/>
@@ -14121,6 +14752,7 @@
     </w:tblStylePr>
     <w:tblStylePr w:type="lastCol">
       <w:rPr>
+        <w:rFonts w:eastAsia="黑体"/>
         <w:color w:themeColor="background1" w:val="FFFFFF"/>
       </w:rPr>
       <w:tblPr/>
@@ -14150,11 +14782,13 @@
     </w:tblStylePr>
     <w:tblStylePr w:type="neCell">
       <w:rPr>
+        <w:rFonts w:eastAsia="黑体"/>
         <w:color w:themeColor="text1" w:val="000000"/>
       </w:rPr>
     </w:tblStylePr>
     <w:tblStylePr w:type="nwCell">
       <w:rPr>
+        <w:rFonts w:eastAsia="黑体"/>
         <w:color w:themeColor="text1" w:val="000000"/>
       </w:rPr>
     </w:tblStylePr>
@@ -14168,6 +14802,7 @@
       <w:spacing w:after="0" w:line="240" w:lineRule="auto"/>
     </w:pPr>
     <w:rPr>
+      <w:rFonts w:eastAsia="黑体"/>
       <w:color w:themeColor="text1" w:val="000000"/>
     </w:rPr>
     <w:tblPr>
@@ -14194,6 +14829,7 @@
     </w:tcPr>
     <w:tblStylePr w:type="firstRow">
       <w:rPr>
+        <w:rFonts w:eastAsia="黑体"/>
         <w:b/>
         <w:bCs/>
       </w:rPr>
@@ -14212,6 +14848,7 @@
     </w:tblStylePr>
     <w:tblStylePr w:type="lastRow">
       <w:rPr>
+        <w:rFonts w:eastAsia="黑体"/>
         <w:b/>
         <w:bCs/>
         <w:color w:themeColor="background1" w:val="FFFFFF"/>
@@ -14226,6 +14863,7 @@
     </w:tblStylePr>
     <w:tblStylePr w:type="firstCol">
       <w:rPr>
+        <w:rFonts w:eastAsia="黑体"/>
         <w:color w:themeColor="background1" w:val="FFFFFF"/>
       </w:rPr>
       <w:tblPr/>
@@ -14243,6 +14881,7 @@
     </w:tblStylePr>
     <w:tblStylePr w:type="lastCol">
       <w:rPr>
+        <w:rFonts w:eastAsia="黑体"/>
         <w:color w:themeColor="background1" w:val="FFFFFF"/>
       </w:rPr>
       <w:tblPr/>
@@ -14280,6 +14919,7 @@
       <w:spacing w:after="0" w:line="240" w:lineRule="auto"/>
     </w:pPr>
     <w:rPr>
+      <w:rFonts w:eastAsia="黑体"/>
       <w:color w:themeColor="text1" w:val="000000"/>
     </w:rPr>
     <w:tblPr>
@@ -14306,6 +14946,7 @@
     </w:tcPr>
     <w:tblStylePr w:type="firstRow">
       <w:rPr>
+        <w:rFonts w:eastAsia="黑体"/>
         <w:b/>
         <w:bCs/>
       </w:rPr>
@@ -14324,6 +14965,7 @@
     </w:tblStylePr>
     <w:tblStylePr w:type="lastRow">
       <w:rPr>
+        <w:rFonts w:eastAsia="黑体"/>
         <w:b/>
         <w:bCs/>
         <w:color w:themeColor="background1" w:val="FFFFFF"/>
@@ -14338,6 +14980,7 @@
     </w:tblStylePr>
     <w:tblStylePr w:type="firstCol">
       <w:rPr>
+        <w:rFonts w:eastAsia="黑体"/>
         <w:color w:themeColor="background1" w:val="FFFFFF"/>
       </w:rPr>
       <w:tblPr/>
@@ -14355,6 +14998,7 @@
     </w:tblStylePr>
     <w:tblStylePr w:type="lastCol">
       <w:rPr>
+        <w:rFonts w:eastAsia="黑体"/>
         <w:color w:themeColor="background1" w:val="FFFFFF"/>
       </w:rPr>
       <w:tblPr/>
@@ -14384,11 +15028,13 @@
     </w:tblStylePr>
     <w:tblStylePr w:type="neCell">
       <w:rPr>
+        <w:rFonts w:eastAsia="黑体"/>
         <w:color w:themeColor="text1" w:val="000000"/>
       </w:rPr>
     </w:tblStylePr>
     <w:tblStylePr w:type="nwCell">
       <w:rPr>
+        <w:rFonts w:eastAsia="黑体"/>
         <w:color w:themeColor="text1" w:val="000000"/>
       </w:rPr>
     </w:tblStylePr>
@@ -14402,6 +15048,7 @@
       <w:spacing w:after="0" w:line="240" w:lineRule="auto"/>
     </w:pPr>
     <w:rPr>
+      <w:rFonts w:eastAsia="黑体"/>
       <w:color w:themeColor="text1" w:val="000000"/>
     </w:rPr>
     <w:tblPr>
@@ -14428,6 +15075,7 @@
     </w:tcPr>
     <w:tblStylePr w:type="firstRow">
       <w:rPr>
+        <w:rFonts w:eastAsia="黑体"/>
         <w:b/>
         <w:bCs/>
       </w:rPr>
@@ -14446,6 +15094,7 @@
     </w:tblStylePr>
     <w:tblStylePr w:type="lastRow">
       <w:rPr>
+        <w:rFonts w:eastAsia="黑体"/>
         <w:b/>
         <w:bCs/>
         <w:color w:themeColor="background1" w:val="FFFFFF"/>
@@ -14460,6 +15109,7 @@
     </w:tblStylePr>
     <w:tblStylePr w:type="firstCol">
       <w:rPr>
+        <w:rFonts w:eastAsia="黑体"/>
         <w:color w:themeColor="background1" w:val="FFFFFF"/>
       </w:rPr>
       <w:tblPr/>
@@ -14477,6 +15127,7 @@
     </w:tblStylePr>
     <w:tblStylePr w:type="lastCol">
       <w:rPr>
+        <w:rFonts w:eastAsia="黑体"/>
         <w:color w:themeColor="background1" w:val="FFFFFF"/>
       </w:rPr>
       <w:tblPr/>
@@ -14506,11 +15157,13 @@
     </w:tblStylePr>
     <w:tblStylePr w:type="neCell">
       <w:rPr>
+        <w:rFonts w:eastAsia="黑体"/>
         <w:color w:themeColor="text1" w:val="000000"/>
       </w:rPr>
     </w:tblStylePr>
     <w:tblStylePr w:type="nwCell">
       <w:rPr>
+        <w:rFonts w:eastAsia="黑体"/>
         <w:color w:themeColor="text1" w:val="000000"/>
       </w:rPr>
     </w:tblStylePr>
@@ -14524,6 +15177,7 @@
       <w:spacing w:after="0" w:line="240" w:lineRule="auto"/>
     </w:pPr>
     <w:rPr>
+      <w:rFonts w:eastAsia="黑体"/>
       <w:color w:themeColor="text1" w:val="000000"/>
     </w:rPr>
     <w:tblPr>
@@ -14550,6 +15204,7 @@
     </w:tcPr>
     <w:tblStylePr w:type="firstRow">
       <w:rPr>
+        <w:rFonts w:eastAsia="黑体"/>
         <w:b/>
         <w:bCs/>
       </w:rPr>
@@ -14568,6 +15223,7 @@
     </w:tblStylePr>
     <w:tblStylePr w:type="lastRow">
       <w:rPr>
+        <w:rFonts w:eastAsia="黑体"/>
         <w:b/>
         <w:bCs/>
         <w:color w:themeColor="background1" w:val="FFFFFF"/>
@@ -14582,6 +15238,7 @@
     </w:tblStylePr>
     <w:tblStylePr w:type="firstCol">
       <w:rPr>
+        <w:rFonts w:eastAsia="黑体"/>
         <w:color w:themeColor="background1" w:val="FFFFFF"/>
       </w:rPr>
       <w:tblPr/>
@@ -14599,6 +15256,7 @@
     </w:tblStylePr>
     <w:tblStylePr w:type="lastCol">
       <w:rPr>
+        <w:rFonts w:eastAsia="黑体"/>
         <w:color w:themeColor="background1" w:val="FFFFFF"/>
       </w:rPr>
       <w:tblPr/>
@@ -14628,11 +15286,13 @@
     </w:tblStylePr>
     <w:tblStylePr w:type="neCell">
       <w:rPr>
+        <w:rFonts w:eastAsia="黑体"/>
         <w:color w:themeColor="text1" w:val="000000"/>
       </w:rPr>
     </w:tblStylePr>
     <w:tblStylePr w:type="nwCell">
       <w:rPr>
+        <w:rFonts w:eastAsia="黑体"/>
         <w:color w:themeColor="text1" w:val="000000"/>
       </w:rPr>
     </w:tblStylePr>
@@ -14646,6 +15306,7 @@
       <w:spacing w:after="0" w:line="240" w:lineRule="auto"/>
     </w:pPr>
     <w:rPr>
+      <w:rFonts w:eastAsia="黑体"/>
       <w:color w:themeColor="text1" w:val="000000"/>
     </w:rPr>
     <w:tblPr>
@@ -14664,6 +15325,7 @@
     </w:tcPr>
     <w:tblStylePr w:type="firstRow">
       <w:rPr>
+        <w:rFonts w:eastAsia="黑体"/>
         <w:b/>
         <w:bCs/>
         <w:color w:themeColor="background1" w:val="FFFFFF"/>
@@ -14678,6 +15340,7 @@
     </w:tblStylePr>
     <w:tblStylePr w:type="lastRow">
       <w:rPr>
+        <w:rFonts w:eastAsia="黑体"/>
         <w:b/>
         <w:bCs/>
         <w:color w:themeColor="accent2" w:themeShade="CC" w:val="9E3A38"/>
@@ -14692,12 +15355,14 @@
     </w:tblStylePr>
     <w:tblStylePr w:type="firstCol">
       <w:rPr>
+        <w:rFonts w:eastAsia="黑体"/>
         <w:b/>
         <w:bCs/>
       </w:rPr>
     </w:tblStylePr>
     <w:tblStylePr w:type="lastCol">
       <w:rPr>
+        <w:rFonts w:eastAsia="黑体"/>
         <w:b/>
         <w:bCs/>
       </w:rPr>
@@ -14732,6 +15397,7 @@
       <w:spacing w:after="0" w:line="240" w:lineRule="auto"/>
     </w:pPr>
     <w:rPr>
+      <w:rFonts w:eastAsia="黑体"/>
       <w:color w:themeColor="text1" w:val="000000"/>
     </w:rPr>
     <w:tblPr>
@@ -14750,6 +15416,7 @@
     </w:tcPr>
     <w:tblStylePr w:type="firstRow">
       <w:rPr>
+        <w:rFonts w:eastAsia="黑体"/>
         <w:b/>
         <w:bCs/>
         <w:color w:themeColor="background1" w:val="FFFFFF"/>
@@ -14764,6 +15431,7 @@
     </w:tblStylePr>
     <w:tblStylePr w:type="lastRow">
       <w:rPr>
+        <w:rFonts w:eastAsia="黑体"/>
         <w:b/>
         <w:bCs/>
         <w:color w:themeColor="accent2" w:themeShade="CC" w:val="9E3A38"/>
@@ -14778,12 +15446,14 @@
     </w:tblStylePr>
     <w:tblStylePr w:type="firstCol">
       <w:rPr>
+        <w:rFonts w:eastAsia="黑体"/>
         <w:b/>
         <w:bCs/>
       </w:rPr>
     </w:tblStylePr>
     <w:tblStylePr w:type="lastCol">
       <w:rPr>
+        <w:rFonts w:eastAsia="黑体"/>
         <w:b/>
         <w:bCs/>
       </w:rPr>
@@ -14818,6 +15488,7 @@
       <w:spacing w:after="0" w:line="240" w:lineRule="auto"/>
     </w:pPr>
     <w:rPr>
+      <w:rFonts w:eastAsia="黑体"/>
       <w:color w:themeColor="text1" w:val="000000"/>
     </w:rPr>
     <w:tblPr>
@@ -14836,6 +15507,7 @@
     </w:tcPr>
     <w:tblStylePr w:type="firstRow">
       <w:rPr>
+        <w:rFonts w:eastAsia="黑体"/>
         <w:b/>
         <w:bCs/>
         <w:color w:themeColor="background1" w:val="FFFFFF"/>
@@ -14850,6 +15522,7 @@
     </w:tblStylePr>
     <w:tblStylePr w:type="lastRow">
       <w:rPr>
+        <w:rFonts w:eastAsia="黑体"/>
         <w:b/>
         <w:bCs/>
         <w:color w:themeColor="accent2" w:themeShade="CC" w:val="9E3A38"/>
@@ -14864,12 +15537,14 @@
     </w:tblStylePr>
     <w:tblStylePr w:type="firstCol">
       <w:rPr>
+        <w:rFonts w:eastAsia="黑体"/>
         <w:b/>
         <w:bCs/>
       </w:rPr>
     </w:tblStylePr>
     <w:tblStylePr w:type="lastCol">
       <w:rPr>
+        <w:rFonts w:eastAsia="黑体"/>
         <w:b/>
         <w:bCs/>
       </w:rPr>
@@ -14904,6 +15579,7 @@
       <w:spacing w:after="0" w:line="240" w:lineRule="auto"/>
     </w:pPr>
     <w:rPr>
+      <w:rFonts w:eastAsia="黑体"/>
       <w:color w:themeColor="text1" w:val="000000"/>
     </w:rPr>
     <w:tblPr>
@@ -14922,6 +15598,7 @@
     </w:tcPr>
     <w:tblStylePr w:type="firstRow">
       <w:rPr>
+        <w:rFonts w:eastAsia="黑体"/>
         <w:b/>
         <w:bCs/>
         <w:color w:themeColor="background1" w:val="FFFFFF"/>
@@ -14936,6 +15613,7 @@
     </w:tblStylePr>
     <w:tblStylePr w:type="lastRow">
       <w:rPr>
+        <w:rFonts w:eastAsia="黑体"/>
         <w:b/>
         <w:bCs/>
         <w:color w:themeColor="accent4" w:themeShade="CC" w:val="664E82"/>
@@ -14950,12 +15628,14 @@
     </w:tblStylePr>
     <w:tblStylePr w:type="firstCol">
       <w:rPr>
+        <w:rFonts w:eastAsia="黑体"/>
         <w:b/>
         <w:bCs/>
       </w:rPr>
     </w:tblStylePr>
     <w:tblStylePr w:type="lastCol">
       <w:rPr>
+        <w:rFonts w:eastAsia="黑体"/>
         <w:b/>
         <w:bCs/>
       </w:rPr>
@@ -14990,6 +15670,7 @@
       <w:spacing w:after="0" w:line="240" w:lineRule="auto"/>
     </w:pPr>
     <w:rPr>
+      <w:rFonts w:eastAsia="黑体"/>
       <w:color w:themeColor="text1" w:val="000000"/>
     </w:rPr>
     <w:tblPr>
@@ -15008,6 +15689,7 @@
     </w:tcPr>
     <w:tblStylePr w:type="firstRow">
       <w:rPr>
+        <w:rFonts w:eastAsia="黑体"/>
         <w:b/>
         <w:bCs/>
         <w:color w:themeColor="background1" w:val="FFFFFF"/>
@@ -15022,6 +15704,7 @@
     </w:tblStylePr>
     <w:tblStylePr w:type="lastRow">
       <w:rPr>
+        <w:rFonts w:eastAsia="黑体"/>
         <w:b/>
         <w:bCs/>
         <w:color w:themeColor="accent3" w:themeShade="CC" w:val="7E9C40"/>
@@ -15036,12 +15719,14 @@
     </w:tblStylePr>
     <w:tblStylePr w:type="firstCol">
       <w:rPr>
+        <w:rFonts w:eastAsia="黑体"/>
         <w:b/>
         <w:bCs/>
       </w:rPr>
     </w:tblStylePr>
     <w:tblStylePr w:type="lastCol">
       <w:rPr>
+        <w:rFonts w:eastAsia="黑体"/>
         <w:b/>
         <w:bCs/>
       </w:rPr>
@@ -15076,6 +15761,7 @@
       <w:spacing w:after="0" w:line="240" w:lineRule="auto"/>
     </w:pPr>
     <w:rPr>
+      <w:rFonts w:eastAsia="黑体"/>
       <w:color w:themeColor="text1" w:val="000000"/>
     </w:rPr>
     <w:tblPr>
@@ -15094,6 +15780,7 @@
     </w:tcPr>
     <w:tblStylePr w:type="firstRow">
       <w:rPr>
+        <w:rFonts w:eastAsia="黑体"/>
         <w:b/>
         <w:bCs/>
         <w:color w:themeColor="background1" w:val="FFFFFF"/>
@@ -15108,6 +15795,7 @@
     </w:tblStylePr>
     <w:tblStylePr w:type="lastRow">
       <w:rPr>
+        <w:rFonts w:eastAsia="黑体"/>
         <w:b/>
         <w:bCs/>
         <w:color w:themeColor="accent6" w:themeShade="CC" w:val="F2730A"/>
@@ -15122,12 +15810,14 @@
     </w:tblStylePr>
     <w:tblStylePr w:type="firstCol">
       <w:rPr>
+        <w:rFonts w:eastAsia="黑体"/>
         <w:b/>
         <w:bCs/>
       </w:rPr>
     </w:tblStylePr>
     <w:tblStylePr w:type="lastCol">
       <w:rPr>
+        <w:rFonts w:eastAsia="黑体"/>
         <w:b/>
         <w:bCs/>
       </w:rPr>
@@ -15162,6 +15852,7 @@
       <w:spacing w:after="0" w:line="240" w:lineRule="auto"/>
     </w:pPr>
     <w:rPr>
+      <w:rFonts w:eastAsia="黑体"/>
       <w:color w:themeColor="text1" w:val="000000"/>
     </w:rPr>
     <w:tblPr>
@@ -15180,6 +15871,7 @@
     </w:tcPr>
     <w:tblStylePr w:type="firstRow">
       <w:rPr>
+        <w:rFonts w:eastAsia="黑体"/>
         <w:b/>
         <w:bCs/>
         <w:color w:themeColor="background1" w:val="FFFFFF"/>
@@ -15194,6 +15886,7 @@
     </w:tblStylePr>
     <w:tblStylePr w:type="lastRow">
       <w:rPr>
+        <w:rFonts w:eastAsia="黑体"/>
         <w:b/>
         <w:bCs/>
         <w:color w:themeColor="accent5" w:themeShade="CC" w:val="348DA5"/>
@@ -15208,12 +15901,14 @@
     </w:tblStylePr>
     <w:tblStylePr w:type="firstCol">
       <w:rPr>
+        <w:rFonts w:eastAsia="黑体"/>
         <w:b/>
         <w:bCs/>
       </w:rPr>
     </w:tblStylePr>
     <w:tblStylePr w:type="lastCol">
       <w:rPr>
+        <w:rFonts w:eastAsia="黑体"/>
         <w:b/>
         <w:bCs/>
       </w:rPr>
@@ -15248,6 +15943,7 @@
       <w:spacing w:after="0" w:line="240" w:lineRule="auto"/>
     </w:pPr>
     <w:rPr>
+      <w:rFonts w:eastAsia="黑体"/>
       <w:color w:themeColor="text1" w:val="000000"/>
     </w:rPr>
     <w:tblPr>
@@ -15269,6 +15965,7 @@
     </w:tcPr>
     <w:tblStylePr w:type="firstRow">
       <w:rPr>
+        <w:rFonts w:eastAsia="黑体"/>
         <w:b/>
         <w:bCs/>
       </w:rPr>
@@ -15279,6 +15976,7 @@
     </w:tblStylePr>
     <w:tblStylePr w:type="lastRow">
       <w:rPr>
+        <w:rFonts w:eastAsia="黑体"/>
         <w:b/>
         <w:bCs/>
         <w:color w:themeColor="text1" w:val="000000"/>
@@ -15290,6 +15988,7 @@
     </w:tblStylePr>
     <w:tblStylePr w:type="firstCol">
       <w:rPr>
+        <w:rFonts w:eastAsia="黑体"/>
         <w:color w:themeColor="background1" w:val="FFFFFF"/>
       </w:rPr>
       <w:tblPr/>
@@ -15299,6 +15998,7 @@
     </w:tblStylePr>
     <w:tblStylePr w:type="lastCol">
       <w:rPr>
+        <w:rFonts w:eastAsia="黑体"/>
         <w:color w:themeColor="background1" w:val="FFFFFF"/>
       </w:rPr>
       <w:tblPr/>
@@ -15328,6 +16028,7 @@
       <w:spacing w:after="0" w:line="240" w:lineRule="auto"/>
     </w:pPr>
     <w:rPr>
+      <w:rFonts w:eastAsia="黑体"/>
       <w:color w:themeColor="text1" w:val="000000"/>
     </w:rPr>
     <w:tblPr>
@@ -15349,6 +16050,7 @@
     </w:tcPr>
     <w:tblStylePr w:type="firstRow">
       <w:rPr>
+        <w:rFonts w:eastAsia="黑体"/>
         <w:b/>
         <w:bCs/>
       </w:rPr>
@@ -15359,6 +16061,7 @@
     </w:tblStylePr>
     <w:tblStylePr w:type="lastRow">
       <w:rPr>
+        <w:rFonts w:eastAsia="黑体"/>
         <w:b/>
         <w:bCs/>
         <w:color w:themeColor="text1" w:val="000000"/>
@@ -15370,6 +16073,7 @@
     </w:tblStylePr>
     <w:tblStylePr w:type="firstCol">
       <w:rPr>
+        <w:rFonts w:eastAsia="黑体"/>
         <w:color w:themeColor="background1" w:val="FFFFFF"/>
       </w:rPr>
       <w:tblPr/>
@@ -15379,6 +16083,7 @@
     </w:tblStylePr>
     <w:tblStylePr w:type="lastCol">
       <w:rPr>
+        <w:rFonts w:eastAsia="黑体"/>
         <w:color w:themeColor="background1" w:val="FFFFFF"/>
       </w:rPr>
       <w:tblPr/>
@@ -15408,6 +16113,7 @@
       <w:spacing w:after="0" w:line="240" w:lineRule="auto"/>
     </w:pPr>
     <w:rPr>
+      <w:rFonts w:eastAsia="黑体"/>
       <w:color w:themeColor="text1" w:val="000000"/>
     </w:rPr>
     <w:tblPr>
@@ -15429,6 +16135,7 @@
     </w:tcPr>
     <w:tblStylePr w:type="firstRow">
       <w:rPr>
+        <w:rFonts w:eastAsia="黑体"/>
         <w:b/>
         <w:bCs/>
       </w:rPr>
@@ -15439,6 +16146,7 @@
     </w:tblStylePr>
     <w:tblStylePr w:type="lastRow">
       <w:rPr>
+        <w:rFonts w:eastAsia="黑体"/>
         <w:b/>
         <w:bCs/>
         <w:color w:themeColor="text1" w:val="000000"/>
@@ -15450,6 +16158,7 @@
     </w:tblStylePr>
     <w:tblStylePr w:type="firstCol">
       <w:rPr>
+        <w:rFonts w:eastAsia="黑体"/>
         <w:color w:themeColor="background1" w:val="FFFFFF"/>
       </w:rPr>
       <w:tblPr/>
@@ -15459,6 +16168,7 @@
     </w:tblStylePr>
     <w:tblStylePr w:type="lastCol">
       <w:rPr>
+        <w:rFonts w:eastAsia="黑体"/>
         <w:color w:themeColor="background1" w:val="FFFFFF"/>
       </w:rPr>
       <w:tblPr/>
@@ -15488,6 +16198,7 @@
       <w:spacing w:after="0" w:line="240" w:lineRule="auto"/>
     </w:pPr>
     <w:rPr>
+      <w:rFonts w:eastAsia="黑体"/>
       <w:color w:themeColor="text1" w:val="000000"/>
     </w:rPr>
     <w:tblPr>
@@ -15509,6 +16220,7 @@
     </w:tcPr>
     <w:tblStylePr w:type="firstRow">
       <w:rPr>
+        <w:rFonts w:eastAsia="黑体"/>
         <w:b/>
         <w:bCs/>
       </w:rPr>
@@ -15519,6 +16231,7 @@
     </w:tblStylePr>
     <w:tblStylePr w:type="lastRow">
       <w:rPr>
+        <w:rFonts w:eastAsia="黑体"/>
         <w:b/>
         <w:bCs/>
         <w:color w:themeColor="text1" w:val="000000"/>
@@ -15530,6 +16243,7 @@
     </w:tblStylePr>
     <w:tblStylePr w:type="firstCol">
       <w:rPr>
+        <w:rFonts w:eastAsia="黑体"/>
         <w:color w:themeColor="background1" w:val="FFFFFF"/>
       </w:rPr>
       <w:tblPr/>
@@ -15539,6 +16253,7 @@
     </w:tblStylePr>
     <w:tblStylePr w:type="lastCol">
       <w:rPr>
+        <w:rFonts w:eastAsia="黑体"/>
         <w:color w:themeColor="background1" w:val="FFFFFF"/>
       </w:rPr>
       <w:tblPr/>
@@ -15568,6 +16283,7 @@
       <w:spacing w:after="0" w:line="240" w:lineRule="auto"/>
     </w:pPr>
     <w:rPr>
+      <w:rFonts w:eastAsia="黑体"/>
       <w:color w:themeColor="text1" w:val="000000"/>
     </w:rPr>
     <w:tblPr>
@@ -15589,6 +16305,7 @@
     </w:tcPr>
     <w:tblStylePr w:type="firstRow">
       <w:rPr>
+        <w:rFonts w:eastAsia="黑体"/>
         <w:b/>
         <w:bCs/>
       </w:rPr>
@@ -15599,6 +16316,7 @@
     </w:tblStylePr>
     <w:tblStylePr w:type="lastRow">
       <w:rPr>
+        <w:rFonts w:eastAsia="黑体"/>
         <w:b/>
         <w:bCs/>
         <w:color w:themeColor="text1" w:val="000000"/>
@@ -15610,6 +16328,7 @@
     </w:tblStylePr>
     <w:tblStylePr w:type="firstCol">
       <w:rPr>
+        <w:rFonts w:eastAsia="黑体"/>
         <w:color w:themeColor="background1" w:val="FFFFFF"/>
       </w:rPr>
       <w:tblPr/>
@@ -15619,6 +16338,7 @@
     </w:tblStylePr>
     <w:tblStylePr w:type="lastCol">
       <w:rPr>
+        <w:rFonts w:eastAsia="黑体"/>
         <w:color w:themeColor="background1" w:val="FFFFFF"/>
       </w:rPr>
       <w:tblPr/>
@@ -15648,6 +16368,7 @@
       <w:spacing w:after="0" w:line="240" w:lineRule="auto"/>
     </w:pPr>
     <w:rPr>
+      <w:rFonts w:eastAsia="黑体"/>
       <w:color w:themeColor="text1" w:val="000000"/>
     </w:rPr>
     <w:tblPr>
@@ -15669,6 +16390,7 @@
     </w:tcPr>
     <w:tblStylePr w:type="firstRow">
       <w:rPr>
+        <w:rFonts w:eastAsia="黑体"/>
         <w:b/>
         <w:bCs/>
       </w:rPr>
@@ -15679,6 +16401,7 @@
     </w:tblStylePr>
     <w:tblStylePr w:type="lastRow">
       <w:rPr>
+        <w:rFonts w:eastAsia="黑体"/>
         <w:b/>
         <w:bCs/>
         <w:color w:themeColor="text1" w:val="000000"/>
@@ -15690,6 +16413,7 @@
     </w:tblStylePr>
     <w:tblStylePr w:type="firstCol">
       <w:rPr>
+        <w:rFonts w:eastAsia="黑体"/>
         <w:color w:themeColor="background1" w:val="FFFFFF"/>
       </w:rPr>
       <w:tblPr/>
@@ -15699,6 +16423,7 @@
     </w:tblStylePr>
     <w:tblStylePr w:type="lastCol">
       <w:rPr>
+        <w:rFonts w:eastAsia="黑体"/>
         <w:color w:themeColor="background1" w:val="FFFFFF"/>
       </w:rPr>
       <w:tblPr/>
@@ -15728,6 +16453,7 @@
       <w:spacing w:after="0" w:line="240" w:lineRule="auto"/>
     </w:pPr>
     <w:rPr>
+      <w:rFonts w:eastAsia="黑体"/>
       <w:color w:themeColor="text1" w:val="000000"/>
     </w:rPr>
     <w:tblPr>
@@ -15749,6 +16475,7 @@
     </w:tcPr>
     <w:tblStylePr w:type="firstRow">
       <w:rPr>
+        <w:rFonts w:eastAsia="黑体"/>
         <w:b/>
         <w:bCs/>
       </w:rPr>
@@ -15759,6 +16486,7 @@
     </w:tblStylePr>
     <w:tblStylePr w:type="lastRow">
       <w:rPr>
+        <w:rFonts w:eastAsia="黑体"/>
         <w:b/>
         <w:bCs/>
         <w:color w:themeColor="text1" w:val="000000"/>
@@ -15770,6 +16498,7 @@
     </w:tblStylePr>
     <w:tblStylePr w:type="firstCol">
       <w:rPr>
+        <w:rFonts w:eastAsia="黑体"/>
         <w:color w:themeColor="background1" w:val="FFFFFF"/>
       </w:rPr>
       <w:tblPr/>
@@ -15779,6 +16508,7 @@
     </w:tblStylePr>
     <w:tblStylePr w:type="lastCol">
       <w:rPr>
+        <w:rFonts w:eastAsia="黑体"/>
         <w:color w:themeColor="background1" w:val="FFFFFF"/>
       </w:rPr>
       <w:tblPr/>
@@ -15811,6 +16541,7 @@
     <w:name w:val="KeywordTok"/>
     <w:basedOn w:val="VerbatimChar"/>
     <w:rPr>
+      <w:rFonts w:eastAsia="黑体"/>
       <w:b/>
       <w:color w:val="007020"/>
     </w:rPr>
@@ -15819,6 +16550,7 @@
     <w:name w:val="DataTypeTok"/>
     <w:basedOn w:val="VerbatimChar"/>
     <w:rPr>
+      <w:rFonts w:eastAsia="黑体"/>
       <w:color w:val="902000"/>
     </w:rPr>
   </w:style>
@@ -15826,6 +16558,7 @@
     <w:name w:val="DecValTok"/>
     <w:basedOn w:val="VerbatimChar"/>
     <w:rPr>
+      <w:rFonts w:eastAsia="黑体"/>
       <w:color w:val="40a070"/>
     </w:rPr>
   </w:style>
@@ -15833,6 +16566,7 @@
     <w:name w:val="BaseNTok"/>
     <w:basedOn w:val="VerbatimChar"/>
     <w:rPr>
+      <w:rFonts w:eastAsia="黑体"/>
       <w:color w:val="40a070"/>
     </w:rPr>
   </w:style>
@@ -15840,6 +16574,7 @@
     <w:name w:val="FloatTok"/>
     <w:basedOn w:val="VerbatimChar"/>
     <w:rPr>
+      <w:rFonts w:eastAsia="黑体"/>
       <w:color w:val="40a070"/>
     </w:rPr>
   </w:style>
@@ -15847,6 +16582,7 @@
     <w:name w:val="ConstantTok"/>
     <w:basedOn w:val="VerbatimChar"/>
     <w:rPr>
+      <w:rFonts w:eastAsia="黑体"/>
       <w:color w:val="880000"/>
     </w:rPr>
   </w:style>
@@ -15854,6 +16590,7 @@
     <w:name w:val="CharTok"/>
     <w:basedOn w:val="VerbatimChar"/>
     <w:rPr>
+      <w:rFonts w:eastAsia="黑体"/>
       <w:color w:val="4070a0"/>
     </w:rPr>
   </w:style>
@@ -15861,6 +16598,7 @@
     <w:name w:val="SpecialCharTok"/>
     <w:basedOn w:val="VerbatimChar"/>
     <w:rPr>
+      <w:rFonts w:eastAsia="黑体"/>
       <w:color w:val="4070a0"/>
     </w:rPr>
   </w:style>
@@ -15868,6 +16606,7 @@
     <w:name w:val="StringTok"/>
     <w:basedOn w:val="VerbatimChar"/>
     <w:rPr>
+      <w:rFonts w:eastAsia="黑体"/>
       <w:color w:val="4070a0"/>
     </w:rPr>
   </w:style>
@@ -15875,6 +16614,7 @@
     <w:name w:val="VerbatimStringTok"/>
     <w:basedOn w:val="VerbatimChar"/>
     <w:rPr>
+      <w:rFonts w:eastAsia="黑体"/>
       <w:color w:val="4070a0"/>
     </w:rPr>
   </w:style>
@@ -15882,6 +16622,7 @@
     <w:name w:val="SpecialStringTok"/>
     <w:basedOn w:val="VerbatimChar"/>
     <w:rPr>
+      <w:rFonts w:eastAsia="黑体"/>
       <w:color w:val="bb6688"/>
     </w:rPr>
   </w:style>
@@ -15889,6 +16630,7 @@
     <w:name w:val="ImportTok"/>
     <w:basedOn w:val="VerbatimChar"/>
     <w:rPr>
+      <w:rFonts w:eastAsia="黑体"/>
       <w:b/>
       <w:color w:val="008000"/>
     </w:rPr>
@@ -15897,6 +16639,7 @@
     <w:name w:val="CommentTok"/>
     <w:basedOn w:val="VerbatimChar"/>
     <w:rPr>
+      <w:rFonts w:eastAsia="黑体"/>
       <w:i/>
       <w:color w:val="60a0b0"/>
     </w:rPr>
@@ -15905,6 +16648,7 @@
     <w:name w:val="DocumentationTok"/>
     <w:basedOn w:val="VerbatimChar"/>
     <w:rPr>
+      <w:rFonts w:eastAsia="黑体"/>
       <w:i/>
       <w:color w:val="ba2121"/>
     </w:rPr>
@@ -15913,6 +16657,7 @@
     <w:name w:val="AnnotationTok"/>
     <w:basedOn w:val="VerbatimChar"/>
     <w:rPr>
+      <w:rFonts w:eastAsia="黑体"/>
       <w:b/>
       <w:i/>
       <w:color w:val="60a0b0"/>
@@ -15922,6 +16667,7 @@
     <w:name w:val="CommentVarTok"/>
     <w:basedOn w:val="VerbatimChar"/>
     <w:rPr>
+      <w:rFonts w:eastAsia="黑体"/>
       <w:b/>
       <w:i/>
       <w:color w:val="60a0b0"/>
@@ -15931,6 +16677,7 @@
     <w:name w:val="OtherTok"/>
     <w:basedOn w:val="VerbatimChar"/>
     <w:rPr>
+      <w:rFonts w:eastAsia="黑体"/>
       <w:color w:val="007020"/>
     </w:rPr>
   </w:style>
@@ -15938,6 +16685,7 @@
     <w:name w:val="FunctionTok"/>
     <w:basedOn w:val="VerbatimChar"/>
     <w:rPr>
+      <w:rFonts w:eastAsia="黑体"/>
       <w:color w:val="06287e"/>
     </w:rPr>
   </w:style>
@@ -15945,6 +16693,7 @@
     <w:name w:val="VariableTok"/>
     <w:basedOn w:val="VerbatimChar"/>
     <w:rPr>
+      <w:rFonts w:eastAsia="黑体"/>
       <w:color w:val="19177c"/>
     </w:rPr>
   </w:style>
@@ -15952,6 +16701,7 @@
     <w:name w:val="ControlFlowTok"/>
     <w:basedOn w:val="VerbatimChar"/>
     <w:rPr>
+      <w:rFonts w:eastAsia="黑体"/>
       <w:b/>
       <w:color w:val="007020"/>
     </w:rPr>
@@ -15960,6 +16710,7 @@
     <w:name w:val="OperatorTok"/>
     <w:basedOn w:val="VerbatimChar"/>
     <w:rPr>
+      <w:rFonts w:eastAsia="黑体"/>
       <w:color w:val="666666"/>
     </w:rPr>
   </w:style>
@@ -15967,18 +16718,22 @@
     <w:name w:val="BuiltInTok"/>
     <w:basedOn w:val="VerbatimChar"/>
     <w:rPr>
+      <w:rFonts w:eastAsia="黑体"/>
       <w:color w:val="008000"/>
     </w:rPr>
   </w:style>
   <w:style w:type="character" w:customStyle="1" w:styleId="ExtensionTok">
     <w:name w:val="ExtensionTok"/>
     <w:basedOn w:val="VerbatimChar"/>
-    <w:rPr/>
+    <w:rPr>
+      <w:rFonts w:eastAsia="黑体"/>
+    </w:rPr>
   </w:style>
   <w:style w:type="character" w:customStyle="1" w:styleId="PreprocessorTok">
     <w:name w:val="PreprocessorTok"/>
     <w:basedOn w:val="VerbatimChar"/>
     <w:rPr>
+      <w:rFonts w:eastAsia="黑体"/>
       <w:color w:val="bc7a00"/>
     </w:rPr>
   </w:style>
@@ -15986,18 +16741,22 @@
     <w:name w:val="AttributeTok"/>
     <w:basedOn w:val="VerbatimChar"/>
     <w:rPr>
+      <w:rFonts w:eastAsia="黑体"/>
       <w:color w:val="7d9029"/>
     </w:rPr>
   </w:style>
   <w:style w:type="character" w:customStyle="1" w:styleId="RegionMarkerTok">
     <w:name w:val="RegionMarkerTok"/>
     <w:basedOn w:val="VerbatimChar"/>
-    <w:rPr/>
+    <w:rPr>
+      <w:rFonts w:eastAsia="黑体"/>
+    </w:rPr>
   </w:style>
   <w:style w:type="character" w:customStyle="1" w:styleId="InformationTok">
     <w:name w:val="InformationTok"/>
     <w:basedOn w:val="VerbatimChar"/>
     <w:rPr>
+      <w:rFonts w:eastAsia="黑体"/>
       <w:b/>
       <w:i/>
       <w:color w:val="60a0b0"/>
@@ -16007,6 +16766,7 @@
     <w:name w:val="WarningTok"/>
     <w:basedOn w:val="VerbatimChar"/>
     <w:rPr>
+      <w:rFonts w:eastAsia="黑体"/>
       <w:b/>
       <w:i/>
       <w:color w:val="60a0b0"/>
@@ -16016,6 +16776,7 @@
     <w:name w:val="AlertTok"/>
     <w:basedOn w:val="VerbatimChar"/>
     <w:rPr>
+      <w:rFonts w:eastAsia="黑体"/>
       <w:b/>
       <w:color w:val="ff0000"/>
     </w:rPr>
@@ -16024,6 +16785,7 @@
     <w:name w:val="ErrorTok"/>
     <w:basedOn w:val="VerbatimChar"/>
     <w:rPr>
+      <w:rFonts w:eastAsia="黑体"/>
       <w:b/>
       <w:color w:val="ff0000"/>
     </w:rPr>
@@ -16031,7 +16793,9 @@
   <w:style w:type="character" w:customStyle="1" w:styleId="NormalTok">
     <w:name w:val="NormalTok"/>
     <w:basedOn w:val="VerbatimChar"/>
-    <w:rPr/>
+    <w:rPr>
+      <w:rFonts w:eastAsia="黑体"/>
+    </w:rPr>
   </w:style>
 </w:styles>
 </file>
@@ -16080,12 +16844,12 @@
     <a:fontScheme name="Office">
       <a:majorFont>
         <a:latin typeface="Calibri"/>
-        <a:ea typeface=""/>
+        <a:ea typeface="黑体"/>
         <a:cs typeface=""/>
         <a:font script="Jpan" typeface="ＭＳ ゴシック"/>
         <a:font script="Hang" typeface="맑은 고딕"/>
-        <a:font script="Hans" typeface="宋体"/>
-        <a:font script="Hant" typeface="新細明體"/>
+        <a:font script="Hans" typeface="黑体"/>
+        <a:font script="Hant" typeface="黑体"/>
         <a:font script="Arab" typeface="Times New Roman"/>
         <a:font script="Hebr" typeface="Times New Roman"/>
         <a:font script="Thai" typeface="Angsana New"/>
@@ -16115,12 +16879,12 @@
       </a:majorFont>
       <a:minorFont>
         <a:latin typeface="Cambria"/>
-        <a:ea typeface=""/>
+        <a:ea typeface="黑体"/>
         <a:cs typeface=""/>
         <a:font script="Jpan" typeface="ＭＳ 明朝"/>
         <a:font script="Hang" typeface="맑은 고딕"/>
-        <a:font script="Hans" typeface="宋体"/>
-        <a:font script="Hant" typeface="新細明體"/>
+        <a:font script="Hans" typeface="黑体"/>
+        <a:font script="Hant" typeface="黑体"/>
         <a:font script="Arab" typeface="Arial"/>
         <a:font script="Hebr" typeface="Arial"/>
         <a:font script="Thai" typeface="Cordia New"/>

--- a/01-电源电路/01-线性稳压电路/可调输出稳压电路/可调输出稳压电路.docx
+++ b/01-电源电路/01-线性稳压电路/可调输出稳压电路/可调输出稳压电路.docx
@@ -3773,7 +3773,7 @@
           <w:color w:val="555555"/>
           <w:sz w:val="21"/>
         </w:rPr>
-        <w:t>材料收集者：杜文杰，WX手机：19519196569，QQ:3478827729</w:t>
+        <w:t>材料收集者：杜文杰，微信/手机：19519196569，QQ:3478827729</w:t>
       </w:r>
     </w:p>
     <w:sectPr>
